--- a/documentacao/Documentação - Copia.docx
+++ b/documentacao/Documentação - Copia.docx
@@ -2971,6 +2971,164 @@
     <w:p>
       <w:pPr>
         <w:spacing w:after="0" w:line="360" w:lineRule="auto"/>
+        <w:outlineLvl w:val="0"/>
+        <w:rPr>
+          <w:rFonts w:ascii="Times New Roman" w:hAnsi="Times New Roman" w:cs="Times New Roman"/>
+          <w:sz w:val="24"/>
+          <w:szCs w:val="24"/>
+        </w:rPr>
+      </w:pPr>
+      <w:r>
+        <w:rPr>
+          <w:rFonts w:ascii="Times New Roman" w:hAnsi="Times New Roman" w:cs="Times New Roman"/>
+          <w:sz w:val="24"/>
+          <w:szCs w:val="24"/>
+        </w:rPr>
+        <w:t xml:space="preserve">O </w:t>
+      </w:r>
+      <w:r>
+        <w:rPr>
+          <w:rFonts w:ascii="Times New Roman" w:hAnsi="Times New Roman" w:cs="Times New Roman"/>
+          <w:sz w:val="24"/>
+          <w:szCs w:val="24"/>
+        </w:rPr>
+        <w:t xml:space="preserve">site promove </w:t>
+      </w:r>
+      <w:r>
+        <w:rPr>
+          <w:rFonts w:ascii="Times New Roman" w:hAnsi="Times New Roman" w:cs="Times New Roman"/>
+          <w:sz w:val="24"/>
+          <w:szCs w:val="24"/>
+        </w:rPr>
+        <w:t xml:space="preserve">praticidade </w:t>
+      </w:r>
+      <w:r>
+        <w:rPr>
+          <w:rFonts w:ascii="Times New Roman" w:hAnsi="Times New Roman" w:cs="Times New Roman"/>
+          <w:sz w:val="24"/>
+          <w:szCs w:val="24"/>
+        </w:rPr>
+        <w:t xml:space="preserve">e </w:t>
+      </w:r>
+      <w:r>
+        <w:rPr>
+          <w:rFonts w:ascii="Times New Roman" w:hAnsi="Times New Roman" w:cs="Times New Roman"/>
+          <w:sz w:val="24"/>
+          <w:szCs w:val="24"/>
+        </w:rPr>
+        <w:t>autonomia nas compras e atendimentos online, através da criação de website que visa alcançar um bom atendimento que auxilia a vida de quem se preocupa com o bem-estar do seu pet. Oferecendo informações claras sobre local, formas de entrega, atendimento ao cliente, contatos</w:t>
+      </w:r>
+      <w:r>
+        <w:rPr>
+          <w:rFonts w:ascii="Times New Roman" w:hAnsi="Times New Roman" w:cs="Times New Roman"/>
+          <w:sz w:val="24"/>
+          <w:szCs w:val="24"/>
+        </w:rPr>
+        <w:t xml:space="preserve"> e garantia.</w:t>
+      </w:r>
+    </w:p>
+    <w:p>
+      <w:pPr>
+        <w:spacing w:after="0" w:line="360" w:lineRule="auto"/>
+        <w:outlineLvl w:val="0"/>
+        <w:rPr>
+          <w:rFonts w:ascii="Times New Roman" w:hAnsi="Times New Roman" w:cs="Times New Roman"/>
+          <w:sz w:val="24"/>
+          <w:szCs w:val="24"/>
+        </w:rPr>
+      </w:pPr>
+      <w:r>
+        <w:rPr>
+          <w:rFonts w:ascii="Times New Roman" w:hAnsi="Times New Roman" w:cs="Times New Roman"/>
+          <w:sz w:val="24"/>
+          <w:szCs w:val="24"/>
+        </w:rPr>
+        <w:t>Para o desenvolvimento</w:t>
+      </w:r>
+      <w:r>
+        <w:rPr>
+          <w:rFonts w:ascii="Times New Roman" w:hAnsi="Times New Roman" w:cs="Times New Roman"/>
+          <w:sz w:val="24"/>
+          <w:szCs w:val="24"/>
+        </w:rPr>
+        <w:t xml:space="preserve"> e organização</w:t>
+      </w:r>
+      <w:r>
+        <w:rPr>
+          <w:rFonts w:ascii="Times New Roman" w:hAnsi="Times New Roman" w:cs="Times New Roman"/>
+          <w:sz w:val="24"/>
+          <w:szCs w:val="24"/>
+        </w:rPr>
+        <w:t xml:space="preserve"> </w:t>
+      </w:r>
+      <w:r>
+        <w:rPr>
+          <w:rFonts w:ascii="Times New Roman" w:hAnsi="Times New Roman" w:cs="Times New Roman"/>
+          <w:sz w:val="24"/>
+          <w:szCs w:val="24"/>
+        </w:rPr>
+        <w:t>do projeto foi utilizado a metodologia ágil (SCRUM), permitindo a flexibilidade e a adaptação contínua ao longo do processo. A construção do site foi realizada através da utilização das linguagens HTML</w:t>
+      </w:r>
+      <w:r>
+        <w:rPr>
+          <w:rFonts w:ascii="Times New Roman" w:hAnsi="Times New Roman" w:cs="Times New Roman"/>
+          <w:sz w:val="24"/>
+          <w:szCs w:val="24"/>
+        </w:rPr>
+        <w:t xml:space="preserve"> e CSS</w:t>
+      </w:r>
+      <w:r>
+        <w:rPr>
+          <w:rFonts w:ascii="Times New Roman" w:hAnsi="Times New Roman" w:cs="Times New Roman"/>
+          <w:sz w:val="24"/>
+          <w:szCs w:val="24"/>
+        </w:rPr>
+        <w:t>, para dar estrutura ao conteúdo</w:t>
+      </w:r>
+      <w:r>
+        <w:rPr>
+          <w:rFonts w:ascii="Times New Roman" w:hAnsi="Times New Roman" w:cs="Times New Roman"/>
+          <w:sz w:val="24"/>
+          <w:szCs w:val="24"/>
+        </w:rPr>
+        <w:t xml:space="preserve">, </w:t>
+      </w:r>
+      <w:r>
+        <w:rPr>
+          <w:rFonts w:ascii="Times New Roman" w:hAnsi="Times New Roman" w:cs="Times New Roman"/>
+          <w:sz w:val="24"/>
+          <w:szCs w:val="24"/>
+        </w:rPr>
+        <w:t xml:space="preserve">organizar </w:t>
+      </w:r>
+      <w:r>
+        <w:rPr>
+          <w:rFonts w:ascii="Times New Roman" w:hAnsi="Times New Roman" w:cs="Times New Roman"/>
+          <w:sz w:val="24"/>
+          <w:szCs w:val="24"/>
+        </w:rPr>
+        <w:t>as páginas</w:t>
+      </w:r>
+      <w:r>
+        <w:rPr>
+          <w:rFonts w:ascii="Times New Roman" w:hAnsi="Times New Roman" w:cs="Times New Roman"/>
+          <w:sz w:val="24"/>
+          <w:szCs w:val="24"/>
+        </w:rPr>
+        <w:t xml:space="preserve"> e estilizar</w:t>
+      </w:r>
+      <w:r>
+        <w:rPr>
+          <w:rFonts w:ascii="Times New Roman" w:hAnsi="Times New Roman" w:cs="Times New Roman"/>
+          <w:sz w:val="24"/>
+          <w:szCs w:val="24"/>
+        </w:rPr>
+        <w:t xml:space="preserve">. Para o backend, foi escolhido a utilização do VsCode, JavaScript utilizando a linguagem C# e o banco de dados para armazenamento dos dados fornecidos.  </w:t>
+      </w:r>
+    </w:p>
+    <w:p>
+      <w:pPr>
+        <w:spacing w:after="0" w:line="360" w:lineRule="auto"/>
         <w:ind w:left="709" w:hanging="709"/>
         <w:outlineLvl w:val="1"/>
         <w:rPr>
@@ -2998,20 +3156,28 @@
         <w:jc w:val="both"/>
         <w:rPr>
           <w:rFonts w:ascii="Times New Roman" w:hAnsi="Times New Roman" w:cs="Times New Roman"/>
-          <w:b/>
-          <w:sz w:val="24"/>
-          <w:szCs w:val="24"/>
-        </w:rPr>
-      </w:pPr>
-      <w:r>
-        <w:rPr>
-          <w:rFonts w:ascii="Times New Roman" w:hAnsi="Times New Roman" w:cs="Times New Roman"/>
-          <w:b/>
-          <w:sz w:val="24"/>
-          <w:szCs w:val="24"/>
-        </w:rPr>
-        <w:t>Apenas 01 objetivo.</w:t>
-      </w:r>
+          <w:sz w:val="24"/>
+          <w:szCs w:val="24"/>
+        </w:rPr>
+      </w:pPr>
+      <w:r>
+        <w:rPr>
+          <w:rFonts w:ascii="Times New Roman" w:hAnsi="Times New Roman" w:cs="Times New Roman"/>
+          <w:sz w:val="24"/>
+          <w:szCs w:val="24"/>
+        </w:rPr>
+        <w:t xml:space="preserve">O objetivo principal do site </w:t>
+      </w:r>
+      <w:r>
+        <w:rPr>
+          <w:rFonts w:ascii="Times New Roman" w:hAnsi="Times New Roman" w:cs="Times New Roman"/>
+          <w:sz w:val="24"/>
+          <w:szCs w:val="24"/>
+        </w:rPr>
+        <w:t xml:space="preserve">é alcançar pessoas que buscam qualidade, confiança e cuidado ao seu animal, oferecer bons atendimentos e produtos, garantindo a saúde dos pets. O objetivo é englobar todos esses princípios em um site de fácil acessibilidade e disponibilidade aos seus clientes. </w:t>
+      </w:r>
+      <w:bookmarkStart w:id="3" w:name="_GoBack"/>
+      <w:bookmarkEnd w:id="3"/>
     </w:p>
     <w:p>
       <w:pPr>
@@ -3025,7 +3191,7 @@
           <w:szCs w:val="24"/>
         </w:rPr>
       </w:pPr>
-      <w:bookmarkStart w:id="3" w:name="_Toc205989571"/>
+      <w:bookmarkStart w:id="4" w:name="_Toc205989571"/>
       <w:r>
         <w:rPr>
           <w:rFonts w:ascii="Times New Roman" w:hAnsi="Times New Roman" w:cs="Times New Roman"/>
@@ -3035,7 +3201,7 @@
         </w:rPr>
         <w:t>2.2 Objetivos específicos</w:t>
       </w:r>
-      <w:bookmarkEnd w:id="3"/>
+      <w:bookmarkEnd w:id="4"/>
     </w:p>
     <w:p>
       <w:pPr>
@@ -3406,7 +3572,7 @@
           <w:szCs w:val="24"/>
         </w:rPr>
       </w:pPr>
-      <w:bookmarkStart w:id="4" w:name="_Toc205989572"/>
+      <w:bookmarkStart w:id="5" w:name="_Toc205989572"/>
       <w:r>
         <w:rPr>
           <w:rFonts w:ascii="Times New Roman" w:hAnsi="Times New Roman" w:cs="Times New Roman"/>
@@ -3416,7 +3582,7 @@
         </w:rPr>
         <w:t>3 METODOLOGIA OU PROCEDIMENTOS METODOLÓGICOS</w:t>
       </w:r>
-      <w:bookmarkEnd w:id="4"/>
+      <w:bookmarkEnd w:id="5"/>
     </w:p>
     <w:p>
       <w:pPr>
@@ -3472,7 +3638,7 @@
           <w:szCs w:val="24"/>
         </w:rPr>
       </w:pPr>
-      <w:bookmarkStart w:id="5" w:name="_Toc205989573"/>
+      <w:bookmarkStart w:id="6" w:name="_Toc205989573"/>
       <w:r>
         <w:rPr>
           <w:rFonts w:ascii="Times New Roman" w:hAnsi="Times New Roman" w:cs="Times New Roman"/>
@@ -3482,8 +3648,6 @@
         </w:rPr>
         <w:t>4 MÉTODOS</w:t>
       </w:r>
-      <w:bookmarkStart w:id="6" w:name="_GoBack"/>
-      <w:bookmarkEnd w:id="5"/>
       <w:bookmarkEnd w:id="6"/>
     </w:p>
     <w:p>
@@ -3618,7 +3782,16 @@
           <w:sz w:val="24"/>
           <w:szCs w:val="24"/>
         </w:rPr>
-        <w:t>, possibilitando acessos rápidos e suporte. A linguagem permitiu a</w:t>
+        <w:t xml:space="preserve">, possibilitando acessos rápidos e </w:t>
+      </w:r>
+      <w:r>
+        <w:rPr>
+          <w:rFonts w:ascii="Times New Roman" w:hAnsi="Times New Roman" w:cs="Times New Roman"/>
+          <w:sz w:val="24"/>
+          <w:szCs w:val="24"/>
+        </w:rPr>
+        <w:lastRenderedPageBreak/>
+        <w:t>suporte. A linguagem permitiu a</w:t>
       </w:r>
       <w:r>
         <w:rPr>
@@ -3844,7 +4017,6 @@
           <w:sz w:val="24"/>
           <w:szCs w:val="24"/>
         </w:rPr>
-        <w:lastRenderedPageBreak/>
         <w:t xml:space="preserve">4.4 </w:t>
       </w:r>
       <w:r>
@@ -5118,6 +5290,7 @@
           <w:rFonts w:ascii="Times New Roman" w:hAnsi="Times New Roman" w:cs="Times New Roman"/>
           <w:b/>
         </w:rPr>
+        <w:lastRenderedPageBreak/>
         <w:t>trabalho (introdução e desenvolvimento). A conclusão deve relacionar, em primeiro</w:t>
       </w:r>
     </w:p>
@@ -6795,7 +6968,7 @@
 </file>
 
 <file path=customXml/itemProps1.xml><?xml version="1.0" encoding="utf-8"?>
-<ds:datastoreItem xmlns:ds="http://schemas.openxmlformats.org/officeDocument/2006/customXml" ds:itemID="{DFDDF0F1-1B52-4C38-97C4-B7CB6729B15F}">
+<ds:datastoreItem xmlns:ds="http://schemas.openxmlformats.org/officeDocument/2006/customXml" ds:itemID="{EBA4A2F8-32F1-4338-A449-38227844FCB1}">
   <ds:schemaRefs>
     <ds:schemaRef ds:uri="http://schemas.openxmlformats.org/officeDocument/2006/bibliography"/>
   </ds:schemaRefs>

--- a/documentacao/Documentação - Copia.docx
+++ b/documentacao/Documentação - Copia.docx
@@ -1944,7 +1944,25 @@
                 <w:b/>
                 <w:noProof/>
               </w:rPr>
-              <w:t>4 MÉTODOS</w:t>
+              <w:t>4 M</w:t>
+            </w:r>
+            <w:r>
+              <w:rPr>
+                <w:rStyle w:val="Hyperlink"/>
+                <w:rFonts w:ascii="Times New Roman" w:hAnsi="Times New Roman" w:cs="Times New Roman"/>
+                <w:b/>
+                <w:noProof/>
+              </w:rPr>
+              <w:t>É</w:t>
+            </w:r>
+            <w:r>
+              <w:rPr>
+                <w:rStyle w:val="Hyperlink"/>
+                <w:rFonts w:ascii="Times New Roman" w:hAnsi="Times New Roman" w:cs="Times New Roman"/>
+                <w:b/>
+                <w:noProof/>
+              </w:rPr>
+              <w:t>TODOS</w:t>
             </w:r>
             <w:r>
               <w:rPr>
@@ -2474,6 +2492,7 @@
           <w:szCs w:val="24"/>
         </w:rPr>
       </w:pPr>
+      <w:bookmarkStart w:id="0" w:name="_Toc205989568"/>
     </w:p>
     <w:p>
       <w:pPr>
@@ -2486,7 +2505,6 @@
           <w:szCs w:val="24"/>
         </w:rPr>
       </w:pPr>
-      <w:bookmarkStart w:id="0" w:name="_Toc205989568"/>
       <w:r>
         <w:rPr>
           <w:rFonts w:ascii="Times New Roman" w:hAnsi="Times New Roman" w:cs="Times New Roman"/>
@@ -2894,30 +2912,6 @@
     <w:p>
       <w:pPr>
         <w:spacing w:after="0" w:line="360" w:lineRule="auto"/>
-        <w:jc w:val="both"/>
-        <w:rPr>
-          <w:rFonts w:ascii="Times New Roman" w:hAnsi="Times New Roman" w:cs="Times New Roman"/>
-          <w:b/>
-          <w:sz w:val="24"/>
-          <w:szCs w:val="24"/>
-        </w:rPr>
-      </w:pPr>
-    </w:p>
-    <w:p>
-      <w:pPr>
-        <w:spacing w:after="0" w:line="360" w:lineRule="auto"/>
-        <w:jc w:val="both"/>
-        <w:rPr>
-          <w:rFonts w:ascii="Times New Roman" w:hAnsi="Times New Roman" w:cs="Times New Roman"/>
-          <w:b/>
-          <w:sz w:val="24"/>
-          <w:szCs w:val="24"/>
-        </w:rPr>
-      </w:pPr>
-    </w:p>
-    <w:p>
-      <w:pPr>
-        <w:spacing w:after="0" w:line="360" w:lineRule="auto"/>
         <w:outlineLvl w:val="0"/>
         <w:rPr>
           <w:rFonts w:ascii="Times New Roman" w:hAnsi="Times New Roman" w:cs="Times New Roman"/>
@@ -2926,6 +2920,7 @@
           <w:szCs w:val="24"/>
         </w:rPr>
       </w:pPr>
+      <w:bookmarkStart w:id="1" w:name="_Toc205989569"/>
     </w:p>
     <w:p>
       <w:pPr>
@@ -2938,14 +2933,14 @@
           <w:szCs w:val="24"/>
         </w:rPr>
       </w:pPr>
-      <w:bookmarkStart w:id="1" w:name="_Toc205989569"/>
-      <w:r>
-        <w:rPr>
-          <w:rFonts w:ascii="Times New Roman" w:hAnsi="Times New Roman" w:cs="Times New Roman"/>
-          <w:b/>
-          <w:sz w:val="24"/>
-          <w:szCs w:val="24"/>
-        </w:rPr>
+      <w:r>
+        <w:rPr>
+          <w:rFonts w:ascii="Times New Roman" w:hAnsi="Times New Roman" w:cs="Times New Roman"/>
+          <w:b/>
+          <w:sz w:val="24"/>
+          <w:szCs w:val="24"/>
+        </w:rPr>
+        <w:lastRenderedPageBreak/>
         <w:t xml:space="preserve">2 </w:t>
       </w:r>
       <w:r>
@@ -2971,7 +2966,8 @@
     <w:p>
       <w:pPr>
         <w:spacing w:after="0" w:line="360" w:lineRule="auto"/>
-        <w:outlineLvl w:val="0"/>
+        <w:ind w:firstLine="709"/>
+        <w:jc w:val="both"/>
         <w:rPr>
           <w:rFonts w:ascii="Times New Roman" w:hAnsi="Times New Roman" w:cs="Times New Roman"/>
           <w:sz w:val="24"/>
@@ -3030,7 +3026,8 @@
     <w:p>
       <w:pPr>
         <w:spacing w:after="0" w:line="360" w:lineRule="auto"/>
-        <w:outlineLvl w:val="0"/>
+        <w:ind w:firstLine="709"/>
+        <w:jc w:val="both"/>
         <w:rPr>
           <w:rFonts w:ascii="Times New Roman" w:hAnsi="Times New Roman" w:cs="Times New Roman"/>
           <w:sz w:val="24"/>
@@ -3129,7 +3126,6 @@
     <w:p>
       <w:pPr>
         <w:spacing w:after="0" w:line="360" w:lineRule="auto"/>
-        <w:ind w:left="709" w:hanging="709"/>
         <w:outlineLvl w:val="1"/>
         <w:rPr>
           <w:rFonts w:ascii="Times New Roman" w:hAnsi="Times New Roman" w:cs="Times New Roman"/>
@@ -3153,6 +3149,7 @@
     <w:p>
       <w:pPr>
         <w:spacing w:after="0" w:line="360" w:lineRule="auto"/>
+        <w:ind w:firstLine="709"/>
         <w:jc w:val="both"/>
         <w:rPr>
           <w:rFonts w:ascii="Times New Roman" w:hAnsi="Times New Roman" w:cs="Times New Roman"/>
@@ -3176,210 +3173,60 @@
         </w:rPr>
         <w:t xml:space="preserve">é alcançar pessoas que buscam qualidade, confiança e cuidado ao seu animal, oferecer bons atendimentos e produtos, garantindo a saúde dos pets. O objetivo é englobar todos esses princípios em um site de fácil acessibilidade e disponibilidade aos seus clientes. </w:t>
       </w:r>
-      <w:bookmarkStart w:id="3" w:name="_GoBack"/>
+    </w:p>
+    <w:p>
+      <w:pPr>
+        <w:spacing w:after="0" w:line="360" w:lineRule="auto"/>
+        <w:outlineLvl w:val="1"/>
+        <w:rPr>
+          <w:rFonts w:ascii="Times New Roman" w:hAnsi="Times New Roman" w:cs="Times New Roman"/>
+          <w:b/>
+          <w:sz w:val="24"/>
+          <w:szCs w:val="24"/>
+        </w:rPr>
+      </w:pPr>
+      <w:bookmarkStart w:id="3" w:name="_Toc205989571"/>
+      <w:r>
+        <w:rPr>
+          <w:rFonts w:ascii="Times New Roman" w:hAnsi="Times New Roman" w:cs="Times New Roman"/>
+          <w:b/>
+          <w:sz w:val="24"/>
+          <w:szCs w:val="24"/>
+        </w:rPr>
+        <w:t>2.2 Objetivos específicos</w:t>
+      </w:r>
       <w:bookmarkEnd w:id="3"/>
     </w:p>
     <w:p>
       <w:pPr>
-        <w:spacing w:after="0" w:line="360" w:lineRule="auto"/>
-        <w:ind w:left="709" w:hanging="709"/>
-        <w:outlineLvl w:val="1"/>
-        <w:rPr>
-          <w:rFonts w:ascii="Times New Roman" w:hAnsi="Times New Roman" w:cs="Times New Roman"/>
-          <w:b/>
-          <w:sz w:val="24"/>
-          <w:szCs w:val="24"/>
-        </w:rPr>
-      </w:pPr>
-      <w:bookmarkStart w:id="4" w:name="_Toc205989571"/>
-      <w:r>
-        <w:rPr>
-          <w:rFonts w:ascii="Times New Roman" w:hAnsi="Times New Roman" w:cs="Times New Roman"/>
-          <w:b/>
-          <w:sz w:val="24"/>
-          <w:szCs w:val="24"/>
-        </w:rPr>
-        <w:t>2.2 Objetivos específicos</w:t>
-      </w:r>
-      <w:bookmarkEnd w:id="4"/>
-    </w:p>
-    <w:p>
-      <w:pPr>
-        <w:tabs>
-          <w:tab w:val="left" w:pos="2400"/>
-        </w:tabs>
-        <w:rPr>
-          <w:rFonts w:ascii="Times New Roman" w:hAnsi="Times New Roman" w:cs="Times New Roman"/>
-          <w:b/>
-          <w:sz w:val="24"/>
-          <w:szCs w:val="24"/>
-        </w:rPr>
-      </w:pPr>
-      <w:r>
-        <w:rPr>
-          <w:rFonts w:ascii="Times New Roman" w:hAnsi="Times New Roman" w:cs="Times New Roman"/>
-          <w:b/>
-          <w:sz w:val="24"/>
-          <w:szCs w:val="24"/>
-        </w:rPr>
-        <w:t>Vários objetivos.</w:t>
-      </w:r>
-    </w:p>
-    <w:p>
-      <w:pPr>
-        <w:tabs>
-          <w:tab w:val="left" w:pos="2400"/>
-        </w:tabs>
-        <w:rPr>
-          <w:rFonts w:ascii="Times New Roman" w:hAnsi="Times New Roman" w:cs="Times New Roman"/>
-          <w:b/>
-          <w:sz w:val="24"/>
-          <w:szCs w:val="24"/>
-        </w:rPr>
-      </w:pPr>
-    </w:p>
-    <w:p>
-      <w:pPr>
-        <w:tabs>
-          <w:tab w:val="left" w:pos="2400"/>
-        </w:tabs>
-        <w:rPr>
-          <w:rFonts w:ascii="Times New Roman" w:hAnsi="Times New Roman" w:cs="Times New Roman"/>
-          <w:b/>
-          <w:sz w:val="24"/>
-          <w:szCs w:val="24"/>
-        </w:rPr>
-      </w:pPr>
-    </w:p>
-    <w:p>
-      <w:pPr>
-        <w:tabs>
-          <w:tab w:val="left" w:pos="2400"/>
-        </w:tabs>
-        <w:rPr>
-          <w:rFonts w:ascii="Times New Roman" w:hAnsi="Times New Roman" w:cs="Times New Roman"/>
-          <w:b/>
-          <w:sz w:val="24"/>
-          <w:szCs w:val="24"/>
-        </w:rPr>
-      </w:pPr>
-    </w:p>
-    <w:p>
-      <w:pPr>
-        <w:tabs>
-          <w:tab w:val="left" w:pos="2400"/>
-        </w:tabs>
-        <w:rPr>
-          <w:rFonts w:ascii="Times New Roman" w:hAnsi="Times New Roman" w:cs="Times New Roman"/>
-          <w:b/>
-          <w:sz w:val="24"/>
-          <w:szCs w:val="24"/>
-        </w:rPr>
-      </w:pPr>
-    </w:p>
-    <w:p>
-      <w:pPr>
-        <w:tabs>
-          <w:tab w:val="left" w:pos="2400"/>
-        </w:tabs>
-        <w:rPr>
-          <w:rFonts w:ascii="Times New Roman" w:hAnsi="Times New Roman" w:cs="Times New Roman"/>
-          <w:b/>
-          <w:sz w:val="24"/>
-          <w:szCs w:val="24"/>
-        </w:rPr>
-      </w:pPr>
-    </w:p>
-    <w:p>
-      <w:pPr>
-        <w:tabs>
-          <w:tab w:val="left" w:pos="2400"/>
-        </w:tabs>
-        <w:rPr>
-          <w:rFonts w:ascii="Times New Roman" w:hAnsi="Times New Roman" w:cs="Times New Roman"/>
-          <w:b/>
-          <w:sz w:val="24"/>
-          <w:szCs w:val="24"/>
-        </w:rPr>
-      </w:pPr>
-    </w:p>
-    <w:p>
-      <w:pPr>
-        <w:tabs>
-          <w:tab w:val="left" w:pos="2400"/>
-        </w:tabs>
-        <w:rPr>
-          <w:rFonts w:ascii="Times New Roman" w:hAnsi="Times New Roman" w:cs="Times New Roman"/>
-          <w:b/>
-          <w:sz w:val="24"/>
-          <w:szCs w:val="24"/>
-        </w:rPr>
-      </w:pPr>
-    </w:p>
-    <w:p>
-      <w:pPr>
-        <w:tabs>
-          <w:tab w:val="left" w:pos="2400"/>
-        </w:tabs>
-        <w:rPr>
-          <w:rFonts w:ascii="Times New Roman" w:hAnsi="Times New Roman" w:cs="Times New Roman"/>
-          <w:b/>
-          <w:sz w:val="24"/>
-          <w:szCs w:val="24"/>
-        </w:rPr>
-      </w:pPr>
-    </w:p>
-    <w:p>
-      <w:pPr>
-        <w:tabs>
-          <w:tab w:val="left" w:pos="2400"/>
-        </w:tabs>
-        <w:rPr>
-          <w:rFonts w:ascii="Times New Roman" w:hAnsi="Times New Roman" w:cs="Times New Roman"/>
-          <w:b/>
-          <w:sz w:val="24"/>
-          <w:szCs w:val="24"/>
-        </w:rPr>
-      </w:pPr>
-    </w:p>
-    <w:p>
-      <w:pPr>
-        <w:tabs>
-          <w:tab w:val="left" w:pos="2400"/>
-        </w:tabs>
-        <w:rPr>
-          <w:rFonts w:ascii="Times New Roman" w:hAnsi="Times New Roman" w:cs="Times New Roman"/>
-          <w:b/>
-          <w:sz w:val="24"/>
-          <w:szCs w:val="24"/>
-        </w:rPr>
-      </w:pPr>
-    </w:p>
-    <w:p>
-      <w:pPr>
-        <w:tabs>
-          <w:tab w:val="left" w:pos="2400"/>
-        </w:tabs>
-        <w:rPr>
-          <w:rFonts w:ascii="Times New Roman" w:hAnsi="Times New Roman" w:cs="Times New Roman"/>
-          <w:b/>
-          <w:sz w:val="24"/>
-          <w:szCs w:val="24"/>
-        </w:rPr>
-      </w:pPr>
-    </w:p>
-    <w:p>
-      <w:pPr>
-        <w:tabs>
-          <w:tab w:val="left" w:pos="2400"/>
-        </w:tabs>
-        <w:rPr>
-          <w:rFonts w:ascii="Times New Roman" w:hAnsi="Times New Roman" w:cs="Times New Roman"/>
-          <w:b/>
-          <w:sz w:val="24"/>
-          <w:szCs w:val="24"/>
-        </w:rPr>
-      </w:pPr>
+        <w:tabs>
+          <w:tab w:val="left" w:pos="2400"/>
+        </w:tabs>
+        <w:spacing w:after="0" w:line="360" w:lineRule="auto"/>
+        <w:ind w:firstLine="709"/>
+        <w:jc w:val="both"/>
+        <w:rPr>
+          <w:rFonts w:ascii="Times New Roman" w:hAnsi="Times New Roman" w:cs="Times New Roman"/>
+          <w:sz w:val="24"/>
+          <w:szCs w:val="24"/>
+        </w:rPr>
+      </w:pPr>
+      <w:r>
+        <w:rPr>
+          <w:rFonts w:ascii="Times New Roman" w:hAnsi="Times New Roman" w:cs="Times New Roman"/>
+          <w:sz w:val="24"/>
+          <w:szCs w:val="24"/>
+        </w:rPr>
+        <w:t>D</w:t>
+      </w:r>
+      <w:r>
+        <w:rPr>
+          <w:rFonts w:ascii="Times New Roman" w:hAnsi="Times New Roman" w:cs="Times New Roman"/>
+          <w:sz w:val="24"/>
+          <w:szCs w:val="24"/>
+        </w:rPr>
+        <w:t>esenvolver um site que contém páginas principais que são home, galeria, serviços e contatos, o objetivo é vender produtos e serviços online, de alta confiança e precisão, oferecer suporte aos clientes e otimizar.</w:t>
+      </w:r>
     </w:p>
     <w:p>
       <w:pPr>
@@ -3525,6 +3372,7 @@
           <w:szCs w:val="24"/>
         </w:rPr>
       </w:pPr>
+      <w:bookmarkStart w:id="4" w:name="_Toc205989572"/>
     </w:p>
     <w:p>
       <w:pPr>
@@ -3540,6 +3388,73 @@
           <w:szCs w:val="24"/>
         </w:rPr>
       </w:pPr>
+    </w:p>
+    <w:p>
+      <w:pPr>
+        <w:tabs>
+          <w:tab w:val="left" w:pos="2400"/>
+        </w:tabs>
+        <w:spacing w:after="0" w:line="360" w:lineRule="auto"/>
+        <w:outlineLvl w:val="0"/>
+        <w:rPr>
+          <w:rFonts w:ascii="Times New Roman" w:hAnsi="Times New Roman" w:cs="Times New Roman"/>
+          <w:b/>
+          <w:sz w:val="24"/>
+          <w:szCs w:val="24"/>
+        </w:rPr>
+      </w:pPr>
+      <w:r>
+        <w:rPr>
+          <w:rFonts w:ascii="Times New Roman" w:hAnsi="Times New Roman" w:cs="Times New Roman"/>
+          <w:b/>
+          <w:sz w:val="24"/>
+          <w:szCs w:val="24"/>
+        </w:rPr>
+        <w:lastRenderedPageBreak/>
+        <w:t>3 METODOLOGIA OU PROCEDIMENTOS METODOLÓGICOS</w:t>
+      </w:r>
+      <w:bookmarkEnd w:id="4"/>
+    </w:p>
+    <w:p>
+      <w:pPr>
+        <w:tabs>
+          <w:tab w:val="left" w:pos="2400"/>
+        </w:tabs>
+        <w:spacing w:after="0" w:line="360" w:lineRule="auto"/>
+        <w:ind w:firstLine="709"/>
+        <w:jc w:val="both"/>
+        <w:rPr>
+          <w:rFonts w:ascii="Times New Roman" w:hAnsi="Times New Roman" w:cs="Times New Roman"/>
+          <w:b/>
+          <w:sz w:val="24"/>
+          <w:szCs w:val="24"/>
+          <w:u w:val="single"/>
+        </w:rPr>
+      </w:pPr>
+      <w:r>
+        <w:rPr>
+          <w:rFonts w:ascii="Times New Roman" w:hAnsi="Times New Roman" w:cs="Times New Roman"/>
+          <w:sz w:val="24"/>
+          <w:szCs w:val="24"/>
+        </w:rPr>
+        <w:t xml:space="preserve">Para o desenvolvimento dos métodos do projeto, </w:t>
+      </w:r>
+      <w:r>
+        <w:rPr>
+          <w:rFonts w:ascii="Times New Roman" w:hAnsi="Times New Roman" w:cs="Times New Roman"/>
+          <w:sz w:val="24"/>
+          <w:szCs w:val="24"/>
+        </w:rPr>
+        <w:t>foi realizado</w:t>
+      </w:r>
+      <w:r>
+        <w:rPr>
+          <w:rFonts w:ascii="Times New Roman" w:hAnsi="Times New Roman" w:cs="Times New Roman"/>
+          <w:sz w:val="24"/>
+          <w:szCs w:val="24"/>
+        </w:rPr>
+        <w:t xml:space="preserve"> análises em diferentes bases cientificas e sites autênticos das documentações e tecnologias aplicadas, detalhando as suas principais funcionalidades e usabilidades. Utilizou-se de artigos científicos, pesquisas, para realizar análises e estudos sobre as tecnologias referentes com o projeto.</w:t>
+      </w:r>
     </w:p>
     <w:p>
       <w:pPr>
@@ -3552,8 +3467,1858 @@
         <w:rPr>
           <w:rFonts w:ascii="Times New Roman" w:hAnsi="Times New Roman" w:cs="Times New Roman"/>
           <w:b/>
-          <w:sz w:val="24"/>
-          <w:szCs w:val="24"/>
+        </w:rPr>
+      </w:pPr>
+    </w:p>
+    <w:p>
+      <w:pPr>
+        <w:tabs>
+          <w:tab w:val="left" w:pos="2400"/>
+        </w:tabs>
+        <w:spacing w:after="0" w:line="360" w:lineRule="auto"/>
+        <w:outlineLvl w:val="0"/>
+        <w:rPr>
+          <w:rFonts w:ascii="Times New Roman" w:hAnsi="Times New Roman" w:cs="Times New Roman"/>
+          <w:b/>
+          <w:sz w:val="24"/>
+          <w:szCs w:val="24"/>
+        </w:rPr>
+      </w:pPr>
+      <w:bookmarkStart w:id="5" w:name="_Toc205989573"/>
+      <w:r>
+        <w:rPr>
+          <w:rFonts w:ascii="Times New Roman" w:hAnsi="Times New Roman" w:cs="Times New Roman"/>
+          <w:b/>
+          <w:sz w:val="24"/>
+          <w:szCs w:val="24"/>
+        </w:rPr>
+        <w:t>4 MÉTODOS</w:t>
+      </w:r>
+      <w:bookmarkEnd w:id="5"/>
+    </w:p>
+    <w:p>
+      <w:pPr>
+        <w:tabs>
+          <w:tab w:val="left" w:pos="2400"/>
+        </w:tabs>
+        <w:spacing w:after="0" w:line="360" w:lineRule="auto"/>
+        <w:outlineLvl w:val="1"/>
+        <w:rPr>
+          <w:rFonts w:ascii="Times New Roman" w:hAnsi="Times New Roman" w:cs="Times New Roman"/>
+          <w:b/>
+          <w:sz w:val="24"/>
+          <w:szCs w:val="24"/>
+        </w:rPr>
+      </w:pPr>
+      <w:r>
+        <w:rPr>
+          <w:rFonts w:ascii="Times New Roman" w:hAnsi="Times New Roman" w:cs="Times New Roman"/>
+          <w:b/>
+          <w:sz w:val="24"/>
+          <w:szCs w:val="24"/>
+        </w:rPr>
+        <w:t xml:space="preserve">4.1 HTML </w:t>
+      </w:r>
+    </w:p>
+    <w:p>
+      <w:pPr>
+        <w:tabs>
+          <w:tab w:val="left" w:pos="2400"/>
+        </w:tabs>
+        <w:spacing w:after="0" w:line="360" w:lineRule="auto"/>
+        <w:ind w:firstLine="709"/>
+        <w:jc w:val="both"/>
+        <w:rPr>
+          <w:rFonts w:ascii="Times New Roman" w:hAnsi="Times New Roman" w:cs="Times New Roman"/>
+          <w:sz w:val="24"/>
+          <w:szCs w:val="24"/>
+        </w:rPr>
+      </w:pPr>
+      <w:r>
+        <w:rPr>
+          <w:rFonts w:ascii="Times New Roman" w:hAnsi="Times New Roman" w:cs="Times New Roman"/>
+          <w:sz w:val="24"/>
+          <w:szCs w:val="24"/>
+        </w:rPr>
+        <w:t>O HTML é uma linguagem de marcação padrão utilizada para definir e estruturar conteúdos de páginas web através de etiquetas</w:t>
+      </w:r>
+      <w:r>
+        <w:rPr>
+          <w:rFonts w:ascii="Times New Roman" w:hAnsi="Times New Roman" w:cs="Times New Roman"/>
+          <w:sz w:val="24"/>
+          <w:szCs w:val="24"/>
+        </w:rPr>
+        <w:t xml:space="preserve"> </w:t>
+      </w:r>
+      <w:r>
+        <w:rPr>
+          <w:rFonts w:ascii="Times New Roman" w:hAnsi="Times New Roman" w:cs="Times New Roman"/>
+          <w:sz w:val="24"/>
+          <w:szCs w:val="24"/>
+        </w:rPr>
+        <w:t>(tags) que diferenciam partes do conteúdo como, imagens, listas, parágrafos, títulos, etc. Foi criada em 1991 no CERN (Organização Europeia para Pesquisa Nuclear) pelo cientista da computação britânico Tim Berners-Lee.</w:t>
+      </w:r>
+      <w:r>
+        <w:rPr>
+          <w:rFonts w:ascii="Times New Roman" w:hAnsi="Times New Roman" w:cs="Times New Roman"/>
+          <w:sz w:val="24"/>
+          <w:szCs w:val="24"/>
+        </w:rPr>
+        <w:t xml:space="preserve"> </w:t>
+      </w:r>
+    </w:p>
+    <w:p>
+      <w:pPr>
+        <w:tabs>
+          <w:tab w:val="left" w:pos="2400"/>
+        </w:tabs>
+        <w:spacing w:after="0" w:line="360" w:lineRule="auto"/>
+        <w:ind w:firstLine="709"/>
+        <w:jc w:val="both"/>
+        <w:rPr>
+          <w:rFonts w:ascii="Times New Roman" w:hAnsi="Times New Roman" w:cs="Times New Roman"/>
+          <w:sz w:val="24"/>
+          <w:szCs w:val="24"/>
+        </w:rPr>
+      </w:pPr>
+      <w:r>
+        <w:rPr>
+          <w:rFonts w:ascii="Times New Roman" w:hAnsi="Times New Roman" w:cs="Times New Roman"/>
+          <w:sz w:val="24"/>
+          <w:szCs w:val="24"/>
+        </w:rPr>
+        <w:t xml:space="preserve">Utilizamos a linguagem HTML </w:t>
+      </w:r>
+      <w:r>
+        <w:rPr>
+          <w:rFonts w:ascii="Times New Roman" w:hAnsi="Times New Roman" w:cs="Times New Roman"/>
+          <w:sz w:val="24"/>
+          <w:szCs w:val="24"/>
+        </w:rPr>
+        <w:t>em</w:t>
+      </w:r>
+      <w:r>
+        <w:rPr>
+          <w:rFonts w:ascii="Times New Roman" w:hAnsi="Times New Roman" w:cs="Times New Roman"/>
+          <w:sz w:val="24"/>
+          <w:szCs w:val="24"/>
+        </w:rPr>
+        <w:t xml:space="preserve"> nosso projeto devido a sua fácil usabilidade e compreendimento, </w:t>
+      </w:r>
+      <w:r>
+        <w:rPr>
+          <w:rFonts w:ascii="Times New Roman" w:hAnsi="Times New Roman" w:cs="Times New Roman"/>
+          <w:sz w:val="24"/>
+          <w:szCs w:val="24"/>
+        </w:rPr>
+        <w:t xml:space="preserve">acessibilidade e a </w:t>
+      </w:r>
+      <w:r>
+        <w:rPr>
+          <w:rFonts w:ascii="Times New Roman" w:hAnsi="Times New Roman" w:cs="Times New Roman"/>
+          <w:sz w:val="24"/>
+          <w:szCs w:val="24"/>
+        </w:rPr>
+        <w:t>estruturação do projeto, além de, sua alta compatibilidade com diversos navegadores webs</w:t>
+      </w:r>
+      <w:r>
+        <w:rPr>
+          <w:rFonts w:ascii="Times New Roman" w:hAnsi="Times New Roman" w:cs="Times New Roman"/>
+          <w:sz w:val="24"/>
+          <w:szCs w:val="24"/>
+        </w:rPr>
+        <w:t>, possibilitando acessos rápidos e suporte. A linguagem permitiu a</w:t>
+      </w:r>
+      <w:r>
+        <w:rPr>
+          <w:rFonts w:ascii="Times New Roman" w:hAnsi="Times New Roman" w:cs="Times New Roman"/>
+          <w:sz w:val="24"/>
+          <w:szCs w:val="24"/>
+        </w:rPr>
+        <w:t xml:space="preserve"> organiza</w:t>
+      </w:r>
+      <w:r>
+        <w:rPr>
+          <w:rFonts w:ascii="Times New Roman" w:hAnsi="Times New Roman" w:cs="Times New Roman"/>
+          <w:sz w:val="24"/>
+          <w:szCs w:val="24"/>
+        </w:rPr>
+        <w:t xml:space="preserve">ção de </w:t>
+      </w:r>
+      <w:r>
+        <w:rPr>
+          <w:rFonts w:ascii="Times New Roman" w:hAnsi="Times New Roman" w:cs="Times New Roman"/>
+          <w:sz w:val="24"/>
+          <w:szCs w:val="24"/>
+        </w:rPr>
+        <w:t xml:space="preserve">elementos </w:t>
+      </w:r>
+      <w:r>
+        <w:rPr>
+          <w:rFonts w:ascii="Times New Roman" w:hAnsi="Times New Roman" w:cs="Times New Roman"/>
+          <w:sz w:val="24"/>
+          <w:szCs w:val="24"/>
+        </w:rPr>
+        <w:t>no</w:t>
+      </w:r>
+      <w:r>
+        <w:rPr>
+          <w:rFonts w:ascii="Times New Roman" w:hAnsi="Times New Roman" w:cs="Times New Roman"/>
+          <w:sz w:val="24"/>
+          <w:szCs w:val="24"/>
+        </w:rPr>
+        <w:t xml:space="preserve"> site de maneira coerente, tornando a navegação do usuário agradável e intuitiva</w:t>
+      </w:r>
+      <w:r>
+        <w:rPr>
+          <w:rFonts w:ascii="Times New Roman" w:hAnsi="Times New Roman" w:cs="Times New Roman"/>
+          <w:sz w:val="24"/>
+          <w:szCs w:val="24"/>
+        </w:rPr>
+        <w:t>.</w:t>
+      </w:r>
+    </w:p>
+    <w:p>
+      <w:pPr>
+        <w:tabs>
+          <w:tab w:val="left" w:pos="2400"/>
+        </w:tabs>
+        <w:spacing w:after="0" w:line="360" w:lineRule="auto"/>
+        <w:outlineLvl w:val="1"/>
+        <w:rPr>
+          <w:rFonts w:ascii="Times New Roman" w:hAnsi="Times New Roman" w:cs="Times New Roman"/>
+          <w:b/>
+          <w:sz w:val="24"/>
+          <w:szCs w:val="24"/>
+        </w:rPr>
+      </w:pPr>
+      <w:bookmarkStart w:id="6" w:name="_GoBack"/>
+      <w:bookmarkEnd w:id="6"/>
+      <w:r>
+        <w:rPr>
+          <w:rFonts w:ascii="Times New Roman" w:hAnsi="Times New Roman" w:cs="Times New Roman"/>
+          <w:b/>
+          <w:sz w:val="24"/>
+          <w:szCs w:val="24"/>
+        </w:rPr>
+        <w:t>4.2 CSS</w:t>
+      </w:r>
+    </w:p>
+    <w:p>
+      <w:pPr>
+        <w:tabs>
+          <w:tab w:val="left" w:pos="2400"/>
+        </w:tabs>
+        <w:spacing w:after="0" w:line="360" w:lineRule="auto"/>
+        <w:ind w:firstLine="680"/>
+        <w:jc w:val="both"/>
+        <w:rPr>
+          <w:rFonts w:ascii="Times New Roman" w:hAnsi="Times New Roman" w:cs="Times New Roman"/>
+          <w:sz w:val="24"/>
+          <w:szCs w:val="24"/>
+        </w:rPr>
+      </w:pPr>
+      <w:r>
+        <w:rPr>
+          <w:rFonts w:ascii="Times New Roman" w:hAnsi="Times New Roman" w:cs="Times New Roman"/>
+          <w:sz w:val="24"/>
+          <w:szCs w:val="24"/>
+        </w:rPr>
+        <w:t xml:space="preserve">A linguagem CSS criada em 1995, por Håkon </w:t>
+      </w:r>
+      <w:r>
+        <w:rPr>
+          <w:rFonts w:ascii="Times New Roman" w:hAnsi="Times New Roman" w:cs="Times New Roman"/>
+          <w:sz w:val="24"/>
+          <w:szCs w:val="24"/>
+        </w:rPr>
+        <w:t>Wium Lie e Bert Bos e lançada pelo W3C, o objetivo da criação do CSS foi separar o conteúdo da apresentação</w:t>
+      </w:r>
+      <w:r>
+        <w:rPr>
+          <w:rFonts w:ascii="Times New Roman" w:hAnsi="Times New Roman" w:cs="Times New Roman"/>
+          <w:sz w:val="24"/>
+          <w:szCs w:val="24"/>
+        </w:rPr>
+        <w:t xml:space="preserve"> visual</w:t>
+      </w:r>
+      <w:r>
+        <w:rPr>
+          <w:rFonts w:ascii="Times New Roman" w:hAnsi="Times New Roman" w:cs="Times New Roman"/>
+          <w:sz w:val="24"/>
+          <w:szCs w:val="24"/>
+        </w:rPr>
+        <w:t xml:space="preserve"> de um site</w:t>
+      </w:r>
+      <w:r>
+        <w:rPr>
+          <w:rFonts w:ascii="Times New Roman" w:hAnsi="Times New Roman" w:cs="Times New Roman"/>
+          <w:sz w:val="24"/>
+          <w:szCs w:val="24"/>
+        </w:rPr>
+        <w:t>, o CSS é uma linguagem utilizada no mundo todo por sua utilizada de controlar as opções de</w:t>
+      </w:r>
+      <w:r>
+        <w:rPr>
+          <w:rFonts w:ascii="Times New Roman" w:hAnsi="Times New Roman" w:cs="Times New Roman"/>
+          <w:sz w:val="24"/>
+          <w:szCs w:val="24"/>
+        </w:rPr>
+        <w:t xml:space="preserve"> cores, linhas, margem, alturas, larguras, imagens e posicionamento. Essa linguagem foi desenvolvida para facilitar as programações a partir do momento em que o HTML não sustentava realizar todas essas as funções.</w:t>
+      </w:r>
+    </w:p>
+    <w:p>
+      <w:pPr>
+        <w:tabs>
+          <w:tab w:val="left" w:pos="2400"/>
+        </w:tabs>
+        <w:spacing w:after="0" w:line="360" w:lineRule="auto"/>
+        <w:ind w:firstLine="680"/>
+        <w:jc w:val="both"/>
+        <w:rPr>
+          <w:rFonts w:ascii="Times New Roman" w:eastAsia="Malgun Gothic" w:hAnsi="Times New Roman" w:cs="Malgun Gothic"/>
+          <w:sz w:val="24"/>
+          <w:szCs w:val="24"/>
+        </w:rPr>
+      </w:pPr>
+      <w:r>
+        <w:rPr>
+          <w:rFonts w:ascii="Times New Roman" w:eastAsia="Malgun Gothic" w:hAnsi="Times New Roman" w:cs="Malgun Gothic"/>
+          <w:sz w:val="24"/>
+          <w:szCs w:val="24"/>
+        </w:rPr>
+        <w:t>Utilizamos na programação do nosso site a linguagem CSS para estilizar e tornar o visual das páginas agradável</w:t>
+      </w:r>
+      <w:r>
+        <w:rPr>
+          <w:rFonts w:ascii="Times New Roman" w:eastAsia="Malgun Gothic" w:hAnsi="Times New Roman" w:cs="Malgun Gothic"/>
+          <w:sz w:val="24"/>
+          <w:szCs w:val="24"/>
+        </w:rPr>
+        <w:t>, deixando a experiencia e o trabalho mais confortável para o usuário</w:t>
+      </w:r>
+      <w:r>
+        <w:rPr>
+          <w:rFonts w:ascii="Times New Roman" w:eastAsia="Malgun Gothic" w:hAnsi="Times New Roman" w:cs="Malgun Gothic"/>
+          <w:sz w:val="24"/>
+          <w:szCs w:val="24"/>
+        </w:rPr>
+        <w:t>.</w:t>
+      </w:r>
+    </w:p>
+    <w:p>
+      <w:pPr>
+        <w:tabs>
+          <w:tab w:val="left" w:pos="2400"/>
+        </w:tabs>
+        <w:spacing w:after="0" w:line="360" w:lineRule="auto"/>
+        <w:outlineLvl w:val="1"/>
+        <w:rPr>
+          <w:rFonts w:ascii="Times New Roman" w:hAnsi="Times New Roman" w:cs="Times New Roman"/>
+          <w:b/>
+          <w:sz w:val="24"/>
+          <w:szCs w:val="24"/>
+        </w:rPr>
+      </w:pPr>
+      <w:r>
+        <w:rPr>
+          <w:rFonts w:ascii="Times New Roman" w:hAnsi="Times New Roman" w:cs="Times New Roman"/>
+          <w:b/>
+          <w:sz w:val="24"/>
+          <w:szCs w:val="24"/>
+        </w:rPr>
+        <w:t xml:space="preserve">4.3 </w:t>
+      </w:r>
+      <w:r>
+        <w:rPr>
+          <w:rFonts w:ascii="Times New Roman" w:hAnsi="Times New Roman" w:cs="Times New Roman"/>
+          <w:b/>
+          <w:sz w:val="24"/>
+          <w:szCs w:val="24"/>
+        </w:rPr>
+        <w:t>IDE</w:t>
+      </w:r>
+    </w:p>
+    <w:p>
+      <w:pPr>
+        <w:tabs>
+          <w:tab w:val="left" w:pos="2400"/>
+        </w:tabs>
+        <w:spacing w:after="0" w:line="360" w:lineRule="auto"/>
+        <w:ind w:firstLine="709"/>
+        <w:jc w:val="both"/>
+        <w:rPr>
+          <w:rFonts w:ascii="Times New Roman" w:hAnsi="Times New Roman" w:cs="Times New Roman"/>
+          <w:sz w:val="24"/>
+          <w:szCs w:val="24"/>
+        </w:rPr>
+      </w:pPr>
+      <w:r>
+        <w:rPr>
+          <w:rFonts w:ascii="Times New Roman" w:hAnsi="Times New Roman" w:cs="Times New Roman"/>
+          <w:sz w:val="24"/>
+          <w:szCs w:val="24"/>
+        </w:rPr>
+        <w:t xml:space="preserve">A utilização de um IDE (Ambiente de Desenvolvimento Integrado) foi essencial para reunir todas as ferramentas para a escrita de código em um só lugar, tornando o processo de desenvolvimento mais eficiente, um IDE aumenta a produtividade dos </w:t>
+      </w:r>
+      <w:r>
+        <w:rPr>
+          <w:rFonts w:ascii="Times New Roman" w:hAnsi="Times New Roman" w:cs="Times New Roman"/>
+          <w:sz w:val="24"/>
+          <w:szCs w:val="24"/>
+        </w:rPr>
+        <w:lastRenderedPageBreak/>
+        <w:t xml:space="preserve">desenvolvedores pois disponibiliza automação da edição do código, realce de sintaxe, complementação de código inteligente, suporte para refatoração, automação da criação local, compilação, testes e depuração. Não existe uma data específica da criação desse conceito, mas os primeiros protótipos surgiram por volta de 1980. </w:t>
+      </w:r>
+    </w:p>
+    <w:p>
+      <w:pPr>
+        <w:tabs>
+          <w:tab w:val="left" w:pos="2400"/>
+        </w:tabs>
+        <w:spacing w:after="0" w:line="360" w:lineRule="auto"/>
+        <w:outlineLvl w:val="1"/>
+        <w:rPr>
+          <w:rFonts w:ascii="Times New Roman" w:hAnsi="Times New Roman" w:cs="Times New Roman"/>
+          <w:b/>
+          <w:sz w:val="24"/>
+          <w:szCs w:val="24"/>
+        </w:rPr>
+      </w:pPr>
+      <w:r>
+        <w:rPr>
+          <w:rFonts w:ascii="Times New Roman" w:hAnsi="Times New Roman" w:cs="Times New Roman"/>
+          <w:b/>
+          <w:sz w:val="24"/>
+          <w:szCs w:val="24"/>
+        </w:rPr>
+        <w:t xml:space="preserve">4.4 </w:t>
+      </w:r>
+      <w:r>
+        <w:rPr>
+          <w:rFonts w:ascii="Times New Roman" w:hAnsi="Times New Roman" w:cs="Times New Roman"/>
+          <w:b/>
+          <w:sz w:val="24"/>
+          <w:szCs w:val="24"/>
+        </w:rPr>
+        <w:t>BANCO DE DADOS</w:t>
+      </w:r>
+    </w:p>
+    <w:p>
+      <w:pPr>
+        <w:tabs>
+          <w:tab w:val="left" w:pos="2400"/>
+        </w:tabs>
+        <w:spacing w:after="0" w:line="360" w:lineRule="auto"/>
+        <w:ind w:firstLine="709"/>
+        <w:jc w:val="both"/>
+        <w:outlineLvl w:val="1"/>
+        <w:rPr>
+          <w:rFonts w:ascii="Times New Roman" w:hAnsi="Times New Roman" w:cs="Times New Roman"/>
+          <w:sz w:val="24"/>
+          <w:szCs w:val="24"/>
+        </w:rPr>
+      </w:pPr>
+      <w:r>
+        <w:rPr>
+          <w:rFonts w:ascii="Times New Roman" w:hAnsi="Times New Roman" w:cs="Times New Roman"/>
+          <w:sz w:val="24"/>
+          <w:szCs w:val="24"/>
+        </w:rPr>
+        <w:t>Um banco d</w:t>
+      </w:r>
+      <w:r>
+        <w:rPr>
+          <w:rFonts w:ascii="Times New Roman" w:hAnsi="Times New Roman" w:cs="Times New Roman"/>
+          <w:sz w:val="24"/>
+          <w:szCs w:val="24"/>
+        </w:rPr>
+        <w:t>e dados é um conjunto de estruturação de dados, armazenados em sistemas organizados e que operam eletronicamente, o objetivo de um database é armazenar dados sobre um mesmo assunto em um local central, seguro e de fácil manipulação. É um agrupamento de informações organizadas de maneira estruturada, organizada e otimizada, é de extrema relevância a sua utilização para a organização de um site.</w:t>
+      </w:r>
+    </w:p>
+    <w:p>
+      <w:pPr>
+        <w:tabs>
+          <w:tab w:val="left" w:pos="2400"/>
+        </w:tabs>
+        <w:spacing w:after="0" w:line="360" w:lineRule="auto"/>
+        <w:ind w:firstLine="709"/>
+        <w:jc w:val="both"/>
+        <w:outlineLvl w:val="1"/>
+        <w:rPr>
+          <w:rFonts w:ascii="Times New Roman" w:hAnsi="Times New Roman" w:cs="Times New Roman"/>
+          <w:sz w:val="24"/>
+          <w:szCs w:val="24"/>
+        </w:rPr>
+      </w:pPr>
+      <w:r>
+        <w:rPr>
+          <w:rFonts w:ascii="Times New Roman" w:hAnsi="Times New Roman" w:cs="Times New Roman"/>
+          <w:sz w:val="24"/>
+          <w:szCs w:val="24"/>
+        </w:rPr>
+        <w:t>Utilizamos um banco de dados em nosso projeto para que fosse possível realizar o armazenamento de dados dos clientes que fizessem login em nossa página</w:t>
+      </w:r>
+      <w:r>
+        <w:rPr>
+          <w:rFonts w:ascii="Times New Roman" w:hAnsi="Times New Roman" w:cs="Times New Roman"/>
+          <w:sz w:val="24"/>
+          <w:szCs w:val="24"/>
+        </w:rPr>
+        <w:t>, manipular, organizar e otimizar os processos empresariais.</w:t>
+      </w:r>
+      <w:r>
+        <w:rPr>
+          <w:rFonts w:ascii="Times New Roman" w:hAnsi="Times New Roman" w:cs="Times New Roman"/>
+          <w:sz w:val="24"/>
+          <w:szCs w:val="24"/>
+        </w:rPr>
+        <w:t xml:space="preserve"> </w:t>
+      </w:r>
+    </w:p>
+    <w:p>
+      <w:pPr>
+        <w:tabs>
+          <w:tab w:val="left" w:pos="2400"/>
+        </w:tabs>
+        <w:spacing w:after="0" w:line="360" w:lineRule="auto"/>
+        <w:outlineLvl w:val="1"/>
+        <w:rPr>
+          <w:rFonts w:ascii="Times New Roman" w:hAnsi="Times New Roman" w:cs="Times New Roman"/>
+          <w:b/>
+          <w:sz w:val="24"/>
+          <w:szCs w:val="24"/>
+        </w:rPr>
+      </w:pPr>
+      <w:r>
+        <w:rPr>
+          <w:rFonts w:ascii="Times New Roman" w:hAnsi="Times New Roman" w:cs="Times New Roman"/>
+          <w:b/>
+          <w:sz w:val="24"/>
+          <w:szCs w:val="24"/>
+        </w:rPr>
+        <w:t xml:space="preserve">4.5 TRELLO </w:t>
+      </w:r>
+    </w:p>
+    <w:p>
+      <w:pPr>
+        <w:tabs>
+          <w:tab w:val="left" w:pos="2400"/>
+        </w:tabs>
+        <w:spacing w:after="0" w:line="360" w:lineRule="auto"/>
+        <w:ind w:firstLine="709"/>
+        <w:jc w:val="both"/>
+        <w:rPr>
+          <w:rFonts w:ascii="Times New Roman" w:hAnsi="Times New Roman" w:cs="Times New Roman"/>
+          <w:sz w:val="24"/>
+          <w:szCs w:val="24"/>
+        </w:rPr>
+      </w:pPr>
+      <w:r>
+        <w:rPr>
+          <w:rFonts w:ascii="Times New Roman" w:hAnsi="Times New Roman" w:cs="Times New Roman"/>
+          <w:sz w:val="24"/>
+          <w:szCs w:val="24"/>
+        </w:rPr>
+        <w:t xml:space="preserve">A ferramenta </w:t>
+      </w:r>
+      <w:r>
+        <w:rPr>
+          <w:rFonts w:ascii="Times New Roman" w:hAnsi="Times New Roman" w:cs="Times New Roman"/>
+          <w:sz w:val="24"/>
+          <w:szCs w:val="24"/>
+        </w:rPr>
+        <w:t>online de gerenciamento de projetos e tarefas T</w:t>
+      </w:r>
+      <w:r>
+        <w:rPr>
+          <w:rFonts w:ascii="Times New Roman" w:hAnsi="Times New Roman" w:cs="Times New Roman"/>
+          <w:sz w:val="24"/>
+          <w:szCs w:val="24"/>
+        </w:rPr>
+        <w:t>rello</w:t>
+      </w:r>
+      <w:r>
+        <w:rPr>
+          <w:rFonts w:ascii="Times New Roman" w:hAnsi="Times New Roman" w:cs="Times New Roman"/>
+          <w:sz w:val="24"/>
+          <w:szCs w:val="24"/>
+        </w:rPr>
+        <w:t>, criado em 2011 por Joel Spolsky e Michael Pryor, é utiliza</w:t>
+      </w:r>
+      <w:r>
+        <w:rPr>
+          <w:rFonts w:ascii="Times New Roman" w:hAnsi="Times New Roman" w:cs="Times New Roman"/>
+          <w:sz w:val="24"/>
+          <w:szCs w:val="24"/>
+        </w:rPr>
+        <w:t>do para organizar o trabalho de forma visual, utilizando metodologias ágeis. É utilizado dentro da plataforma três componentes principais para sua estrutura, quadros, listas e cartões, a versatilidade do Trello permite que ele seja usado em diversos contextos, sejam eles pessoais ou profissionais.</w:t>
+      </w:r>
+    </w:p>
+    <w:p>
+      <w:pPr>
+        <w:tabs>
+          <w:tab w:val="left" w:pos="2400"/>
+        </w:tabs>
+        <w:spacing w:after="0" w:line="360" w:lineRule="auto"/>
+        <w:ind w:firstLine="709"/>
+        <w:jc w:val="both"/>
+        <w:rPr>
+          <w:rFonts w:ascii="Times New Roman" w:hAnsi="Times New Roman" w:cs="Times New Roman"/>
+          <w:sz w:val="24"/>
+          <w:szCs w:val="24"/>
+        </w:rPr>
+      </w:pPr>
+      <w:r>
+        <w:rPr>
+          <w:rFonts w:ascii="Times New Roman" w:hAnsi="Times New Roman" w:cs="Times New Roman"/>
+          <w:sz w:val="24"/>
+          <w:szCs w:val="24"/>
+        </w:rPr>
+        <w:t>Utilizamos a ferramenta Trello com o objetivo de organizar cada entrega das sprints, definidas por cartões e incluindo em cada um as atividades e projetos a serem entregues a certo prazo, melhorando a comunicação e a garantia de qualidade da produção do site.</w:t>
+      </w:r>
+    </w:p>
+    <w:p>
+      <w:pPr>
+        <w:tabs>
+          <w:tab w:val="left" w:pos="2400"/>
+        </w:tabs>
+        <w:spacing w:after="0" w:line="360" w:lineRule="auto"/>
+        <w:ind w:firstLine="709"/>
+        <w:jc w:val="both"/>
+        <w:rPr>
+          <w:rFonts w:ascii="Times New Roman" w:hAnsi="Times New Roman" w:cs="Times New Roman"/>
+          <w:sz w:val="24"/>
+          <w:szCs w:val="24"/>
+        </w:rPr>
+      </w:pPr>
+      <w:r>
+        <w:rPr>
+          <w:rFonts w:ascii="Times New Roman" w:hAnsi="Times New Roman" w:cs="Times New Roman"/>
+          <w:noProof/>
+          <w:sz w:val="24"/>
+          <w:szCs w:val="24"/>
+        </w:rPr>
+        <w:lastRenderedPageBreak/>
+        <w:drawing>
+          <wp:anchor distT="0" distB="0" distL="114300" distR="114300" simplePos="0" relativeHeight="251659264" behindDoc="1" locked="0" layoutInCell="1" allowOverlap="1">
+            <wp:simplePos x="0" y="0"/>
+            <wp:positionH relativeFrom="column">
+              <wp:posOffset>-89535</wp:posOffset>
+            </wp:positionH>
+            <wp:positionV relativeFrom="margin">
+              <wp:align>top</wp:align>
+            </wp:positionV>
+            <wp:extent cx="5400040" cy="3184525"/>
+            <wp:effectExtent l="0" t="0" r="0" b="0"/>
+            <wp:wrapTight wrapText="bothSides">
+              <wp:wrapPolygon edited="0">
+                <wp:start x="0" y="0"/>
+                <wp:lineTo x="0" y="21449"/>
+                <wp:lineTo x="21488" y="21449"/>
+                <wp:lineTo x="21488" y="0"/>
+                <wp:lineTo x="0" y="0"/>
+              </wp:wrapPolygon>
+            </wp:wrapTight>
+            <wp:docPr id="1" name="Imagem 1"/>
+            <wp:cNvGraphicFramePr>
+              <a:graphicFrameLocks xmlns:a="http://schemas.openxmlformats.org/drawingml/2006/main" noChangeAspect="1"/>
+            </wp:cNvGraphicFramePr>
+            <a:graphic xmlns:a="http://schemas.openxmlformats.org/drawingml/2006/main">
+              <a:graphicData uri="http://schemas.openxmlformats.org/drawingml/2006/picture">
+                <pic:pic xmlns:pic="http://schemas.openxmlformats.org/drawingml/2006/picture">
+                  <pic:nvPicPr>
+                    <pic:cNvPr id="1" name="Prit TRELLO.png"/>
+                    <pic:cNvPicPr/>
+                  </pic:nvPicPr>
+                  <pic:blipFill>
+                    <a:blip r:embed="rId9" cstate="print">
+                      <a:extLst>
+                        <a:ext uri="{28A0092B-C50C-407E-A947-70E740481C1C}">
+                          <a14:useLocalDpi xmlns:a14="http://schemas.microsoft.com/office/drawing/2010/main" val="0"/>
+                        </a:ext>
+                      </a:extLst>
+                    </a:blip>
+                    <a:stretch>
+                      <a:fillRect/>
+                    </a:stretch>
+                  </pic:blipFill>
+                  <pic:spPr>
+                    <a:xfrm>
+                      <a:off x="0" y="0"/>
+                      <a:ext cx="5400040" cy="3184525"/>
+                    </a:xfrm>
+                    <a:prstGeom prst="rect">
+                      <a:avLst/>
+                    </a:prstGeom>
+                  </pic:spPr>
+                </pic:pic>
+              </a:graphicData>
+            </a:graphic>
+          </wp:anchor>
+        </w:drawing>
+      </w:r>
+    </w:p>
+    <w:p>
+      <w:pPr>
+        <w:tabs>
+          <w:tab w:val="left" w:pos="2400"/>
+        </w:tabs>
+        <w:spacing w:after="0" w:line="360" w:lineRule="auto"/>
+        <w:outlineLvl w:val="1"/>
+        <w:rPr>
+          <w:rFonts w:ascii="Times New Roman" w:hAnsi="Times New Roman" w:cs="Times New Roman"/>
+          <w:b/>
+          <w:sz w:val="24"/>
+          <w:szCs w:val="24"/>
+        </w:rPr>
+      </w:pPr>
+      <w:r>
+        <w:rPr>
+          <w:rFonts w:ascii="Times New Roman" w:hAnsi="Times New Roman" w:cs="Times New Roman"/>
+          <w:b/>
+          <w:sz w:val="24"/>
+          <w:szCs w:val="24"/>
+        </w:rPr>
+        <w:t>4.6 GIT e GITHUB</w:t>
+      </w:r>
+    </w:p>
+    <w:p>
+      <w:pPr>
+        <w:tabs>
+          <w:tab w:val="left" w:pos="2400"/>
+        </w:tabs>
+        <w:spacing w:after="0" w:line="360" w:lineRule="auto"/>
+        <w:ind w:firstLine="709"/>
+        <w:jc w:val="both"/>
+        <w:rPr>
+          <w:rFonts w:ascii="Times New Roman" w:hAnsi="Times New Roman" w:cs="Times New Roman"/>
+          <w:sz w:val="24"/>
+          <w:szCs w:val="24"/>
+        </w:rPr>
+      </w:pPr>
+      <w:r>
+        <w:rPr>
+          <w:rFonts w:ascii="Times New Roman" w:hAnsi="Times New Roman" w:cs="Times New Roman"/>
+          <w:sz w:val="24"/>
+          <w:szCs w:val="24"/>
+        </w:rPr>
+        <w:t>Git é um sistema de controle de versão, foi criado por Linus Torvalds em 2005, já o GitHub foi lançado em 2008 por Tom Preston-Werner, Chris Wans</w:t>
+      </w:r>
+      <w:r>
+        <w:rPr>
+          <w:rFonts w:ascii="Times New Roman" w:hAnsi="Times New Roman" w:cs="Times New Roman"/>
+          <w:sz w:val="24"/>
+          <w:szCs w:val="24"/>
+        </w:rPr>
+        <w:t xml:space="preserve">trath, PJ Hyett e Scott Chacon. </w:t>
+      </w:r>
+      <w:r>
+        <w:rPr>
+          <w:rFonts w:ascii="Times New Roman" w:hAnsi="Times New Roman" w:cs="Times New Roman"/>
+          <w:sz w:val="24"/>
+          <w:szCs w:val="24"/>
+        </w:rPr>
+        <w:t>A plataforma é baseada em nuvem da qual é possível armazenar, compartilhar e trabalhar com outras pessoas para compartilhar e escrever códigos, o sistema acompanha as alterações nos arquivos de forma inteligente.</w:t>
+      </w:r>
+    </w:p>
+    <w:p>
+      <w:pPr>
+        <w:tabs>
+          <w:tab w:val="left" w:pos="2400"/>
+        </w:tabs>
+        <w:spacing w:after="0" w:line="360" w:lineRule="auto"/>
+        <w:ind w:firstLine="709"/>
+        <w:jc w:val="both"/>
+        <w:rPr>
+          <w:rFonts w:ascii="Times New Roman" w:hAnsi="Times New Roman" w:cs="Times New Roman"/>
+          <w:sz w:val="24"/>
+          <w:szCs w:val="24"/>
+        </w:rPr>
+      </w:pPr>
+      <w:r>
+        <w:rPr>
+          <w:rFonts w:ascii="Times New Roman" w:hAnsi="Times New Roman" w:cs="Times New Roman"/>
+          <w:sz w:val="24"/>
+          <w:szCs w:val="24"/>
+        </w:rPr>
+        <w:t>A utilização do Git e GitHub nos proporcionou estruturar toda a parte de codificação do site, além das alterações feitas durante o projeto tanto nos códigos quanto na documentação</w:t>
+      </w:r>
+      <w:r>
+        <w:rPr>
+          <w:rFonts w:ascii="Times New Roman" w:hAnsi="Times New Roman" w:cs="Times New Roman"/>
+          <w:sz w:val="24"/>
+          <w:szCs w:val="24"/>
+        </w:rPr>
+        <w:t>.</w:t>
+      </w:r>
+    </w:p>
+    <w:p>
+      <w:pPr>
+        <w:tabs>
+          <w:tab w:val="left" w:pos="2400"/>
+        </w:tabs>
+        <w:spacing w:after="0" w:line="360" w:lineRule="auto"/>
+        <w:outlineLvl w:val="1"/>
+        <w:rPr>
+          <w:rFonts w:ascii="Times New Roman" w:hAnsi="Times New Roman" w:cs="Times New Roman"/>
+          <w:b/>
+          <w:sz w:val="24"/>
+          <w:szCs w:val="24"/>
+        </w:rPr>
+      </w:pPr>
+      <w:r>
+        <w:rPr>
+          <w:rFonts w:ascii="Times New Roman" w:hAnsi="Times New Roman" w:cs="Times New Roman"/>
+          <w:b/>
+          <w:sz w:val="24"/>
+          <w:szCs w:val="24"/>
+        </w:rPr>
+        <w:t>4.7 FIGMA</w:t>
+      </w:r>
+    </w:p>
+    <w:p>
+      <w:pPr>
+        <w:tabs>
+          <w:tab w:val="left" w:pos="2400"/>
+        </w:tabs>
+        <w:spacing w:after="0" w:line="360" w:lineRule="auto"/>
+        <w:ind w:firstLine="709"/>
+        <w:jc w:val="both"/>
+        <w:rPr>
+          <w:rFonts w:ascii="Times New Roman" w:hAnsi="Times New Roman" w:cs="Times New Roman"/>
+          <w:sz w:val="24"/>
+          <w:szCs w:val="24"/>
+        </w:rPr>
+      </w:pPr>
+      <w:r>
+        <w:rPr>
+          <w:rFonts w:ascii="Times New Roman" w:hAnsi="Times New Roman" w:cs="Times New Roman"/>
+          <w:sz w:val="24"/>
+          <w:szCs w:val="24"/>
+        </w:rPr>
+        <w:t>Figma é uma ferramenta multifuncional usada principalmente por designers,</w:t>
+      </w:r>
+    </w:p>
+    <w:p>
+      <w:pPr>
+        <w:tabs>
+          <w:tab w:val="left" w:pos="2400"/>
+        </w:tabs>
+        <w:spacing w:after="0" w:line="360" w:lineRule="auto"/>
+        <w:jc w:val="both"/>
+        <w:rPr>
+          <w:rFonts w:ascii="Times New Roman" w:hAnsi="Times New Roman" w:cs="Times New Roman"/>
+          <w:sz w:val="24"/>
+          <w:szCs w:val="24"/>
+        </w:rPr>
+      </w:pPr>
+      <w:r>
+        <w:rPr>
+          <w:rFonts w:ascii="Times New Roman" w:hAnsi="Times New Roman" w:cs="Times New Roman"/>
+          <w:sz w:val="24"/>
+          <w:szCs w:val="24"/>
+        </w:rPr>
+        <w:t xml:space="preserve">desenvolvedores para criar interfaces digitais e designs gráficos, foi criado por Dylan Field e Evan Wallace lançado em 2016. Utilizamos essa ferramenta para </w:t>
+      </w:r>
+      <w:r>
+        <w:rPr>
+          <w:rFonts w:ascii="Times New Roman" w:hAnsi="Times New Roman" w:cs="Times New Roman"/>
+          <w:sz w:val="24"/>
+          <w:szCs w:val="24"/>
+        </w:rPr>
+        <w:t xml:space="preserve">criar o protótipo da interface de cada página do site, uma forma de visualizar com clareza o projeto antes de colocá-lo em prática, utilizamos as ferramentas disponíveis no site para elaborar e a partir desse protótipo, criar o seu design na programação. </w:t>
+      </w:r>
+    </w:p>
+    <w:p>
+      <w:pPr>
+        <w:tabs>
+          <w:tab w:val="left" w:pos="2400"/>
+        </w:tabs>
+        <w:spacing w:after="0" w:line="360" w:lineRule="auto"/>
+        <w:outlineLvl w:val="1"/>
+        <w:rPr>
+          <w:rFonts w:ascii="Times New Roman" w:hAnsi="Times New Roman" w:cs="Times New Roman"/>
+          <w:b/>
+          <w:sz w:val="24"/>
+          <w:szCs w:val="24"/>
+        </w:rPr>
+      </w:pPr>
+      <w:r>
+        <w:rPr>
+          <w:rFonts w:ascii="Times New Roman" w:hAnsi="Times New Roman" w:cs="Times New Roman"/>
+          <w:b/>
+          <w:sz w:val="24"/>
+          <w:szCs w:val="24"/>
+        </w:rPr>
+        <w:t>4.8 CLASROOM</w:t>
+      </w:r>
+    </w:p>
+    <w:p>
+      <w:pPr>
+        <w:tabs>
+          <w:tab w:val="left" w:pos="2400"/>
+        </w:tabs>
+        <w:spacing w:after="0" w:line="360" w:lineRule="auto"/>
+        <w:ind w:firstLine="709"/>
+        <w:jc w:val="both"/>
+        <w:rPr>
+          <w:rFonts w:ascii="Times New Roman" w:hAnsi="Times New Roman" w:cs="Times New Roman"/>
+          <w:sz w:val="24"/>
+          <w:szCs w:val="24"/>
+        </w:rPr>
+      </w:pPr>
+      <w:r>
+        <w:rPr>
+          <w:rFonts w:ascii="Times New Roman" w:hAnsi="Times New Roman" w:cs="Times New Roman"/>
+          <w:sz w:val="24"/>
+          <w:szCs w:val="24"/>
+        </w:rPr>
+        <w:t xml:space="preserve">O Google Classroom é uma plataforma online gratuita desenvolvida para simplificar e organizar o aprendizado, tanto em ambientes virtuais quanto presenciais, foi </w:t>
+      </w:r>
+      <w:r>
+        <w:rPr>
+          <w:rFonts w:ascii="Times New Roman" w:hAnsi="Times New Roman" w:cs="Times New Roman"/>
+          <w:sz w:val="24"/>
+          <w:szCs w:val="24"/>
+        </w:rPr>
+        <w:lastRenderedPageBreak/>
+        <w:t>criado pelo Google em 2014 e faz parte do conjunto de ferramentas do Google for Education.</w:t>
+      </w:r>
+    </w:p>
+    <w:p>
+      <w:pPr>
+        <w:tabs>
+          <w:tab w:val="left" w:pos="2400"/>
+        </w:tabs>
+        <w:spacing w:after="0" w:line="360" w:lineRule="auto"/>
+        <w:ind w:firstLine="709"/>
+        <w:jc w:val="both"/>
+        <w:rPr>
+          <w:rFonts w:ascii="Times New Roman" w:hAnsi="Times New Roman" w:cs="Times New Roman"/>
+          <w:sz w:val="24"/>
+          <w:szCs w:val="24"/>
+        </w:rPr>
+      </w:pPr>
+      <w:r>
+        <w:rPr>
+          <w:rFonts w:ascii="Times New Roman" w:hAnsi="Times New Roman" w:cs="Times New Roman"/>
+          <w:noProof/>
+          <w:sz w:val="24"/>
+          <w:szCs w:val="24"/>
+        </w:rPr>
+        <w:drawing>
+          <wp:anchor distT="0" distB="0" distL="114300" distR="114300" simplePos="0" relativeHeight="251658240" behindDoc="1" locked="0" layoutInCell="1" allowOverlap="1">
+            <wp:simplePos x="0" y="0"/>
+            <wp:positionH relativeFrom="margin">
+              <wp:align>right</wp:align>
+            </wp:positionH>
+            <wp:positionV relativeFrom="page">
+              <wp:posOffset>2072640</wp:posOffset>
+            </wp:positionV>
+            <wp:extent cx="5400040" cy="2883535"/>
+            <wp:effectExtent l="0" t="0" r="0" b="0"/>
+            <wp:wrapTight wrapText="bothSides">
+              <wp:wrapPolygon edited="0">
+                <wp:start x="0" y="0"/>
+                <wp:lineTo x="0" y="21405"/>
+                <wp:lineTo x="21488" y="21405"/>
+                <wp:lineTo x="21488" y="0"/>
+                <wp:lineTo x="0" y="0"/>
+              </wp:wrapPolygon>
+            </wp:wrapTight>
+            <wp:docPr id="3" name="Imagem 3"/>
+            <wp:cNvGraphicFramePr>
+              <a:graphicFrameLocks xmlns:a="http://schemas.openxmlformats.org/drawingml/2006/main" noChangeAspect="1"/>
+            </wp:cNvGraphicFramePr>
+            <a:graphic xmlns:a="http://schemas.openxmlformats.org/drawingml/2006/main">
+              <a:graphicData uri="http://schemas.openxmlformats.org/drawingml/2006/picture">
+                <pic:pic xmlns:pic="http://schemas.openxmlformats.org/drawingml/2006/picture">
+                  <pic:nvPicPr>
+                    <pic:cNvPr id="3" name="Prin CLASSROOM.png"/>
+                    <pic:cNvPicPr/>
+                  </pic:nvPicPr>
+                  <pic:blipFill>
+                    <a:blip r:embed="rId10" cstate="print">
+                      <a:extLst>
+                        <a:ext uri="{28A0092B-C50C-407E-A947-70E740481C1C}">
+                          <a14:useLocalDpi xmlns:a14="http://schemas.microsoft.com/office/drawing/2010/main" val="0"/>
+                        </a:ext>
+                      </a:extLst>
+                    </a:blip>
+                    <a:stretch>
+                      <a:fillRect/>
+                    </a:stretch>
+                  </pic:blipFill>
+                  <pic:spPr>
+                    <a:xfrm>
+                      <a:off x="0" y="0"/>
+                      <a:ext cx="5400040" cy="2883535"/>
+                    </a:xfrm>
+                    <a:prstGeom prst="rect">
+                      <a:avLst/>
+                    </a:prstGeom>
+                  </pic:spPr>
+                </pic:pic>
+              </a:graphicData>
+            </a:graphic>
+          </wp:anchor>
+        </w:drawing>
+      </w:r>
+      <w:r>
+        <w:rPr>
+          <w:rFonts w:ascii="Times New Roman" w:hAnsi="Times New Roman" w:cs="Times New Roman"/>
+          <w:sz w:val="24"/>
+          <w:szCs w:val="24"/>
+        </w:rPr>
+        <w:t>Foi através dessa plataforma que os planos de aula, atividades</w:t>
+      </w:r>
+      <w:r>
+        <w:rPr>
+          <w:rFonts w:ascii="Times New Roman" w:hAnsi="Times New Roman" w:cs="Times New Roman"/>
+          <w:sz w:val="24"/>
+          <w:szCs w:val="24"/>
+        </w:rPr>
+        <w:t>, avaliações e entregas das atividades foram realizados, a plataforma Classroom também foi suporte de estudo e revisões, colaborando para o aprendizado disponibilizado pelos professores no mural da plataforma.</w:t>
+      </w:r>
+    </w:p>
+    <w:p>
+      <w:pPr>
+        <w:tabs>
+          <w:tab w:val="left" w:pos="2400"/>
+        </w:tabs>
+        <w:spacing w:after="0" w:line="360" w:lineRule="auto"/>
+        <w:ind w:firstLine="709"/>
+        <w:jc w:val="both"/>
+        <w:rPr>
+          <w:rFonts w:ascii="Times New Roman" w:hAnsi="Times New Roman" w:cs="Times New Roman"/>
+          <w:sz w:val="24"/>
+          <w:szCs w:val="24"/>
+        </w:rPr>
+      </w:pPr>
+    </w:p>
+    <w:p>
+      <w:pPr>
+        <w:tabs>
+          <w:tab w:val="left" w:pos="2400"/>
+        </w:tabs>
+        <w:spacing w:after="0" w:line="360" w:lineRule="auto"/>
+        <w:outlineLvl w:val="1"/>
+        <w:rPr>
+          <w:rFonts w:ascii="Times New Roman" w:hAnsi="Times New Roman" w:cs="Times New Roman"/>
+          <w:b/>
+          <w:sz w:val="24"/>
+          <w:szCs w:val="24"/>
+        </w:rPr>
+      </w:pPr>
+      <w:r>
+        <w:rPr>
+          <w:rFonts w:ascii="Times New Roman" w:hAnsi="Times New Roman" w:cs="Times New Roman"/>
+          <w:b/>
+          <w:sz w:val="24"/>
+          <w:szCs w:val="24"/>
+        </w:rPr>
+        <w:t>4.9 CANVA</w:t>
+      </w:r>
+    </w:p>
+    <w:p>
+      <w:pPr>
+        <w:tabs>
+          <w:tab w:val="left" w:pos="2400"/>
+        </w:tabs>
+        <w:spacing w:after="0" w:line="360" w:lineRule="auto"/>
+        <w:outlineLvl w:val="1"/>
+        <w:rPr>
+          <w:rFonts w:ascii="Times New Roman" w:hAnsi="Times New Roman" w:cs="Times New Roman"/>
+          <w:sz w:val="24"/>
+          <w:szCs w:val="24"/>
+        </w:rPr>
+      </w:pPr>
+      <w:r>
+        <w:rPr>
+          <w:rFonts w:ascii="Times New Roman" w:hAnsi="Times New Roman" w:cs="Times New Roman"/>
+          <w:sz w:val="24"/>
+          <w:szCs w:val="24"/>
+        </w:rPr>
+        <w:t xml:space="preserve">O Canva foi criado por Melanie Perkins, Cliff Obrecht e Cameron Adams, essa plataforma foi criada para criar diversos tipo de materiais visuais, como posts para redes sociais, apresentações, cartões de visita, convites, flyers e até vídeos, oferece milhares de modelos pré-prontos para agilizar o processo de criação. </w:t>
+      </w:r>
+    </w:p>
+    <w:p>
+      <w:pPr>
+        <w:tabs>
+          <w:tab w:val="left" w:pos="2400"/>
+        </w:tabs>
+        <w:spacing w:after="0" w:line="360" w:lineRule="auto"/>
+        <w:outlineLvl w:val="1"/>
+        <w:rPr>
+          <w:rFonts w:ascii="Times New Roman" w:hAnsi="Times New Roman" w:cs="Times New Roman"/>
+          <w:sz w:val="24"/>
+          <w:szCs w:val="24"/>
+        </w:rPr>
+      </w:pPr>
+      <w:r>
+        <w:rPr>
+          <w:rFonts w:ascii="Times New Roman" w:hAnsi="Times New Roman" w:cs="Times New Roman"/>
+          <w:sz w:val="24"/>
+          <w:szCs w:val="24"/>
+        </w:rPr>
+        <w:t xml:space="preserve">Sua principal utilidade é tornar o design acessível e intuitivo, a utilização do Canva foi essencial principalmente para a criação de fotos e elementos </w:t>
+      </w:r>
+      <w:r>
+        <w:rPr>
+          <w:rFonts w:ascii="Times New Roman" w:hAnsi="Times New Roman" w:cs="Times New Roman"/>
+          <w:sz w:val="24"/>
+          <w:szCs w:val="24"/>
+        </w:rPr>
+        <w:t>que estilizam as páginas do site.</w:t>
+      </w:r>
+      <w:r>
+        <w:rPr>
+          <w:rFonts w:ascii="Times New Roman" w:hAnsi="Times New Roman" w:cs="Times New Roman"/>
+          <w:sz w:val="24"/>
+          <w:szCs w:val="24"/>
+        </w:rPr>
+        <w:t xml:space="preserve"> </w:t>
+      </w:r>
+    </w:p>
+    <w:p>
+      <w:pPr>
+        <w:tabs>
+          <w:tab w:val="left" w:pos="2400"/>
+        </w:tabs>
+        <w:rPr>
+          <w:rFonts w:ascii="Times New Roman" w:hAnsi="Times New Roman" w:cs="Times New Roman"/>
+          <w:b/>
+        </w:rPr>
+      </w:pPr>
+    </w:p>
+    <w:p>
+      <w:pPr>
+        <w:tabs>
+          <w:tab w:val="left" w:pos="2400"/>
+        </w:tabs>
+        <w:rPr>
+          <w:rFonts w:ascii="Times New Roman" w:hAnsi="Times New Roman" w:cs="Times New Roman"/>
+          <w:b/>
+        </w:rPr>
+      </w:pPr>
+    </w:p>
+    <w:p>
+      <w:pPr>
+        <w:tabs>
+          <w:tab w:val="left" w:pos="2400"/>
+        </w:tabs>
+        <w:rPr>
+          <w:rFonts w:ascii="Times New Roman" w:hAnsi="Times New Roman" w:cs="Times New Roman"/>
+          <w:b/>
+        </w:rPr>
+      </w:pPr>
+    </w:p>
+    <w:p>
+      <w:pPr>
+        <w:tabs>
+          <w:tab w:val="left" w:pos="2400"/>
+        </w:tabs>
+        <w:rPr>
+          <w:rFonts w:ascii="Times New Roman" w:hAnsi="Times New Roman" w:cs="Times New Roman"/>
+          <w:b/>
+        </w:rPr>
+      </w:pPr>
+    </w:p>
+    <w:p>
+      <w:pPr>
+        <w:tabs>
+          <w:tab w:val="left" w:pos="2400"/>
+        </w:tabs>
+        <w:rPr>
+          <w:rFonts w:ascii="Times New Roman" w:hAnsi="Times New Roman" w:cs="Times New Roman"/>
+          <w:b/>
+        </w:rPr>
+      </w:pPr>
+    </w:p>
+    <w:p>
+      <w:pPr>
+        <w:tabs>
+          <w:tab w:val="left" w:pos="2400"/>
+        </w:tabs>
+        <w:rPr>
+          <w:rFonts w:ascii="Times New Roman" w:hAnsi="Times New Roman" w:cs="Times New Roman"/>
+          <w:b/>
+        </w:rPr>
+      </w:pPr>
+    </w:p>
+    <w:p>
+      <w:pPr>
+        <w:tabs>
+          <w:tab w:val="left" w:pos="2400"/>
+        </w:tabs>
+        <w:rPr>
+          <w:rFonts w:ascii="Times New Roman" w:hAnsi="Times New Roman" w:cs="Times New Roman"/>
+          <w:b/>
+        </w:rPr>
+      </w:pPr>
+    </w:p>
+    <w:p>
+      <w:pPr>
+        <w:tabs>
+          <w:tab w:val="left" w:pos="2400"/>
+        </w:tabs>
+        <w:rPr>
+          <w:rFonts w:ascii="Times New Roman" w:hAnsi="Times New Roman" w:cs="Times New Roman"/>
+          <w:b/>
+        </w:rPr>
+      </w:pPr>
+    </w:p>
+    <w:p>
+      <w:pPr>
+        <w:tabs>
+          <w:tab w:val="left" w:pos="2400"/>
+        </w:tabs>
+        <w:rPr>
+          <w:rFonts w:ascii="Times New Roman" w:hAnsi="Times New Roman" w:cs="Times New Roman"/>
+          <w:b/>
+        </w:rPr>
+      </w:pPr>
+    </w:p>
+    <w:p>
+      <w:pPr>
+        <w:tabs>
+          <w:tab w:val="left" w:pos="2400"/>
+        </w:tabs>
+        <w:rPr>
+          <w:rFonts w:ascii="Times New Roman" w:hAnsi="Times New Roman" w:cs="Times New Roman"/>
+          <w:b/>
+        </w:rPr>
+      </w:pPr>
+    </w:p>
+    <w:p>
+      <w:pPr>
+        <w:tabs>
+          <w:tab w:val="left" w:pos="2400"/>
+        </w:tabs>
+        <w:rPr>
+          <w:rFonts w:ascii="Times New Roman" w:hAnsi="Times New Roman" w:cs="Times New Roman"/>
+          <w:b/>
+        </w:rPr>
+      </w:pPr>
+    </w:p>
+    <w:p>
+      <w:pPr>
+        <w:tabs>
+          <w:tab w:val="left" w:pos="2400"/>
+        </w:tabs>
+        <w:rPr>
+          <w:rFonts w:ascii="Times New Roman" w:hAnsi="Times New Roman" w:cs="Times New Roman"/>
+          <w:b/>
+        </w:rPr>
+      </w:pPr>
+    </w:p>
+    <w:p>
+      <w:pPr>
+        <w:tabs>
+          <w:tab w:val="left" w:pos="2400"/>
+        </w:tabs>
+        <w:rPr>
+          <w:rFonts w:ascii="Times New Roman" w:hAnsi="Times New Roman" w:cs="Times New Roman"/>
+          <w:b/>
+        </w:rPr>
+      </w:pPr>
+    </w:p>
+    <w:p>
+      <w:pPr>
+        <w:tabs>
+          <w:tab w:val="left" w:pos="2400"/>
+        </w:tabs>
+        <w:rPr>
+          <w:rFonts w:ascii="Times New Roman" w:hAnsi="Times New Roman" w:cs="Times New Roman"/>
+          <w:b/>
+        </w:rPr>
+      </w:pPr>
+    </w:p>
+    <w:p>
+      <w:pPr>
+        <w:tabs>
+          <w:tab w:val="left" w:pos="2400"/>
+        </w:tabs>
+        <w:rPr>
+          <w:rFonts w:ascii="Times New Roman" w:hAnsi="Times New Roman" w:cs="Times New Roman"/>
+          <w:b/>
+        </w:rPr>
+      </w:pPr>
+    </w:p>
+    <w:p>
+      <w:pPr>
+        <w:tabs>
+          <w:tab w:val="left" w:pos="2400"/>
+        </w:tabs>
+        <w:rPr>
+          <w:rFonts w:ascii="Times New Roman" w:hAnsi="Times New Roman" w:cs="Times New Roman"/>
+          <w:b/>
+        </w:rPr>
+      </w:pPr>
+    </w:p>
+    <w:p>
+      <w:pPr>
+        <w:tabs>
+          <w:tab w:val="left" w:pos="2400"/>
+        </w:tabs>
+        <w:rPr>
+          <w:rFonts w:ascii="Times New Roman" w:hAnsi="Times New Roman" w:cs="Times New Roman"/>
+          <w:b/>
+        </w:rPr>
+      </w:pPr>
+    </w:p>
+    <w:p>
+      <w:pPr>
+        <w:tabs>
+          <w:tab w:val="left" w:pos="2400"/>
+        </w:tabs>
+        <w:rPr>
+          <w:rFonts w:ascii="Times New Roman" w:hAnsi="Times New Roman" w:cs="Times New Roman"/>
+          <w:b/>
+        </w:rPr>
+      </w:pPr>
+    </w:p>
+    <w:p>
+      <w:pPr>
+        <w:tabs>
+          <w:tab w:val="left" w:pos="2400"/>
+        </w:tabs>
+        <w:rPr>
+          <w:rFonts w:ascii="Times New Roman" w:hAnsi="Times New Roman" w:cs="Times New Roman"/>
+          <w:b/>
+        </w:rPr>
+      </w:pPr>
+    </w:p>
+    <w:p>
+      <w:pPr>
+        <w:tabs>
+          <w:tab w:val="left" w:pos="2400"/>
+        </w:tabs>
+        <w:rPr>
+          <w:rFonts w:ascii="Times New Roman" w:hAnsi="Times New Roman" w:cs="Times New Roman"/>
+          <w:b/>
+        </w:rPr>
+      </w:pPr>
+    </w:p>
+    <w:p>
+      <w:pPr>
+        <w:tabs>
+          <w:tab w:val="left" w:pos="2400"/>
+        </w:tabs>
+        <w:rPr>
+          <w:rFonts w:ascii="Times New Roman" w:hAnsi="Times New Roman" w:cs="Times New Roman"/>
+          <w:b/>
+        </w:rPr>
+      </w:pPr>
+    </w:p>
+    <w:p>
+      <w:pPr>
+        <w:tabs>
+          <w:tab w:val="left" w:pos="2400"/>
+        </w:tabs>
+        <w:rPr>
+          <w:rFonts w:ascii="Times New Roman" w:hAnsi="Times New Roman" w:cs="Times New Roman"/>
+          <w:b/>
+        </w:rPr>
+      </w:pPr>
+    </w:p>
+    <w:p>
+      <w:pPr>
+        <w:tabs>
+          <w:tab w:val="left" w:pos="2400"/>
+        </w:tabs>
+        <w:spacing w:line="360" w:lineRule="auto"/>
+        <w:outlineLvl w:val="0"/>
+        <w:rPr>
+          <w:rFonts w:ascii="Times New Roman" w:hAnsi="Times New Roman" w:cs="Times New Roman"/>
+          <w:b/>
+        </w:rPr>
+      </w:pPr>
+    </w:p>
+    <w:p>
+      <w:pPr>
+        <w:tabs>
+          <w:tab w:val="left" w:pos="2400"/>
+        </w:tabs>
+        <w:spacing w:line="360" w:lineRule="auto"/>
+        <w:outlineLvl w:val="0"/>
+        <w:rPr>
+          <w:rFonts w:ascii="Times New Roman" w:hAnsi="Times New Roman" w:cs="Times New Roman"/>
+          <w:b/>
+          <w:sz w:val="24"/>
+          <w:szCs w:val="24"/>
+        </w:rPr>
+      </w:pPr>
+      <w:bookmarkStart w:id="7" w:name="_Toc205989574"/>
+    </w:p>
+    <w:p>
+      <w:pPr>
+        <w:tabs>
+          <w:tab w:val="left" w:pos="2400"/>
+        </w:tabs>
+        <w:spacing w:line="360" w:lineRule="auto"/>
+        <w:outlineLvl w:val="0"/>
+        <w:rPr>
+          <w:rFonts w:ascii="Times New Roman" w:hAnsi="Times New Roman" w:cs="Times New Roman"/>
+          <w:b/>
+          <w:sz w:val="24"/>
+          <w:szCs w:val="24"/>
+        </w:rPr>
+      </w:pPr>
+    </w:p>
+    <w:p>
+      <w:pPr>
+        <w:tabs>
+          <w:tab w:val="left" w:pos="2400"/>
+        </w:tabs>
+        <w:spacing w:after="0" w:line="360" w:lineRule="auto"/>
+        <w:outlineLvl w:val="0"/>
+        <w:rPr>
+          <w:rFonts w:ascii="Times New Roman" w:hAnsi="Times New Roman" w:cs="Times New Roman"/>
+          <w:b/>
+          <w:sz w:val="24"/>
+          <w:szCs w:val="24"/>
+        </w:rPr>
+      </w:pPr>
+    </w:p>
+    <w:p>
+      <w:pPr>
+        <w:tabs>
+          <w:tab w:val="left" w:pos="2400"/>
+        </w:tabs>
+        <w:spacing w:after="0" w:line="360" w:lineRule="auto"/>
+        <w:outlineLvl w:val="0"/>
+        <w:rPr>
+          <w:rFonts w:ascii="Times New Roman" w:hAnsi="Times New Roman" w:cs="Times New Roman"/>
+          <w:b/>
+          <w:sz w:val="24"/>
+          <w:szCs w:val="24"/>
+        </w:rPr>
+      </w:pPr>
+    </w:p>
+    <w:p>
+      <w:pPr>
+        <w:tabs>
+          <w:tab w:val="left" w:pos="2400"/>
+        </w:tabs>
+        <w:spacing w:after="0" w:line="360" w:lineRule="auto"/>
+        <w:outlineLvl w:val="0"/>
+        <w:rPr>
+          <w:rFonts w:ascii="Times New Roman" w:hAnsi="Times New Roman" w:cs="Times New Roman"/>
+          <w:b/>
+          <w:sz w:val="24"/>
+          <w:szCs w:val="24"/>
+        </w:rPr>
+      </w:pPr>
+    </w:p>
+    <w:p>
+      <w:pPr>
+        <w:tabs>
+          <w:tab w:val="left" w:pos="2400"/>
+        </w:tabs>
+        <w:spacing w:after="0" w:line="360" w:lineRule="auto"/>
+        <w:outlineLvl w:val="0"/>
+        <w:rPr>
+          <w:rFonts w:ascii="Times New Roman" w:hAnsi="Times New Roman" w:cs="Times New Roman"/>
+          <w:b/>
+          <w:sz w:val="24"/>
+          <w:szCs w:val="24"/>
+        </w:rPr>
+      </w:pPr>
+      <w:r>
+        <w:rPr>
+          <w:rFonts w:ascii="Times New Roman" w:hAnsi="Times New Roman" w:cs="Times New Roman"/>
+          <w:b/>
+          <w:sz w:val="24"/>
+          <w:szCs w:val="24"/>
+        </w:rPr>
+        <w:t>5 APRESENTAÇÃO E ANALISE DOS RESULTADOS</w:t>
+      </w:r>
+      <w:bookmarkEnd w:id="7"/>
+    </w:p>
+    <w:p>
+      <w:pPr>
+        <w:tabs>
+          <w:tab w:val="left" w:pos="2400"/>
+        </w:tabs>
+        <w:spacing w:line="360" w:lineRule="auto"/>
+        <w:ind w:firstLine="709"/>
+        <w:jc w:val="both"/>
+        <w:rPr>
+          <w:rFonts w:ascii="Times New Roman" w:hAnsi="Times New Roman" w:cs="Times New Roman"/>
+          <w:b/>
+          <w:sz w:val="24"/>
+          <w:szCs w:val="24"/>
+        </w:rPr>
+      </w:pPr>
+      <w:r>
+        <w:rPr>
+          <w:rFonts w:ascii="Times New Roman" w:hAnsi="Times New Roman" w:cs="Times New Roman"/>
+          <w:b/>
+          <w:sz w:val="24"/>
+          <w:szCs w:val="24"/>
+        </w:rPr>
+        <w:t>Neste capítulo o autor deve apresentar os resultados obtidos com a execução</w:t>
+      </w:r>
+    </w:p>
+    <w:p>
+      <w:pPr>
+        <w:tabs>
+          <w:tab w:val="left" w:pos="2400"/>
+        </w:tabs>
+        <w:spacing w:line="360" w:lineRule="auto"/>
+        <w:ind w:firstLine="709"/>
+        <w:jc w:val="both"/>
+        <w:rPr>
+          <w:rFonts w:ascii="Times New Roman" w:hAnsi="Times New Roman" w:cs="Times New Roman"/>
+          <w:b/>
+          <w:sz w:val="24"/>
+          <w:szCs w:val="24"/>
+        </w:rPr>
+      </w:pPr>
+      <w:r>
+        <w:rPr>
+          <w:rFonts w:ascii="Times New Roman" w:hAnsi="Times New Roman" w:cs="Times New Roman"/>
+          <w:b/>
+          <w:sz w:val="24"/>
+          <w:szCs w:val="24"/>
+        </w:rPr>
+        <w:t>das propostas trabalhadas nos capítulos de desenvolvimento do trabalho. Em</w:t>
+      </w:r>
+    </w:p>
+    <w:p>
+      <w:pPr>
+        <w:tabs>
+          <w:tab w:val="left" w:pos="2400"/>
+        </w:tabs>
+        <w:spacing w:line="360" w:lineRule="auto"/>
+        <w:ind w:firstLine="709"/>
+        <w:jc w:val="both"/>
+        <w:rPr>
+          <w:rFonts w:ascii="Times New Roman" w:hAnsi="Times New Roman" w:cs="Times New Roman"/>
+          <w:b/>
+          <w:sz w:val="24"/>
+          <w:szCs w:val="24"/>
+        </w:rPr>
+      </w:pPr>
+      <w:r>
+        <w:rPr>
+          <w:rFonts w:ascii="Times New Roman" w:hAnsi="Times New Roman" w:cs="Times New Roman"/>
+          <w:b/>
+          <w:sz w:val="24"/>
+          <w:szCs w:val="24"/>
+        </w:rPr>
+        <w:t>algumas pesquisas este capítulo pode resultar em um capítulo posterior de Análise</w:t>
+      </w:r>
+    </w:p>
+    <w:p>
+      <w:pPr>
+        <w:tabs>
+          <w:tab w:val="left" w:pos="2400"/>
+        </w:tabs>
+        <w:spacing w:line="360" w:lineRule="auto"/>
+        <w:ind w:firstLine="709"/>
+        <w:jc w:val="both"/>
+        <w:rPr>
+          <w:rFonts w:ascii="Times New Roman" w:hAnsi="Times New Roman" w:cs="Times New Roman"/>
+          <w:b/>
+          <w:sz w:val="24"/>
+          <w:szCs w:val="24"/>
+        </w:rPr>
+      </w:pPr>
+      <w:r>
+        <w:rPr>
+          <w:rFonts w:ascii="Times New Roman" w:hAnsi="Times New Roman" w:cs="Times New Roman"/>
+          <w:b/>
+          <w:sz w:val="24"/>
+          <w:szCs w:val="24"/>
+        </w:rPr>
+        <w:t>e Discussão dos Dados.</w:t>
+      </w:r>
+    </w:p>
+    <w:p>
+      <w:pPr>
+        <w:tabs>
+          <w:tab w:val="left" w:pos="2400"/>
+        </w:tabs>
+        <w:spacing w:line="360" w:lineRule="auto"/>
+        <w:ind w:firstLine="709"/>
+        <w:jc w:val="both"/>
+        <w:rPr>
+          <w:rFonts w:ascii="Times New Roman" w:hAnsi="Times New Roman" w:cs="Times New Roman"/>
+          <w:b/>
+          <w:sz w:val="24"/>
+          <w:szCs w:val="24"/>
+        </w:rPr>
+      </w:pPr>
+      <w:r>
+        <w:rPr>
+          <w:rFonts w:ascii="Times New Roman" w:hAnsi="Times New Roman" w:cs="Times New Roman"/>
+          <w:b/>
+          <w:sz w:val="24"/>
+          <w:szCs w:val="24"/>
+        </w:rPr>
+        <w:t>A transcrição dos resultados deve ser feita de maneira fiel aquela obtida com</w:t>
+      </w:r>
+    </w:p>
+    <w:p>
+      <w:pPr>
+        <w:tabs>
+          <w:tab w:val="left" w:pos="2400"/>
+        </w:tabs>
+        <w:spacing w:line="360" w:lineRule="auto"/>
+        <w:ind w:firstLine="709"/>
+        <w:jc w:val="both"/>
+        <w:rPr>
+          <w:rFonts w:ascii="Times New Roman" w:hAnsi="Times New Roman" w:cs="Times New Roman"/>
+          <w:b/>
+          <w:sz w:val="24"/>
+          <w:szCs w:val="24"/>
+        </w:rPr>
+      </w:pPr>
+      <w:r>
+        <w:rPr>
+          <w:rFonts w:ascii="Times New Roman" w:hAnsi="Times New Roman" w:cs="Times New Roman"/>
+          <w:b/>
+          <w:sz w:val="24"/>
+          <w:szCs w:val="24"/>
+        </w:rPr>
+        <w:t>a execução das propostas e, apresentar a interpretação crítica dos dados,</w:t>
+      </w:r>
+    </w:p>
+    <w:p>
+      <w:pPr>
+        <w:tabs>
+          <w:tab w:val="left" w:pos="2400"/>
+        </w:tabs>
+        <w:spacing w:line="360" w:lineRule="auto"/>
+        <w:ind w:firstLine="709"/>
+        <w:jc w:val="both"/>
+        <w:rPr>
+          <w:rFonts w:ascii="Times New Roman" w:hAnsi="Times New Roman" w:cs="Times New Roman"/>
+          <w:b/>
+          <w:sz w:val="24"/>
+          <w:szCs w:val="24"/>
+        </w:rPr>
+      </w:pPr>
+      <w:r>
+        <w:rPr>
+          <w:rFonts w:ascii="Times New Roman" w:hAnsi="Times New Roman" w:cs="Times New Roman"/>
+          <w:b/>
+          <w:sz w:val="24"/>
+          <w:szCs w:val="24"/>
+        </w:rPr>
+        <w:lastRenderedPageBreak/>
+        <w:t>verificando se os mesmos comprovam ou refutam as hipóteses.</w:t>
+      </w:r>
+    </w:p>
+    <w:p>
+      <w:pPr>
+        <w:tabs>
+          <w:tab w:val="left" w:pos="2400"/>
+        </w:tabs>
+        <w:rPr>
+          <w:rFonts w:ascii="Times New Roman" w:hAnsi="Times New Roman" w:cs="Times New Roman"/>
+          <w:b/>
+        </w:rPr>
+      </w:pPr>
+    </w:p>
+    <w:p>
+      <w:pPr>
+        <w:tabs>
+          <w:tab w:val="left" w:pos="2400"/>
+        </w:tabs>
+        <w:rPr>
+          <w:rFonts w:ascii="Times New Roman" w:hAnsi="Times New Roman" w:cs="Times New Roman"/>
+          <w:b/>
+        </w:rPr>
+      </w:pPr>
+    </w:p>
+    <w:p>
+      <w:pPr>
+        <w:tabs>
+          <w:tab w:val="left" w:pos="2400"/>
+        </w:tabs>
+        <w:rPr>
+          <w:rFonts w:ascii="Times New Roman" w:hAnsi="Times New Roman" w:cs="Times New Roman"/>
+          <w:b/>
+        </w:rPr>
+      </w:pPr>
+    </w:p>
+    <w:p>
+      <w:pPr>
+        <w:tabs>
+          <w:tab w:val="left" w:pos="2400"/>
+        </w:tabs>
+        <w:rPr>
+          <w:rFonts w:ascii="Times New Roman" w:hAnsi="Times New Roman" w:cs="Times New Roman"/>
+          <w:b/>
+        </w:rPr>
+      </w:pPr>
+    </w:p>
+    <w:p>
+      <w:pPr>
+        <w:tabs>
+          <w:tab w:val="left" w:pos="2400"/>
+        </w:tabs>
+        <w:rPr>
+          <w:rFonts w:ascii="Times New Roman" w:hAnsi="Times New Roman" w:cs="Times New Roman"/>
+          <w:b/>
+        </w:rPr>
+      </w:pPr>
+    </w:p>
+    <w:p>
+      <w:pPr>
+        <w:tabs>
+          <w:tab w:val="left" w:pos="2400"/>
+        </w:tabs>
+        <w:rPr>
+          <w:rFonts w:ascii="Times New Roman" w:hAnsi="Times New Roman" w:cs="Times New Roman"/>
+          <w:b/>
+        </w:rPr>
+      </w:pPr>
+    </w:p>
+    <w:p>
+      <w:pPr>
+        <w:tabs>
+          <w:tab w:val="left" w:pos="2400"/>
+        </w:tabs>
+        <w:rPr>
+          <w:rFonts w:ascii="Times New Roman" w:hAnsi="Times New Roman" w:cs="Times New Roman"/>
+          <w:b/>
+        </w:rPr>
+      </w:pPr>
+    </w:p>
+    <w:p>
+      <w:pPr>
+        <w:tabs>
+          <w:tab w:val="left" w:pos="2400"/>
+        </w:tabs>
+        <w:rPr>
+          <w:rFonts w:ascii="Times New Roman" w:hAnsi="Times New Roman" w:cs="Times New Roman"/>
+          <w:b/>
+        </w:rPr>
+      </w:pPr>
+    </w:p>
+    <w:p>
+      <w:pPr>
+        <w:tabs>
+          <w:tab w:val="left" w:pos="2400"/>
+        </w:tabs>
+        <w:rPr>
+          <w:rFonts w:ascii="Times New Roman" w:hAnsi="Times New Roman" w:cs="Times New Roman"/>
+          <w:b/>
+        </w:rPr>
+      </w:pPr>
+    </w:p>
+    <w:p>
+      <w:pPr>
+        <w:tabs>
+          <w:tab w:val="left" w:pos="2400"/>
+        </w:tabs>
+        <w:rPr>
+          <w:rFonts w:ascii="Times New Roman" w:hAnsi="Times New Roman" w:cs="Times New Roman"/>
+          <w:b/>
+        </w:rPr>
+      </w:pPr>
+    </w:p>
+    <w:p>
+      <w:pPr>
+        <w:tabs>
+          <w:tab w:val="left" w:pos="2400"/>
+        </w:tabs>
+        <w:rPr>
+          <w:rFonts w:ascii="Times New Roman" w:hAnsi="Times New Roman" w:cs="Times New Roman"/>
+          <w:b/>
+        </w:rPr>
+      </w:pPr>
+    </w:p>
+    <w:p>
+      <w:pPr>
+        <w:tabs>
+          <w:tab w:val="left" w:pos="2400"/>
+        </w:tabs>
+        <w:rPr>
+          <w:rFonts w:ascii="Times New Roman" w:hAnsi="Times New Roman" w:cs="Times New Roman"/>
+          <w:b/>
+        </w:rPr>
+      </w:pPr>
+    </w:p>
+    <w:p>
+      <w:pPr>
+        <w:tabs>
+          <w:tab w:val="left" w:pos="2400"/>
+        </w:tabs>
+        <w:rPr>
+          <w:rFonts w:ascii="Times New Roman" w:hAnsi="Times New Roman" w:cs="Times New Roman"/>
+          <w:b/>
+        </w:rPr>
+      </w:pPr>
+    </w:p>
+    <w:p>
+      <w:pPr>
+        <w:tabs>
+          <w:tab w:val="left" w:pos="2400"/>
+        </w:tabs>
+        <w:rPr>
+          <w:rFonts w:ascii="Times New Roman" w:hAnsi="Times New Roman" w:cs="Times New Roman"/>
+          <w:b/>
+        </w:rPr>
+      </w:pPr>
+    </w:p>
+    <w:p>
+      <w:pPr>
+        <w:tabs>
+          <w:tab w:val="left" w:pos="2400"/>
+        </w:tabs>
+        <w:rPr>
+          <w:rFonts w:ascii="Times New Roman" w:hAnsi="Times New Roman" w:cs="Times New Roman"/>
+          <w:b/>
+        </w:rPr>
+      </w:pPr>
+    </w:p>
+    <w:p>
+      <w:pPr>
+        <w:tabs>
+          <w:tab w:val="left" w:pos="2400"/>
+        </w:tabs>
+        <w:rPr>
+          <w:rFonts w:ascii="Times New Roman" w:hAnsi="Times New Roman" w:cs="Times New Roman"/>
+          <w:b/>
+        </w:rPr>
+      </w:pPr>
+    </w:p>
+    <w:p>
+      <w:pPr>
+        <w:tabs>
+          <w:tab w:val="left" w:pos="2400"/>
+        </w:tabs>
+        <w:rPr>
+          <w:rFonts w:ascii="Times New Roman" w:hAnsi="Times New Roman" w:cs="Times New Roman"/>
+          <w:b/>
+        </w:rPr>
+      </w:pPr>
+    </w:p>
+    <w:p>
+      <w:pPr>
+        <w:tabs>
+          <w:tab w:val="left" w:pos="2400"/>
+        </w:tabs>
+        <w:rPr>
+          <w:rFonts w:ascii="Times New Roman" w:hAnsi="Times New Roman" w:cs="Times New Roman"/>
+          <w:b/>
+        </w:rPr>
+      </w:pPr>
+    </w:p>
+    <w:p>
+      <w:pPr>
+        <w:tabs>
+          <w:tab w:val="left" w:pos="2400"/>
+        </w:tabs>
+        <w:rPr>
+          <w:rFonts w:ascii="Times New Roman" w:hAnsi="Times New Roman" w:cs="Times New Roman"/>
+          <w:b/>
         </w:rPr>
       </w:pPr>
     </w:p>
@@ -3568,46 +5333,8 @@
         <w:rPr>
           <w:rFonts w:ascii="Times New Roman" w:hAnsi="Times New Roman" w:cs="Times New Roman"/>
           <w:b/>
-          <w:sz w:val="24"/>
-          <w:szCs w:val="24"/>
-        </w:rPr>
-      </w:pPr>
-      <w:bookmarkStart w:id="5" w:name="_Toc205989572"/>
-      <w:r>
-        <w:rPr>
-          <w:rFonts w:ascii="Times New Roman" w:hAnsi="Times New Roman" w:cs="Times New Roman"/>
-          <w:b/>
-          <w:sz w:val="24"/>
-          <w:szCs w:val="24"/>
-        </w:rPr>
-        <w:t>3 METODOLOGIA OU PROCEDIMENTOS METODOLÓGICOS</w:t>
-      </w:r>
-      <w:bookmarkEnd w:id="5"/>
-    </w:p>
-    <w:p>
-      <w:pPr>
-        <w:tabs>
-          <w:tab w:val="left" w:pos="2400"/>
-        </w:tabs>
-        <w:spacing w:after="0" w:line="360" w:lineRule="auto"/>
-        <w:ind w:firstLine="709"/>
-        <w:jc w:val="both"/>
-        <w:rPr>
-          <w:rFonts w:ascii="Times New Roman" w:hAnsi="Times New Roman" w:cs="Times New Roman"/>
-          <w:b/>
-          <w:sz w:val="24"/>
-          <w:szCs w:val="24"/>
-          <w:u w:val="single"/>
-        </w:rPr>
-      </w:pPr>
-      <w:r>
-        <w:rPr>
-          <w:rFonts w:ascii="Times New Roman" w:hAnsi="Times New Roman" w:cs="Times New Roman"/>
-          <w:sz w:val="24"/>
-          <w:szCs w:val="24"/>
-        </w:rPr>
-        <w:t>Para o desenvolvimento dos métodos do projeto, realizou-se análises em diferentes bases cientificas e sites autênticos das documentações e tecnologias aplicadas, detalhando as suas principais funcionalidades e usabilidades. Utilizou-se de artigos científicos, pesquisas, para realizar análises e estudos sobre as tecnologias referentes com o projeto.</w:t>
-      </w:r>
+        </w:rPr>
+      </w:pPr>
     </w:p>
     <w:p>
       <w:pPr>
@@ -3620,2172 +5347,1019 @@
         <w:rPr>
           <w:rFonts w:ascii="Times New Roman" w:hAnsi="Times New Roman" w:cs="Times New Roman"/>
           <w:b/>
-        </w:rPr>
-      </w:pPr>
-    </w:p>
-    <w:p>
-      <w:pPr>
-        <w:tabs>
-          <w:tab w:val="left" w:pos="2400"/>
-        </w:tabs>
-        <w:spacing w:line="360" w:lineRule="auto"/>
+          <w:sz w:val="24"/>
+          <w:szCs w:val="24"/>
+        </w:rPr>
+      </w:pPr>
+      <w:bookmarkStart w:id="8" w:name="_Toc205989575"/>
+    </w:p>
+    <w:p>
+      <w:pPr>
+        <w:tabs>
+          <w:tab w:val="left" w:pos="2400"/>
+        </w:tabs>
+        <w:spacing w:after="0" w:line="360" w:lineRule="auto"/>
+        <w:outlineLvl w:val="0"/>
+        <w:rPr>
+          <w:rFonts w:ascii="Times New Roman" w:hAnsi="Times New Roman" w:cs="Times New Roman"/>
+          <w:b/>
+          <w:sz w:val="24"/>
+          <w:szCs w:val="24"/>
+        </w:rPr>
+      </w:pPr>
+      <w:r>
+        <w:rPr>
+          <w:rFonts w:ascii="Times New Roman" w:hAnsi="Times New Roman" w:cs="Times New Roman"/>
+          <w:b/>
+          <w:sz w:val="24"/>
+          <w:szCs w:val="24"/>
+        </w:rPr>
+        <w:t>6 CONCLUSÃO</w:t>
+      </w:r>
+      <w:bookmarkEnd w:id="8"/>
+    </w:p>
+    <w:p>
+      <w:pPr>
+        <w:tabs>
+          <w:tab w:val="left" w:pos="2400"/>
+        </w:tabs>
+        <w:spacing w:after="0" w:line="360" w:lineRule="auto"/>
+        <w:ind w:firstLine="709"/>
+        <w:jc w:val="both"/>
+        <w:rPr>
+          <w:rFonts w:ascii="Times New Roman" w:hAnsi="Times New Roman" w:cs="Times New Roman"/>
+          <w:b/>
+        </w:rPr>
+      </w:pPr>
+      <w:r>
+        <w:rPr>
+          <w:rFonts w:ascii="Times New Roman" w:hAnsi="Times New Roman" w:cs="Times New Roman"/>
+          <w:b/>
+        </w:rPr>
+        <w:t>Parte final do texto, na qual se apresentam conclusões correspondentes aos</w:t>
+      </w:r>
+    </w:p>
+    <w:p>
+      <w:pPr>
+        <w:tabs>
+          <w:tab w:val="left" w:pos="2400"/>
+        </w:tabs>
+        <w:spacing w:after="0" w:line="360" w:lineRule="auto"/>
+        <w:ind w:firstLine="709"/>
+        <w:jc w:val="both"/>
+        <w:rPr>
+          <w:rFonts w:ascii="Times New Roman" w:hAnsi="Times New Roman" w:cs="Times New Roman"/>
+          <w:b/>
+        </w:rPr>
+      </w:pPr>
+      <w:r>
+        <w:rPr>
+          <w:rFonts w:ascii="Times New Roman" w:hAnsi="Times New Roman" w:cs="Times New Roman"/>
+          <w:b/>
+        </w:rPr>
+        <w:t>objetivos ou hipóteses.</w:t>
+      </w:r>
+    </w:p>
+    <w:p>
+      <w:pPr>
+        <w:tabs>
+          <w:tab w:val="left" w:pos="2400"/>
+        </w:tabs>
+        <w:spacing w:after="0" w:line="360" w:lineRule="auto"/>
+        <w:ind w:firstLine="709"/>
+        <w:jc w:val="both"/>
+        <w:rPr>
+          <w:rFonts w:ascii="Times New Roman" w:hAnsi="Times New Roman" w:cs="Times New Roman"/>
+          <w:b/>
+        </w:rPr>
+      </w:pPr>
+      <w:r>
+        <w:rPr>
+          <w:rFonts w:ascii="Times New Roman" w:hAnsi="Times New Roman" w:cs="Times New Roman"/>
+          <w:b/>
+        </w:rPr>
+        <w:t>A seção Conclusão é a última do texto e dessa forma deve tem a função de</w:t>
+      </w:r>
+    </w:p>
+    <w:p>
+      <w:pPr>
+        <w:tabs>
+          <w:tab w:val="left" w:pos="2400"/>
+        </w:tabs>
+        <w:spacing w:after="0" w:line="360" w:lineRule="auto"/>
+        <w:ind w:firstLine="709"/>
+        <w:jc w:val="both"/>
+        <w:rPr>
+          <w:rFonts w:ascii="Times New Roman" w:hAnsi="Times New Roman" w:cs="Times New Roman"/>
+          <w:b/>
+        </w:rPr>
+      </w:pPr>
+      <w:r>
+        <w:rPr>
+          <w:rFonts w:ascii="Times New Roman" w:hAnsi="Times New Roman" w:cs="Times New Roman"/>
+          <w:b/>
+        </w:rPr>
+        <w:t>finalizar o assunto. Durante a conclusão do trabalho, a discussão deve ser uma</w:t>
+      </w:r>
+    </w:p>
+    <w:p>
+      <w:pPr>
+        <w:tabs>
+          <w:tab w:val="left" w:pos="2400"/>
+        </w:tabs>
+        <w:spacing w:after="0" w:line="360" w:lineRule="auto"/>
+        <w:ind w:firstLine="709"/>
+        <w:jc w:val="both"/>
+        <w:rPr>
+          <w:rFonts w:ascii="Times New Roman" w:hAnsi="Times New Roman" w:cs="Times New Roman"/>
+          <w:b/>
+        </w:rPr>
+      </w:pPr>
+      <w:r>
+        <w:rPr>
+          <w:rFonts w:ascii="Times New Roman" w:hAnsi="Times New Roman" w:cs="Times New Roman"/>
+          <w:b/>
+        </w:rPr>
+        <w:t>consideração objetiva dos resultados apresentados na seção anterior e deve</w:t>
+      </w:r>
+    </w:p>
+    <w:p>
+      <w:pPr>
+        <w:tabs>
+          <w:tab w:val="left" w:pos="2400"/>
+        </w:tabs>
+        <w:spacing w:after="0" w:line="360" w:lineRule="auto"/>
+        <w:ind w:firstLine="709"/>
+        <w:jc w:val="both"/>
+        <w:rPr>
+          <w:rFonts w:ascii="Times New Roman" w:hAnsi="Times New Roman" w:cs="Times New Roman"/>
+          <w:b/>
+        </w:rPr>
+      </w:pPr>
+      <w:r>
+        <w:rPr>
+          <w:rFonts w:ascii="Times New Roman" w:hAnsi="Times New Roman" w:cs="Times New Roman"/>
+          <w:b/>
+        </w:rPr>
+        <w:t>conduzir com naturalidade às suas principais conclusões.</w:t>
+      </w:r>
+    </w:p>
+    <w:p>
+      <w:pPr>
+        <w:tabs>
+          <w:tab w:val="left" w:pos="2400"/>
+        </w:tabs>
+        <w:spacing w:after="0" w:line="360" w:lineRule="auto"/>
+        <w:ind w:firstLine="709"/>
+        <w:jc w:val="both"/>
+        <w:rPr>
+          <w:rFonts w:ascii="Times New Roman" w:hAnsi="Times New Roman" w:cs="Times New Roman"/>
+          <w:b/>
+        </w:rPr>
+      </w:pPr>
+      <w:r>
+        <w:rPr>
+          <w:rFonts w:ascii="Times New Roman" w:hAnsi="Times New Roman" w:cs="Times New Roman"/>
+          <w:b/>
+        </w:rPr>
+        <w:t>Deve-se fazer referência a qualquer esclarecimento adicional sobre os</w:t>
+      </w:r>
+    </w:p>
+    <w:p>
+      <w:pPr>
+        <w:tabs>
+          <w:tab w:val="left" w:pos="2400"/>
+        </w:tabs>
+        <w:spacing w:after="0" w:line="360" w:lineRule="auto"/>
+        <w:ind w:firstLine="709"/>
+        <w:jc w:val="both"/>
+        <w:rPr>
+          <w:rFonts w:ascii="Times New Roman" w:hAnsi="Times New Roman" w:cs="Times New Roman"/>
+          <w:b/>
+        </w:rPr>
+      </w:pPr>
+      <w:r>
+        <w:rPr>
+          <w:rFonts w:ascii="Times New Roman" w:hAnsi="Times New Roman" w:cs="Times New Roman"/>
+          <w:b/>
+        </w:rPr>
+        <w:t>problemas levantados na seção Introdução e dizer como o trabalho se enquadra no</w:t>
+      </w:r>
+    </w:p>
+    <w:p>
+      <w:pPr>
+        <w:tabs>
+          <w:tab w:val="left" w:pos="2400"/>
+        </w:tabs>
+        <w:spacing w:after="0" w:line="360" w:lineRule="auto"/>
+        <w:ind w:firstLine="709"/>
+        <w:jc w:val="both"/>
+        <w:rPr>
+          <w:rFonts w:ascii="Times New Roman" w:hAnsi="Times New Roman" w:cs="Times New Roman"/>
+          <w:b/>
+        </w:rPr>
+      </w:pPr>
+      <w:r>
+        <w:rPr>
+          <w:rFonts w:ascii="Times New Roman" w:hAnsi="Times New Roman" w:cs="Times New Roman"/>
+          <w:b/>
+        </w:rPr>
+        <w:t>conjunto das investigações precedentes.</w:t>
+      </w:r>
+    </w:p>
+    <w:p>
+      <w:pPr>
+        <w:tabs>
+          <w:tab w:val="left" w:pos="2400"/>
+        </w:tabs>
+        <w:spacing w:after="0" w:line="360" w:lineRule="auto"/>
+        <w:ind w:firstLine="709"/>
+        <w:jc w:val="both"/>
+        <w:rPr>
+          <w:rFonts w:ascii="Times New Roman" w:hAnsi="Times New Roman" w:cs="Times New Roman"/>
+          <w:b/>
+        </w:rPr>
+      </w:pPr>
+      <w:r>
+        <w:rPr>
+          <w:rFonts w:ascii="Times New Roman" w:hAnsi="Times New Roman" w:cs="Times New Roman"/>
+          <w:b/>
+        </w:rPr>
+        <w:lastRenderedPageBreak/>
+        <w:t>Referências ao que foi feito devem ser escritas com o verbo no passado, para</w:t>
+      </w:r>
+    </w:p>
+    <w:p>
+      <w:pPr>
+        <w:tabs>
+          <w:tab w:val="left" w:pos="2400"/>
+        </w:tabs>
+        <w:spacing w:after="0" w:line="360" w:lineRule="auto"/>
+        <w:ind w:firstLine="709"/>
+        <w:jc w:val="both"/>
+        <w:rPr>
+          <w:rFonts w:ascii="Times New Roman" w:hAnsi="Times New Roman" w:cs="Times New Roman"/>
+          <w:b/>
+        </w:rPr>
+      </w:pPr>
+      <w:r>
+        <w:rPr>
+          <w:rFonts w:ascii="Times New Roman" w:hAnsi="Times New Roman" w:cs="Times New Roman"/>
+          <w:b/>
+        </w:rPr>
+        <w:t>sublinhar que se está comentando o trabalho relatado. Porém, quando se referir a</w:t>
+      </w:r>
+    </w:p>
+    <w:p>
+      <w:pPr>
+        <w:tabs>
+          <w:tab w:val="left" w:pos="2400"/>
+        </w:tabs>
+        <w:spacing w:after="0" w:line="360" w:lineRule="auto"/>
+        <w:ind w:firstLine="709"/>
+        <w:jc w:val="both"/>
+        <w:rPr>
+          <w:rFonts w:ascii="Times New Roman" w:hAnsi="Times New Roman" w:cs="Times New Roman"/>
+          <w:b/>
+        </w:rPr>
+      </w:pPr>
+      <w:r>
+        <w:rPr>
+          <w:rFonts w:ascii="Times New Roman" w:hAnsi="Times New Roman" w:cs="Times New Roman"/>
+          <w:b/>
+        </w:rPr>
+        <w:t>fatos, o texto deve ser escrito no presente.</w:t>
+      </w:r>
+    </w:p>
+    <w:p>
+      <w:pPr>
+        <w:tabs>
+          <w:tab w:val="left" w:pos="2400"/>
+        </w:tabs>
+        <w:spacing w:after="0" w:line="360" w:lineRule="auto"/>
+        <w:ind w:firstLine="709"/>
+        <w:jc w:val="both"/>
+        <w:rPr>
+          <w:rFonts w:ascii="Times New Roman" w:hAnsi="Times New Roman" w:cs="Times New Roman"/>
+          <w:b/>
+        </w:rPr>
+      </w:pPr>
+      <w:r>
+        <w:rPr>
+          <w:rFonts w:ascii="Times New Roman" w:hAnsi="Times New Roman" w:cs="Times New Roman"/>
+          <w:b/>
+        </w:rPr>
+        <w:t>A rigorosidade de o autor apresentar a discussão dentro de um ritual filosófico</w:t>
+      </w:r>
+    </w:p>
+    <w:p>
+      <w:pPr>
+        <w:tabs>
+          <w:tab w:val="left" w:pos="2400"/>
+        </w:tabs>
+        <w:spacing w:after="0" w:line="360" w:lineRule="auto"/>
+        <w:ind w:firstLine="709"/>
+        <w:jc w:val="both"/>
+        <w:rPr>
+          <w:rFonts w:ascii="Times New Roman" w:hAnsi="Times New Roman" w:cs="Times New Roman"/>
+          <w:b/>
+        </w:rPr>
+      </w:pPr>
+      <w:r>
+        <w:rPr>
+          <w:rFonts w:ascii="Times New Roman" w:hAnsi="Times New Roman" w:cs="Times New Roman"/>
+          <w:b/>
+        </w:rPr>
+        <w:t>inexiste, mas é imprescindível que comunique seu ponto de vista ou o seu achado</w:t>
+      </w:r>
+    </w:p>
+    <w:p>
+      <w:pPr>
+        <w:tabs>
+          <w:tab w:val="left" w:pos="2400"/>
+        </w:tabs>
+        <w:spacing w:after="0" w:line="360" w:lineRule="auto"/>
+        <w:ind w:firstLine="709"/>
+        <w:jc w:val="both"/>
+        <w:rPr>
+          <w:rFonts w:ascii="Times New Roman" w:hAnsi="Times New Roman" w:cs="Times New Roman"/>
+          <w:b/>
+        </w:rPr>
+      </w:pPr>
+      <w:r>
+        <w:rPr>
+          <w:rFonts w:ascii="Times New Roman" w:hAnsi="Times New Roman" w:cs="Times New Roman"/>
+          <w:b/>
+        </w:rPr>
+        <w:t>de maneira racional e assim tenha condições de demonstrar a tese que está</w:t>
+      </w:r>
+    </w:p>
+    <w:p>
+      <w:pPr>
+        <w:tabs>
+          <w:tab w:val="left" w:pos="2400"/>
+        </w:tabs>
+        <w:spacing w:after="0" w:line="360" w:lineRule="auto"/>
+        <w:ind w:firstLine="709"/>
+        <w:jc w:val="both"/>
+        <w:rPr>
+          <w:rFonts w:ascii="Times New Roman" w:hAnsi="Times New Roman" w:cs="Times New Roman"/>
+          <w:b/>
+        </w:rPr>
+      </w:pPr>
+      <w:r>
+        <w:rPr>
+          <w:rFonts w:ascii="Times New Roman" w:hAnsi="Times New Roman" w:cs="Times New Roman"/>
+          <w:b/>
+        </w:rPr>
+        <w:t>defendendo.</w:t>
+      </w:r>
+    </w:p>
+    <w:p>
+      <w:pPr>
+        <w:tabs>
+          <w:tab w:val="left" w:pos="2400"/>
+        </w:tabs>
+        <w:spacing w:after="0" w:line="360" w:lineRule="auto"/>
+        <w:ind w:firstLine="709"/>
+        <w:jc w:val="both"/>
+        <w:rPr>
+          <w:rFonts w:ascii="Times New Roman" w:hAnsi="Times New Roman" w:cs="Times New Roman"/>
+          <w:b/>
+        </w:rPr>
+      </w:pPr>
+      <w:r>
+        <w:rPr>
+          <w:rFonts w:ascii="Times New Roman" w:hAnsi="Times New Roman" w:cs="Times New Roman"/>
+          <w:b/>
+        </w:rPr>
+        <w:t>A conclusão deve proporcionar um resumo sintético, porém completo, da</w:t>
+      </w:r>
+    </w:p>
+    <w:p>
+      <w:pPr>
+        <w:tabs>
+          <w:tab w:val="left" w:pos="2400"/>
+        </w:tabs>
+        <w:spacing w:after="0" w:line="360" w:lineRule="auto"/>
+        <w:ind w:firstLine="709"/>
+        <w:jc w:val="both"/>
+        <w:rPr>
+          <w:rFonts w:ascii="Times New Roman" w:hAnsi="Times New Roman" w:cs="Times New Roman"/>
+          <w:b/>
+        </w:rPr>
+      </w:pPr>
+      <w:r>
+        <w:rPr>
+          <w:rFonts w:ascii="Times New Roman" w:hAnsi="Times New Roman" w:cs="Times New Roman"/>
+          <w:b/>
+        </w:rPr>
+        <w:t>argumentação, das provas e os exemplos abordados nas duas primeiras partes do</w:t>
+      </w:r>
+    </w:p>
+    <w:p>
+      <w:pPr>
+        <w:tabs>
+          <w:tab w:val="left" w:pos="2400"/>
+        </w:tabs>
+        <w:spacing w:after="0" w:line="360" w:lineRule="auto"/>
+        <w:ind w:firstLine="709"/>
+        <w:jc w:val="both"/>
+        <w:rPr>
+          <w:rFonts w:ascii="Times New Roman" w:hAnsi="Times New Roman" w:cs="Times New Roman"/>
+          <w:b/>
+        </w:rPr>
+      </w:pPr>
+      <w:r>
+        <w:rPr>
+          <w:rFonts w:ascii="Times New Roman" w:hAnsi="Times New Roman" w:cs="Times New Roman"/>
+          <w:b/>
+        </w:rPr>
+        <w:t>trabalho (introdução e desenvolvimento). A conclusão deve relacionar, em primeiro</w:t>
+      </w:r>
+    </w:p>
+    <w:p>
+      <w:pPr>
+        <w:tabs>
+          <w:tab w:val="left" w:pos="2400"/>
+        </w:tabs>
+        <w:spacing w:after="0" w:line="360" w:lineRule="auto"/>
+        <w:ind w:firstLine="709"/>
+        <w:jc w:val="both"/>
+        <w:rPr>
+          <w:rFonts w:ascii="Times New Roman" w:hAnsi="Times New Roman" w:cs="Times New Roman"/>
+          <w:b/>
+        </w:rPr>
+      </w:pPr>
+      <w:r>
+        <w:rPr>
+          <w:rFonts w:ascii="Times New Roman" w:hAnsi="Times New Roman" w:cs="Times New Roman"/>
+          <w:b/>
+        </w:rPr>
+        <w:t>lugar, as diversas partes da argumentação, unir as ideias desenvolvidas. É por isso</w:t>
+      </w:r>
+    </w:p>
+    <w:p>
+      <w:pPr>
+        <w:tabs>
+          <w:tab w:val="left" w:pos="2400"/>
+        </w:tabs>
+        <w:spacing w:after="0" w:line="360" w:lineRule="auto"/>
+        <w:ind w:firstLine="709"/>
+        <w:jc w:val="both"/>
+        <w:rPr>
+          <w:rFonts w:ascii="Times New Roman" w:hAnsi="Times New Roman" w:cs="Times New Roman"/>
+          <w:b/>
+        </w:rPr>
+      </w:pPr>
+      <w:r>
+        <w:rPr>
+          <w:rFonts w:ascii="Times New Roman" w:hAnsi="Times New Roman" w:cs="Times New Roman"/>
+          <w:b/>
+        </w:rPr>
+        <w:t>que se diz que, em certo sentido, a conclusão é uma volta à introdução.</w:t>
+      </w:r>
+    </w:p>
+    <w:p>
+      <w:pPr>
+        <w:tabs>
+          <w:tab w:val="left" w:pos="2400"/>
+        </w:tabs>
+        <w:spacing w:after="0" w:line="360" w:lineRule="auto"/>
+        <w:ind w:firstLine="709"/>
+        <w:jc w:val="both"/>
+        <w:rPr>
+          <w:rFonts w:ascii="Times New Roman" w:hAnsi="Times New Roman" w:cs="Times New Roman"/>
+          <w:b/>
+        </w:rPr>
+      </w:pPr>
+      <w:r>
+        <w:rPr>
+          <w:rFonts w:ascii="Times New Roman" w:hAnsi="Times New Roman" w:cs="Times New Roman"/>
+          <w:b/>
+        </w:rPr>
+        <w:t>A informação que se inclui nessa seção depende em grande parte dos</w:t>
+      </w:r>
+    </w:p>
+    <w:p>
+      <w:pPr>
+        <w:tabs>
+          <w:tab w:val="left" w:pos="2400"/>
+        </w:tabs>
+        <w:spacing w:after="0" w:line="360" w:lineRule="auto"/>
+        <w:ind w:firstLine="709"/>
+        <w:jc w:val="both"/>
+        <w:rPr>
+          <w:rFonts w:ascii="Times New Roman" w:hAnsi="Times New Roman" w:cs="Times New Roman"/>
+          <w:b/>
+        </w:rPr>
+      </w:pPr>
+      <w:r>
+        <w:rPr>
+          <w:rFonts w:ascii="Times New Roman" w:hAnsi="Times New Roman" w:cs="Times New Roman"/>
+          <w:b/>
+        </w:rPr>
+        <w:t>resultados do estudo apresentado. Entretanto, o movimento específico-para-geral é</w:t>
+      </w:r>
+    </w:p>
+    <w:p>
+      <w:pPr>
+        <w:tabs>
+          <w:tab w:val="left" w:pos="2400"/>
+        </w:tabs>
+        <w:spacing w:after="0" w:line="360" w:lineRule="auto"/>
+        <w:ind w:firstLine="709"/>
+        <w:jc w:val="both"/>
+        <w:rPr>
+          <w:rFonts w:ascii="Times New Roman" w:hAnsi="Times New Roman" w:cs="Times New Roman"/>
+          <w:b/>
+        </w:rPr>
+      </w:pPr>
+      <w:r>
+        <w:rPr>
+          <w:rFonts w:ascii="Times New Roman" w:hAnsi="Times New Roman" w:cs="Times New Roman"/>
+          <w:b/>
+        </w:rPr>
+        <w:t>uma convenção que a maioria dos escritores segue. Os tipos de informação que se</w:t>
+      </w:r>
+    </w:p>
+    <w:p>
+      <w:pPr>
+        <w:tabs>
+          <w:tab w:val="left" w:pos="2400"/>
+        </w:tabs>
+        <w:spacing w:after="0" w:line="360" w:lineRule="auto"/>
+        <w:ind w:firstLine="709"/>
+        <w:jc w:val="both"/>
+        <w:rPr>
+          <w:rFonts w:ascii="Times New Roman" w:hAnsi="Times New Roman" w:cs="Times New Roman"/>
+          <w:b/>
+        </w:rPr>
+      </w:pPr>
+      <w:r>
+        <w:rPr>
+          <w:rFonts w:ascii="Times New Roman" w:hAnsi="Times New Roman" w:cs="Times New Roman"/>
+          <w:b/>
+        </w:rPr>
+        <w:t>pode incluir na seção Conclusão não são fixos, no entanto os primeiros elementos</w:t>
+      </w:r>
+    </w:p>
+    <w:p>
+      <w:pPr>
+        <w:tabs>
+          <w:tab w:val="left" w:pos="2400"/>
+        </w:tabs>
+        <w:spacing w:after="0" w:line="360" w:lineRule="auto"/>
+        <w:ind w:firstLine="709"/>
+        <w:jc w:val="both"/>
+        <w:rPr>
+          <w:rFonts w:ascii="Times New Roman" w:hAnsi="Times New Roman" w:cs="Times New Roman"/>
+          <w:b/>
+        </w:rPr>
+      </w:pPr>
+      <w:r>
+        <w:rPr>
+          <w:rFonts w:ascii="Times New Roman" w:hAnsi="Times New Roman" w:cs="Times New Roman"/>
+          <w:b/>
+        </w:rPr>
+        <w:t>são tipicamente aqueles que se referem mais diretamente ao estudo e aos</w:t>
+      </w:r>
+    </w:p>
+    <w:p>
+      <w:pPr>
+        <w:tabs>
+          <w:tab w:val="left" w:pos="2400"/>
+        </w:tabs>
+        <w:spacing w:after="0" w:line="360" w:lineRule="auto"/>
+        <w:ind w:firstLine="709"/>
+        <w:jc w:val="both"/>
+        <w:rPr>
+          <w:rFonts w:ascii="Times New Roman" w:hAnsi="Times New Roman" w:cs="Times New Roman"/>
+          <w:b/>
+        </w:rPr>
+      </w:pPr>
+      <w:r>
+        <w:rPr>
+          <w:rFonts w:ascii="Times New Roman" w:hAnsi="Times New Roman" w:cs="Times New Roman"/>
+          <w:b/>
+        </w:rPr>
+        <w:t>resultados.</w:t>
+      </w:r>
+    </w:p>
+    <w:p>
+      <w:pPr>
+        <w:tabs>
+          <w:tab w:val="left" w:pos="2400"/>
+        </w:tabs>
+        <w:spacing w:after="0" w:line="360" w:lineRule="auto"/>
+        <w:ind w:firstLine="709"/>
+        <w:jc w:val="both"/>
+        <w:rPr>
+          <w:rFonts w:ascii="Times New Roman" w:hAnsi="Times New Roman" w:cs="Times New Roman"/>
+          <w:b/>
+        </w:rPr>
+      </w:pPr>
+    </w:p>
+    <w:p>
+      <w:pPr>
+        <w:tabs>
+          <w:tab w:val="left" w:pos="2400"/>
+        </w:tabs>
+        <w:spacing w:after="0" w:line="360" w:lineRule="auto"/>
+        <w:ind w:firstLine="709"/>
+        <w:jc w:val="both"/>
+        <w:rPr>
+          <w:rFonts w:ascii="Times New Roman" w:hAnsi="Times New Roman" w:cs="Times New Roman"/>
+          <w:b/>
+        </w:rPr>
+      </w:pPr>
+    </w:p>
+    <w:p>
+      <w:pPr>
+        <w:tabs>
+          <w:tab w:val="left" w:pos="2400"/>
+        </w:tabs>
+        <w:spacing w:after="0" w:line="360" w:lineRule="auto"/>
+        <w:ind w:firstLine="709"/>
+        <w:jc w:val="both"/>
+        <w:rPr>
+          <w:rFonts w:ascii="Times New Roman" w:hAnsi="Times New Roman" w:cs="Times New Roman"/>
+          <w:b/>
+        </w:rPr>
+      </w:pPr>
+    </w:p>
+    <w:p>
+      <w:pPr>
+        <w:tabs>
+          <w:tab w:val="left" w:pos="2400"/>
+        </w:tabs>
+        <w:spacing w:after="0" w:line="360" w:lineRule="auto"/>
+        <w:ind w:firstLine="709"/>
+        <w:jc w:val="both"/>
+        <w:rPr>
+          <w:rFonts w:ascii="Times New Roman" w:hAnsi="Times New Roman" w:cs="Times New Roman"/>
+          <w:b/>
+        </w:rPr>
+      </w:pPr>
+    </w:p>
+    <w:p>
+      <w:pPr>
+        <w:tabs>
+          <w:tab w:val="left" w:pos="2400"/>
+        </w:tabs>
+        <w:spacing w:after="0" w:line="360" w:lineRule="auto"/>
+        <w:ind w:firstLine="709"/>
+        <w:jc w:val="both"/>
+        <w:rPr>
+          <w:rFonts w:ascii="Times New Roman" w:hAnsi="Times New Roman" w:cs="Times New Roman"/>
+          <w:b/>
+        </w:rPr>
+      </w:pPr>
+    </w:p>
+    <w:p>
+      <w:pPr>
+        <w:tabs>
+          <w:tab w:val="left" w:pos="2400"/>
+        </w:tabs>
+        <w:spacing w:after="0" w:line="360" w:lineRule="auto"/>
+        <w:ind w:firstLine="709"/>
+        <w:jc w:val="both"/>
+        <w:rPr>
+          <w:rFonts w:ascii="Times New Roman" w:hAnsi="Times New Roman" w:cs="Times New Roman"/>
+          <w:b/>
+        </w:rPr>
+      </w:pPr>
+    </w:p>
+    <w:p>
+      <w:pPr>
+        <w:tabs>
+          <w:tab w:val="left" w:pos="2400"/>
+        </w:tabs>
+        <w:spacing w:after="0" w:line="360" w:lineRule="auto"/>
+        <w:ind w:firstLine="709"/>
+        <w:jc w:val="both"/>
+        <w:rPr>
+          <w:rFonts w:ascii="Times New Roman" w:hAnsi="Times New Roman" w:cs="Times New Roman"/>
+          <w:b/>
+        </w:rPr>
+      </w:pPr>
+    </w:p>
+    <w:p>
+      <w:pPr>
+        <w:tabs>
+          <w:tab w:val="left" w:pos="2400"/>
+        </w:tabs>
+        <w:spacing w:after="0" w:line="360" w:lineRule="auto"/>
         <w:ind w:left="709" w:hanging="709"/>
         <w:outlineLvl w:val="0"/>
         <w:rPr>
           <w:rFonts w:ascii="Times New Roman" w:hAnsi="Times New Roman" w:cs="Times New Roman"/>
           <w:b/>
-          <w:sz w:val="24"/>
-          <w:szCs w:val="24"/>
-        </w:rPr>
-      </w:pPr>
-      <w:bookmarkStart w:id="6" w:name="_Toc205989573"/>
-      <w:r>
-        <w:rPr>
-          <w:rFonts w:ascii="Times New Roman" w:hAnsi="Times New Roman" w:cs="Times New Roman"/>
-          <w:b/>
-          <w:sz w:val="24"/>
-          <w:szCs w:val="24"/>
-        </w:rPr>
-        <w:t>4 MÉTODOS</w:t>
-      </w:r>
-      <w:bookmarkEnd w:id="6"/>
-    </w:p>
-    <w:p>
-      <w:pPr>
-        <w:tabs>
-          <w:tab w:val="left" w:pos="2400"/>
-        </w:tabs>
-        <w:spacing w:line="360" w:lineRule="auto"/>
-        <w:ind w:left="709" w:hanging="709"/>
+        </w:rPr>
+      </w:pPr>
+    </w:p>
+    <w:p>
+      <w:pPr>
+        <w:tabs>
+          <w:tab w:val="left" w:pos="2400"/>
+        </w:tabs>
+        <w:spacing w:after="0" w:line="360" w:lineRule="auto"/>
         <w:outlineLvl w:val="0"/>
         <w:rPr>
           <w:rFonts w:ascii="Times New Roman" w:hAnsi="Times New Roman" w:cs="Times New Roman"/>
           <w:b/>
-          <w:sz w:val="24"/>
-          <w:szCs w:val="24"/>
-        </w:rPr>
-      </w:pPr>
-      <w:r>
-        <w:rPr>
-          <w:rFonts w:ascii="Times New Roman" w:hAnsi="Times New Roman" w:cs="Times New Roman"/>
-          <w:b/>
-          <w:sz w:val="24"/>
-          <w:szCs w:val="24"/>
-        </w:rPr>
-        <w:t xml:space="preserve">4.1 HTML </w:t>
-      </w:r>
-    </w:p>
-    <w:p>
-      <w:pPr>
-        <w:tabs>
-          <w:tab w:val="left" w:pos="2400"/>
-        </w:tabs>
-        <w:spacing w:after="0" w:line="360" w:lineRule="auto"/>
-        <w:ind w:firstLine="709"/>
-        <w:jc w:val="both"/>
-        <w:rPr>
-          <w:rFonts w:ascii="Times New Roman" w:hAnsi="Times New Roman" w:cs="Times New Roman"/>
-          <w:sz w:val="24"/>
-          <w:szCs w:val="24"/>
-        </w:rPr>
-      </w:pPr>
-      <w:r>
-        <w:rPr>
-          <w:rFonts w:ascii="Times New Roman" w:hAnsi="Times New Roman" w:cs="Times New Roman"/>
-          <w:sz w:val="24"/>
-          <w:szCs w:val="24"/>
-        </w:rPr>
-        <w:t>O HTML é uma linguagem de marcação padrão utilizada para definir e estruturar conteúdos de páginas web através de etiquetas</w:t>
-      </w:r>
-      <w:r>
-        <w:rPr>
-          <w:rFonts w:ascii="Times New Roman" w:hAnsi="Times New Roman" w:cs="Times New Roman"/>
-          <w:sz w:val="24"/>
-          <w:szCs w:val="24"/>
-        </w:rPr>
-        <w:t xml:space="preserve"> </w:t>
-      </w:r>
-      <w:r>
-        <w:rPr>
-          <w:rFonts w:ascii="Times New Roman" w:hAnsi="Times New Roman" w:cs="Times New Roman"/>
-          <w:sz w:val="24"/>
-          <w:szCs w:val="24"/>
-        </w:rPr>
-        <w:t>(tags) que diferenciam partes do conteúdo como, imagens, listas, parágrafos, títulos, etc. Foi criada em 1991 no CERN (Organização Europeia para Pesquisa Nuclear) pelo cientista da computação britânico Tim Berners-Lee.</w:t>
-      </w:r>
-      <w:r>
-        <w:rPr>
-          <w:rFonts w:ascii="Times New Roman" w:hAnsi="Times New Roman" w:cs="Times New Roman"/>
-          <w:sz w:val="24"/>
-          <w:szCs w:val="24"/>
-        </w:rPr>
-        <w:t xml:space="preserve"> </w:t>
-      </w:r>
-    </w:p>
-    <w:p>
-      <w:pPr>
-        <w:tabs>
-          <w:tab w:val="left" w:pos="2400"/>
-        </w:tabs>
-        <w:spacing w:after="0" w:line="360" w:lineRule="auto"/>
-        <w:ind w:firstLine="709"/>
-        <w:jc w:val="both"/>
-        <w:rPr>
-          <w:rFonts w:ascii="Times New Roman" w:hAnsi="Times New Roman" w:cs="Times New Roman"/>
-          <w:sz w:val="24"/>
-          <w:szCs w:val="24"/>
-        </w:rPr>
-      </w:pPr>
-      <w:r>
-        <w:rPr>
-          <w:rFonts w:ascii="Times New Roman" w:hAnsi="Times New Roman" w:cs="Times New Roman"/>
-          <w:sz w:val="24"/>
-          <w:szCs w:val="24"/>
-        </w:rPr>
-        <w:t xml:space="preserve">Utilizamos a linguagem HTML </w:t>
-      </w:r>
-      <w:r>
-        <w:rPr>
-          <w:rFonts w:ascii="Times New Roman" w:hAnsi="Times New Roman" w:cs="Times New Roman"/>
-          <w:sz w:val="24"/>
-          <w:szCs w:val="24"/>
-        </w:rPr>
-        <w:t>em</w:t>
-      </w:r>
-      <w:r>
-        <w:rPr>
-          <w:rFonts w:ascii="Times New Roman" w:hAnsi="Times New Roman" w:cs="Times New Roman"/>
-          <w:sz w:val="24"/>
-          <w:szCs w:val="24"/>
-        </w:rPr>
-        <w:t xml:space="preserve"> nosso projeto devido a sua fácil usabilidade e compreendimento, </w:t>
-      </w:r>
-      <w:r>
-        <w:rPr>
-          <w:rFonts w:ascii="Times New Roman" w:hAnsi="Times New Roman" w:cs="Times New Roman"/>
-          <w:sz w:val="24"/>
-          <w:szCs w:val="24"/>
-        </w:rPr>
-        <w:t xml:space="preserve">acessibilidade e a </w:t>
-      </w:r>
-      <w:r>
-        <w:rPr>
-          <w:rFonts w:ascii="Times New Roman" w:hAnsi="Times New Roman" w:cs="Times New Roman"/>
-          <w:sz w:val="24"/>
-          <w:szCs w:val="24"/>
-        </w:rPr>
-        <w:t>estruturação do projeto, além de, sua alta compatibilidade com diversos navegadores webs</w:t>
-      </w:r>
-      <w:r>
-        <w:rPr>
-          <w:rFonts w:ascii="Times New Roman" w:hAnsi="Times New Roman" w:cs="Times New Roman"/>
-          <w:sz w:val="24"/>
-          <w:szCs w:val="24"/>
-        </w:rPr>
-        <w:t xml:space="preserve">, possibilitando acessos rápidos e </w:t>
-      </w:r>
-      <w:r>
-        <w:rPr>
-          <w:rFonts w:ascii="Times New Roman" w:hAnsi="Times New Roman" w:cs="Times New Roman"/>
+        </w:rPr>
+      </w:pPr>
+      <w:bookmarkStart w:id="9" w:name="_Toc205989576"/>
+      <w:r>
+        <w:rPr>
+          <w:rFonts w:ascii="Times New Roman" w:hAnsi="Times New Roman" w:cs="Times New Roman"/>
+          <w:b/>
+        </w:rPr>
+        <w:t>7 REFERÊNCIAS</w:t>
+      </w:r>
+      <w:bookmarkEnd w:id="9"/>
+    </w:p>
+    <w:p>
+      <w:pPr>
+        <w:tabs>
+          <w:tab w:val="left" w:pos="2400"/>
+        </w:tabs>
+        <w:spacing w:after="0" w:line="360" w:lineRule="auto"/>
+        <w:ind w:firstLine="709"/>
+        <w:jc w:val="both"/>
+        <w:rPr>
+          <w:rFonts w:ascii="Times New Roman" w:hAnsi="Times New Roman" w:cs="Times New Roman"/>
+          <w:b/>
+          <w:sz w:val="24"/>
+          <w:szCs w:val="24"/>
+        </w:rPr>
+      </w:pPr>
+      <w:r>
+        <w:rPr>
+          <w:rFonts w:ascii="Times New Roman" w:hAnsi="Times New Roman" w:cs="Times New Roman"/>
+          <w:b/>
+          <w:sz w:val="24"/>
+          <w:szCs w:val="24"/>
+        </w:rPr>
+        <w:t>Referências:</w:t>
+      </w:r>
+    </w:p>
+    <w:p>
+      <w:pPr>
+        <w:tabs>
+          <w:tab w:val="left" w:pos="2400"/>
+        </w:tabs>
+        <w:spacing w:after="0" w:line="360" w:lineRule="auto"/>
+        <w:ind w:firstLine="709"/>
+        <w:jc w:val="both"/>
+        <w:rPr>
+          <w:rFonts w:ascii="Times New Roman" w:hAnsi="Times New Roman" w:cs="Times New Roman"/>
+          <w:b/>
+          <w:sz w:val="24"/>
+          <w:szCs w:val="24"/>
+        </w:rPr>
+      </w:pPr>
+      <w:r>
+        <w:rPr>
+          <w:rFonts w:ascii="Times New Roman" w:hAnsi="Times New Roman" w:cs="Times New Roman"/>
+          <w:b/>
+          <w:sz w:val="24"/>
+          <w:szCs w:val="24"/>
+        </w:rPr>
+        <w:t>Na seguinte ordem:</w:t>
+      </w:r>
+    </w:p>
+    <w:p>
+      <w:pPr>
+        <w:tabs>
+          <w:tab w:val="left" w:pos="2400"/>
+        </w:tabs>
+        <w:spacing w:after="0" w:line="360" w:lineRule="auto"/>
+        <w:ind w:firstLine="709"/>
+        <w:jc w:val="both"/>
+        <w:rPr>
+          <w:rFonts w:ascii="Times New Roman" w:hAnsi="Times New Roman" w:cs="Times New Roman"/>
+          <w:b/>
+          <w:sz w:val="24"/>
+          <w:szCs w:val="24"/>
+        </w:rPr>
+      </w:pPr>
+      <w:r>
+        <w:rPr>
+          <w:rFonts w:ascii="Times New Roman" w:hAnsi="Times New Roman" w:cs="Times New Roman"/>
+          <w:b/>
+          <w:sz w:val="24"/>
+          <w:szCs w:val="24"/>
+        </w:rPr>
+        <w:t>autor (es). título. local: editora, data de publicação.</w:t>
+      </w:r>
+    </w:p>
+    <w:p>
+      <w:pPr>
+        <w:tabs>
+          <w:tab w:val="left" w:pos="2400"/>
+        </w:tabs>
+        <w:spacing w:after="0" w:line="360" w:lineRule="auto"/>
+        <w:ind w:firstLine="709"/>
+        <w:jc w:val="both"/>
+        <w:rPr>
+          <w:rFonts w:ascii="Times New Roman" w:hAnsi="Times New Roman" w:cs="Times New Roman"/>
+          <w:b/>
+          <w:sz w:val="24"/>
+          <w:szCs w:val="24"/>
+        </w:rPr>
+      </w:pPr>
+    </w:p>
+    <w:p>
+      <w:pPr>
+        <w:tabs>
+          <w:tab w:val="left" w:pos="2400"/>
+        </w:tabs>
+        <w:spacing w:after="0" w:line="360" w:lineRule="auto"/>
+        <w:ind w:firstLine="709"/>
+        <w:jc w:val="both"/>
+        <w:rPr>
+          <w:rFonts w:ascii="Times New Roman" w:hAnsi="Times New Roman" w:cs="Times New Roman"/>
+          <w:b/>
+          <w:sz w:val="24"/>
+          <w:szCs w:val="24"/>
+        </w:rPr>
+      </w:pPr>
+      <w:r>
+        <w:rPr>
+          <w:rFonts w:ascii="Times New Roman" w:hAnsi="Times New Roman" w:cs="Times New Roman"/>
+          <w:b/>
+          <w:sz w:val="24"/>
+          <w:szCs w:val="24"/>
+        </w:rPr>
+        <w:t>Deverão ser apresentadas em ordem alfabética, independente do suporte.</w:t>
+      </w:r>
+    </w:p>
+    <w:p>
+      <w:pPr>
+        <w:tabs>
+          <w:tab w:val="left" w:pos="2400"/>
+        </w:tabs>
+        <w:spacing w:after="0" w:line="360" w:lineRule="auto"/>
+        <w:ind w:firstLine="709"/>
+        <w:jc w:val="both"/>
+        <w:rPr>
+          <w:rFonts w:ascii="Times New Roman" w:hAnsi="Times New Roman" w:cs="Times New Roman"/>
+          <w:b/>
+          <w:sz w:val="24"/>
+          <w:szCs w:val="24"/>
+        </w:rPr>
+      </w:pPr>
+      <w:r>
+        <w:rPr>
+          <w:rFonts w:ascii="Times New Roman" w:hAnsi="Times New Roman" w:cs="Times New Roman"/>
+          <w:b/>
+          <w:sz w:val="24"/>
+          <w:szCs w:val="24"/>
+        </w:rPr>
+        <w:t>Devem ser alinhadas à margem esquerda, utilizando espaçamento simples e</w:t>
+      </w:r>
+    </w:p>
+    <w:p>
+      <w:pPr>
+        <w:tabs>
+          <w:tab w:val="left" w:pos="2400"/>
+        </w:tabs>
+        <w:spacing w:after="0" w:line="360" w:lineRule="auto"/>
+        <w:ind w:firstLine="709"/>
+        <w:jc w:val="both"/>
+        <w:rPr>
+          <w:rFonts w:ascii="Times New Roman" w:hAnsi="Times New Roman" w:cs="Times New Roman"/>
+          <w:b/>
+          <w:sz w:val="24"/>
+          <w:szCs w:val="24"/>
+        </w:rPr>
+      </w:pPr>
+      <w:r>
+        <w:rPr>
+          <w:rFonts w:ascii="Times New Roman" w:hAnsi="Times New Roman" w:cs="Times New Roman"/>
+          <w:b/>
+          <w:sz w:val="24"/>
+          <w:szCs w:val="24"/>
+        </w:rPr>
+        <w:t>separadas entre si por espaços simples.</w:t>
+      </w:r>
+    </w:p>
+    <w:p>
+      <w:pPr>
+        <w:tabs>
+          <w:tab w:val="left" w:pos="2400"/>
+        </w:tabs>
+        <w:spacing w:after="0" w:line="360" w:lineRule="auto"/>
+        <w:ind w:firstLine="709"/>
+        <w:jc w:val="both"/>
+        <w:rPr>
+          <w:rFonts w:ascii="Times New Roman" w:hAnsi="Times New Roman" w:cs="Times New Roman"/>
+          <w:b/>
+          <w:sz w:val="24"/>
+          <w:szCs w:val="24"/>
+        </w:rPr>
+      </w:pPr>
+      <w:r>
+        <w:rPr>
+          <w:rFonts w:ascii="Times New Roman" w:hAnsi="Times New Roman" w:cs="Times New Roman"/>
+          <w:b/>
+          <w:sz w:val="24"/>
+          <w:szCs w:val="24"/>
+        </w:rPr>
+        <w:t xml:space="preserve">Quando não for possível determinar o local, utiliza-se a expressão </w:t>
+      </w:r>
+      <w:proofErr w:type="spellStart"/>
+      <w:r>
+        <w:rPr>
+          <w:rFonts w:ascii="Times New Roman" w:hAnsi="Times New Roman" w:cs="Times New Roman"/>
+          <w:b/>
+          <w:sz w:val="24"/>
+          <w:szCs w:val="24"/>
+        </w:rPr>
+        <w:t>sine</w:t>
+      </w:r>
+      <w:proofErr w:type="spellEnd"/>
+      <w:r>
+        <w:rPr>
+          <w:rFonts w:ascii="Times New Roman" w:hAnsi="Times New Roman" w:cs="Times New Roman"/>
+          <w:b/>
+          <w:sz w:val="24"/>
+          <w:szCs w:val="24"/>
+        </w:rPr>
+        <w:t xml:space="preserve"> loco,</w:t>
+      </w:r>
+    </w:p>
+    <w:p>
+      <w:pPr>
+        <w:tabs>
+          <w:tab w:val="left" w:pos="2400"/>
+        </w:tabs>
+        <w:spacing w:after="0" w:line="360" w:lineRule="auto"/>
+        <w:ind w:firstLine="709"/>
+        <w:jc w:val="both"/>
+        <w:rPr>
+          <w:rFonts w:ascii="Times New Roman" w:hAnsi="Times New Roman" w:cs="Times New Roman"/>
+          <w:b/>
+          <w:sz w:val="24"/>
+          <w:szCs w:val="24"/>
+        </w:rPr>
+      </w:pPr>
+      <w:r>
+        <w:rPr>
+          <w:rFonts w:ascii="Times New Roman" w:hAnsi="Times New Roman" w:cs="Times New Roman"/>
+          <w:b/>
+          <w:sz w:val="24"/>
+          <w:szCs w:val="24"/>
+        </w:rPr>
+        <w:t>abreviada, entre colchetes [</w:t>
+      </w:r>
+      <w:proofErr w:type="spellStart"/>
+      <w:r>
+        <w:rPr>
+          <w:rFonts w:ascii="Times New Roman" w:hAnsi="Times New Roman" w:cs="Times New Roman"/>
+          <w:b/>
+          <w:sz w:val="24"/>
+          <w:szCs w:val="24"/>
+        </w:rPr>
+        <w:t>S.l</w:t>
+      </w:r>
+      <w:proofErr w:type="spellEnd"/>
+      <w:r>
+        <w:rPr>
+          <w:rFonts w:ascii="Times New Roman" w:hAnsi="Times New Roman" w:cs="Times New Roman"/>
+          <w:b/>
+          <w:sz w:val="24"/>
+          <w:szCs w:val="24"/>
+        </w:rPr>
+        <w:t>.]</w:t>
+      </w:r>
+    </w:p>
+    <w:p>
+      <w:pPr>
+        <w:tabs>
+          <w:tab w:val="left" w:pos="2400"/>
+        </w:tabs>
+        <w:spacing w:after="0" w:line="360" w:lineRule="auto"/>
+        <w:ind w:firstLine="709"/>
+        <w:jc w:val="both"/>
+        <w:rPr>
+          <w:rFonts w:ascii="Times New Roman" w:hAnsi="Times New Roman" w:cs="Times New Roman"/>
+          <w:b/>
+          <w:sz w:val="24"/>
+          <w:szCs w:val="24"/>
+        </w:rPr>
+      </w:pPr>
+      <w:r>
+        <w:rPr>
+          <w:rFonts w:ascii="Times New Roman" w:hAnsi="Times New Roman" w:cs="Times New Roman"/>
+          <w:b/>
           <w:sz w:val="24"/>
           <w:szCs w:val="24"/>
         </w:rPr>
         <w:lastRenderedPageBreak/>
-        <w:t>suporte. A linguagem permitiu a</w:t>
-      </w:r>
-      <w:r>
-        <w:rPr>
-          <w:rFonts w:ascii="Times New Roman" w:hAnsi="Times New Roman" w:cs="Times New Roman"/>
-          <w:sz w:val="24"/>
-          <w:szCs w:val="24"/>
-        </w:rPr>
-        <w:t xml:space="preserve"> organiza</w:t>
-      </w:r>
-      <w:r>
-        <w:rPr>
-          <w:rFonts w:ascii="Times New Roman" w:hAnsi="Times New Roman" w:cs="Times New Roman"/>
-          <w:sz w:val="24"/>
-          <w:szCs w:val="24"/>
-        </w:rPr>
-        <w:t xml:space="preserve">ção de </w:t>
-      </w:r>
-      <w:r>
-        <w:rPr>
-          <w:rFonts w:ascii="Times New Roman" w:hAnsi="Times New Roman" w:cs="Times New Roman"/>
-          <w:sz w:val="24"/>
-          <w:szCs w:val="24"/>
-        </w:rPr>
-        <w:t xml:space="preserve">elementos </w:t>
-      </w:r>
-      <w:r>
-        <w:rPr>
-          <w:rFonts w:ascii="Times New Roman" w:hAnsi="Times New Roman" w:cs="Times New Roman"/>
-          <w:sz w:val="24"/>
-          <w:szCs w:val="24"/>
-        </w:rPr>
-        <w:t>no</w:t>
-      </w:r>
-      <w:r>
-        <w:rPr>
-          <w:rFonts w:ascii="Times New Roman" w:hAnsi="Times New Roman" w:cs="Times New Roman"/>
-          <w:sz w:val="24"/>
-          <w:szCs w:val="24"/>
-        </w:rPr>
-        <w:t xml:space="preserve"> site de maneira coerente, tornando a navegação do usuário agradável e intuitiva</w:t>
-      </w:r>
-      <w:r>
-        <w:rPr>
-          <w:rFonts w:ascii="Times New Roman" w:hAnsi="Times New Roman" w:cs="Times New Roman"/>
-          <w:sz w:val="24"/>
-          <w:szCs w:val="24"/>
-        </w:rPr>
-        <w:t>.</w:t>
-      </w:r>
-    </w:p>
-    <w:p>
-      <w:pPr>
-        <w:tabs>
-          <w:tab w:val="left" w:pos="2400"/>
-        </w:tabs>
-        <w:spacing w:line="360" w:lineRule="auto"/>
-        <w:ind w:left="709" w:hanging="709"/>
-        <w:outlineLvl w:val="0"/>
-        <w:rPr>
-          <w:rFonts w:ascii="Times New Roman" w:hAnsi="Times New Roman" w:cs="Times New Roman"/>
-          <w:b/>
-          <w:sz w:val="24"/>
-          <w:szCs w:val="24"/>
-        </w:rPr>
-      </w:pPr>
-      <w:r>
-        <w:rPr>
-          <w:rFonts w:ascii="Times New Roman" w:hAnsi="Times New Roman" w:cs="Times New Roman"/>
-          <w:b/>
-          <w:sz w:val="24"/>
-          <w:szCs w:val="24"/>
-        </w:rPr>
-        <w:t>4.2 CSS</w:t>
-      </w:r>
-    </w:p>
-    <w:p>
-      <w:pPr>
-        <w:tabs>
-          <w:tab w:val="left" w:pos="2400"/>
-        </w:tabs>
-        <w:spacing w:after="0" w:line="360" w:lineRule="auto"/>
-        <w:ind w:firstLine="680"/>
-        <w:jc w:val="both"/>
-        <w:rPr>
-          <w:rFonts w:ascii="Times New Roman" w:hAnsi="Times New Roman" w:cs="Times New Roman"/>
-          <w:sz w:val="24"/>
-          <w:szCs w:val="24"/>
-        </w:rPr>
-      </w:pPr>
-      <w:r>
-        <w:rPr>
-          <w:rFonts w:ascii="Times New Roman" w:hAnsi="Times New Roman" w:cs="Times New Roman"/>
-          <w:sz w:val="24"/>
-          <w:szCs w:val="24"/>
-        </w:rPr>
-        <w:t xml:space="preserve">A linguagem CSS criada em 1995, por Håkon </w:t>
-      </w:r>
-      <w:r>
-        <w:rPr>
-          <w:rFonts w:ascii="Times New Roman" w:hAnsi="Times New Roman" w:cs="Times New Roman"/>
-          <w:sz w:val="24"/>
-          <w:szCs w:val="24"/>
-        </w:rPr>
-        <w:t>Wium Lie e Bert Bos e lançada pelo W3C, o objetivo da criação do CSS foi separar o conteúdo da apresentação</w:t>
-      </w:r>
-      <w:r>
-        <w:rPr>
-          <w:rFonts w:ascii="Times New Roman" w:hAnsi="Times New Roman" w:cs="Times New Roman"/>
-          <w:sz w:val="24"/>
-          <w:szCs w:val="24"/>
-        </w:rPr>
-        <w:t xml:space="preserve"> visual</w:t>
-      </w:r>
-      <w:r>
-        <w:rPr>
-          <w:rFonts w:ascii="Times New Roman" w:hAnsi="Times New Roman" w:cs="Times New Roman"/>
-          <w:sz w:val="24"/>
-          <w:szCs w:val="24"/>
-        </w:rPr>
-        <w:t xml:space="preserve"> de um site</w:t>
-      </w:r>
-      <w:r>
-        <w:rPr>
-          <w:rFonts w:ascii="Times New Roman" w:hAnsi="Times New Roman" w:cs="Times New Roman"/>
-          <w:sz w:val="24"/>
-          <w:szCs w:val="24"/>
-        </w:rPr>
-        <w:t>, o CSS é uma linguagem utilizada no mundo todo por sua utilizada de controlar as opções de</w:t>
-      </w:r>
-      <w:r>
-        <w:rPr>
-          <w:rFonts w:ascii="Times New Roman" w:hAnsi="Times New Roman" w:cs="Times New Roman"/>
-          <w:sz w:val="24"/>
-          <w:szCs w:val="24"/>
-        </w:rPr>
-        <w:t xml:space="preserve"> cores, linhas, margem, alturas, larguras, imagens e posicionamento. Essa linguagem foi desenvolvida para facilitar as programações a partir do momento em que o HTML não sustentava realizar todas essas as funções.</w:t>
-      </w:r>
-    </w:p>
-    <w:p>
-      <w:pPr>
-        <w:tabs>
-          <w:tab w:val="left" w:pos="2400"/>
-        </w:tabs>
-        <w:spacing w:after="0" w:line="360" w:lineRule="auto"/>
-        <w:ind w:firstLine="680"/>
-        <w:jc w:val="both"/>
-        <w:rPr>
-          <w:rFonts w:ascii="Times New Roman" w:eastAsia="Malgun Gothic" w:hAnsi="Times New Roman" w:cs="Malgun Gothic"/>
-          <w:sz w:val="24"/>
-          <w:szCs w:val="24"/>
-        </w:rPr>
-      </w:pPr>
-      <w:r>
-        <w:rPr>
-          <w:rFonts w:ascii="Times New Roman" w:eastAsia="Malgun Gothic" w:hAnsi="Times New Roman" w:cs="Malgun Gothic"/>
-          <w:sz w:val="24"/>
-          <w:szCs w:val="24"/>
-        </w:rPr>
-        <w:t>Utilizamos na programação do nosso site a linguagem CSS para estilizar e tornar o visual das páginas agradável</w:t>
-      </w:r>
-      <w:r>
-        <w:rPr>
-          <w:rFonts w:ascii="Times New Roman" w:eastAsia="Malgun Gothic" w:hAnsi="Times New Roman" w:cs="Malgun Gothic"/>
-          <w:sz w:val="24"/>
-          <w:szCs w:val="24"/>
-        </w:rPr>
-        <w:t xml:space="preserve">, deixando a experiencia e o trabalho mais confortável para o usuário </w:t>
-      </w:r>
-    </w:p>
-    <w:p>
-      <w:pPr>
-        <w:tabs>
-          <w:tab w:val="left" w:pos="2400"/>
-        </w:tabs>
-        <w:spacing w:line="360" w:lineRule="auto"/>
-        <w:ind w:left="709" w:hanging="709"/>
-        <w:outlineLvl w:val="0"/>
-        <w:rPr>
-          <w:rFonts w:ascii="Times New Roman" w:hAnsi="Times New Roman" w:cs="Times New Roman"/>
-          <w:b/>
-          <w:sz w:val="24"/>
-          <w:szCs w:val="24"/>
-        </w:rPr>
-      </w:pPr>
-      <w:r>
-        <w:rPr>
-          <w:rFonts w:ascii="Times New Roman" w:hAnsi="Times New Roman" w:cs="Times New Roman"/>
-          <w:b/>
-          <w:sz w:val="24"/>
-          <w:szCs w:val="24"/>
-        </w:rPr>
-        <w:t xml:space="preserve">4.3 </w:t>
-      </w:r>
-      <w:r>
-        <w:rPr>
-          <w:rFonts w:ascii="Times New Roman" w:hAnsi="Times New Roman" w:cs="Times New Roman"/>
-          <w:b/>
-          <w:sz w:val="24"/>
-          <w:szCs w:val="24"/>
-        </w:rPr>
-        <w:t>IDE</w:t>
-      </w:r>
-    </w:p>
-    <w:p>
-      <w:pPr>
-        <w:tabs>
-          <w:tab w:val="left" w:pos="2400"/>
-        </w:tabs>
-        <w:spacing w:line="360" w:lineRule="auto"/>
-        <w:ind w:left="709" w:hanging="709"/>
-        <w:outlineLvl w:val="0"/>
-        <w:rPr>
-          <w:rFonts w:ascii="Times New Roman" w:hAnsi="Times New Roman" w:cs="Times New Roman"/>
-          <w:b/>
-          <w:sz w:val="24"/>
-          <w:szCs w:val="24"/>
-        </w:rPr>
-      </w:pPr>
-      <w:r>
-        <w:rPr>
-          <w:rFonts w:ascii="Times New Roman" w:hAnsi="Times New Roman" w:cs="Times New Roman"/>
-          <w:b/>
-          <w:sz w:val="24"/>
-          <w:szCs w:val="24"/>
-        </w:rPr>
-        <w:t xml:space="preserve">4.4 </w:t>
-      </w:r>
-      <w:r>
-        <w:rPr>
-          <w:rFonts w:ascii="Times New Roman" w:hAnsi="Times New Roman" w:cs="Times New Roman"/>
-          <w:b/>
-          <w:sz w:val="24"/>
-          <w:szCs w:val="24"/>
-        </w:rPr>
-        <w:t>BANCO DE DADOS</w:t>
-      </w:r>
-    </w:p>
-    <w:p>
-      <w:pPr>
-        <w:tabs>
-          <w:tab w:val="left" w:pos="2400"/>
-        </w:tabs>
-        <w:spacing w:line="360" w:lineRule="auto"/>
-        <w:ind w:left="709" w:hanging="709"/>
-        <w:outlineLvl w:val="0"/>
-        <w:rPr>
-          <w:rFonts w:ascii="Times New Roman" w:hAnsi="Times New Roman" w:cs="Times New Roman"/>
-          <w:b/>
-          <w:sz w:val="24"/>
-          <w:szCs w:val="24"/>
-        </w:rPr>
-      </w:pPr>
-      <w:r>
-        <w:rPr>
-          <w:rFonts w:ascii="Times New Roman" w:hAnsi="Times New Roman" w:cs="Times New Roman"/>
-          <w:b/>
-          <w:sz w:val="24"/>
-          <w:szCs w:val="24"/>
-        </w:rPr>
-        <w:t xml:space="preserve">4.5 TRELLO </w:t>
-      </w:r>
-    </w:p>
-    <w:p>
-      <w:pPr>
-        <w:tabs>
-          <w:tab w:val="left" w:pos="2400"/>
-        </w:tabs>
-        <w:spacing w:line="360" w:lineRule="auto"/>
-        <w:ind w:left="709" w:hanging="709"/>
-        <w:outlineLvl w:val="0"/>
-        <w:rPr>
-          <w:rFonts w:ascii="Times New Roman" w:hAnsi="Times New Roman" w:cs="Times New Roman"/>
-          <w:b/>
-          <w:sz w:val="24"/>
-          <w:szCs w:val="24"/>
-        </w:rPr>
-      </w:pPr>
-      <w:r>
-        <w:rPr>
-          <w:rFonts w:ascii="Times New Roman" w:hAnsi="Times New Roman" w:cs="Times New Roman"/>
-          <w:b/>
-          <w:sz w:val="24"/>
-          <w:szCs w:val="24"/>
-        </w:rPr>
-        <w:t>4.6 GIT e GITHUB</w:t>
-      </w:r>
-    </w:p>
-    <w:p>
-      <w:pPr>
-        <w:tabs>
-          <w:tab w:val="left" w:pos="2400"/>
-        </w:tabs>
-        <w:spacing w:line="360" w:lineRule="auto"/>
-        <w:ind w:left="709" w:hanging="709"/>
-        <w:outlineLvl w:val="0"/>
-        <w:rPr>
-          <w:rFonts w:ascii="Times New Roman" w:hAnsi="Times New Roman" w:cs="Times New Roman"/>
-          <w:b/>
-          <w:sz w:val="24"/>
-          <w:szCs w:val="24"/>
-          <w:u w:val="single"/>
-        </w:rPr>
-      </w:pPr>
-      <w:r>
-        <w:rPr>
-          <w:rFonts w:ascii="Times New Roman" w:hAnsi="Times New Roman" w:cs="Times New Roman"/>
-          <w:b/>
-          <w:sz w:val="24"/>
-          <w:szCs w:val="24"/>
-        </w:rPr>
-        <w:t>4.7 FIGMA</w:t>
-      </w:r>
-    </w:p>
-    <w:p>
-      <w:pPr>
-        <w:tabs>
-          <w:tab w:val="left" w:pos="2400"/>
-        </w:tabs>
-        <w:spacing w:line="360" w:lineRule="auto"/>
-        <w:ind w:left="709" w:hanging="709"/>
-        <w:outlineLvl w:val="0"/>
-        <w:rPr>
-          <w:rFonts w:ascii="Times New Roman" w:hAnsi="Times New Roman" w:cs="Times New Roman"/>
-          <w:b/>
-          <w:sz w:val="24"/>
-          <w:szCs w:val="24"/>
-        </w:rPr>
-      </w:pPr>
-      <w:r>
-        <w:rPr>
-          <w:rFonts w:ascii="Times New Roman" w:hAnsi="Times New Roman" w:cs="Times New Roman"/>
-          <w:b/>
-          <w:sz w:val="24"/>
-          <w:szCs w:val="24"/>
-        </w:rPr>
-        <w:t>4.8 CLASROOM</w:t>
-      </w:r>
-    </w:p>
-    <w:p>
-      <w:pPr>
-        <w:tabs>
-          <w:tab w:val="left" w:pos="2400"/>
-        </w:tabs>
-        <w:spacing w:line="360" w:lineRule="auto"/>
-        <w:ind w:left="709" w:hanging="709"/>
-        <w:outlineLvl w:val="0"/>
-        <w:rPr>
-          <w:rFonts w:ascii="Times New Roman" w:hAnsi="Times New Roman" w:cs="Times New Roman"/>
-          <w:b/>
-          <w:sz w:val="24"/>
-          <w:szCs w:val="24"/>
-        </w:rPr>
-      </w:pPr>
-      <w:r>
-        <w:rPr>
-          <w:rFonts w:ascii="Times New Roman" w:hAnsi="Times New Roman" w:cs="Times New Roman"/>
-          <w:b/>
-          <w:sz w:val="24"/>
-          <w:szCs w:val="24"/>
-        </w:rPr>
-        <w:t>4.9 CANVA</w:t>
-      </w:r>
-    </w:p>
-    <w:p>
-      <w:pPr>
-        <w:tabs>
-          <w:tab w:val="left" w:pos="2400"/>
-        </w:tabs>
-        <w:rPr>
-          <w:rFonts w:ascii="Times New Roman" w:hAnsi="Times New Roman" w:cs="Times New Roman"/>
-          <w:b/>
-        </w:rPr>
-      </w:pPr>
-    </w:p>
-    <w:p>
-      <w:pPr>
-        <w:tabs>
-          <w:tab w:val="left" w:pos="2400"/>
-        </w:tabs>
-        <w:rPr>
-          <w:rFonts w:ascii="Times New Roman" w:hAnsi="Times New Roman" w:cs="Times New Roman"/>
-          <w:b/>
-        </w:rPr>
-      </w:pPr>
-    </w:p>
-    <w:p>
-      <w:pPr>
-        <w:tabs>
-          <w:tab w:val="left" w:pos="2400"/>
-        </w:tabs>
-        <w:rPr>
-          <w:rFonts w:ascii="Times New Roman" w:hAnsi="Times New Roman" w:cs="Times New Roman"/>
-          <w:b/>
-        </w:rPr>
-      </w:pPr>
-    </w:p>
-    <w:p>
-      <w:pPr>
-        <w:tabs>
-          <w:tab w:val="left" w:pos="2400"/>
-        </w:tabs>
-        <w:rPr>
-          <w:rFonts w:ascii="Times New Roman" w:hAnsi="Times New Roman" w:cs="Times New Roman"/>
-          <w:b/>
-        </w:rPr>
-      </w:pPr>
-    </w:p>
-    <w:p>
-      <w:pPr>
-        <w:tabs>
-          <w:tab w:val="left" w:pos="2400"/>
-        </w:tabs>
-        <w:rPr>
-          <w:rFonts w:ascii="Times New Roman" w:hAnsi="Times New Roman" w:cs="Times New Roman"/>
-          <w:b/>
-        </w:rPr>
-      </w:pPr>
-    </w:p>
-    <w:p>
-      <w:pPr>
-        <w:tabs>
-          <w:tab w:val="left" w:pos="2400"/>
-        </w:tabs>
-        <w:rPr>
-          <w:rFonts w:ascii="Times New Roman" w:hAnsi="Times New Roman" w:cs="Times New Roman"/>
-          <w:b/>
-        </w:rPr>
-      </w:pPr>
-    </w:p>
-    <w:p>
-      <w:pPr>
-        <w:tabs>
-          <w:tab w:val="left" w:pos="2400"/>
-        </w:tabs>
-        <w:rPr>
-          <w:rFonts w:ascii="Times New Roman" w:hAnsi="Times New Roman" w:cs="Times New Roman"/>
-          <w:b/>
-        </w:rPr>
-      </w:pPr>
-    </w:p>
-    <w:p>
-      <w:pPr>
-        <w:tabs>
-          <w:tab w:val="left" w:pos="2400"/>
-        </w:tabs>
-        <w:rPr>
-          <w:rFonts w:ascii="Times New Roman" w:hAnsi="Times New Roman" w:cs="Times New Roman"/>
-          <w:b/>
-        </w:rPr>
-      </w:pPr>
-    </w:p>
-    <w:p>
-      <w:pPr>
-        <w:tabs>
-          <w:tab w:val="left" w:pos="2400"/>
-        </w:tabs>
-        <w:rPr>
-          <w:rFonts w:ascii="Times New Roman" w:hAnsi="Times New Roman" w:cs="Times New Roman"/>
-          <w:b/>
-        </w:rPr>
-      </w:pPr>
-    </w:p>
-    <w:p>
-      <w:pPr>
-        <w:tabs>
-          <w:tab w:val="left" w:pos="2400"/>
-        </w:tabs>
-        <w:rPr>
-          <w:rFonts w:ascii="Times New Roman" w:hAnsi="Times New Roman" w:cs="Times New Roman"/>
-          <w:b/>
-        </w:rPr>
-      </w:pPr>
-    </w:p>
-    <w:p>
-      <w:pPr>
-        <w:tabs>
-          <w:tab w:val="left" w:pos="2400"/>
-        </w:tabs>
-        <w:rPr>
-          <w:rFonts w:ascii="Times New Roman" w:hAnsi="Times New Roman" w:cs="Times New Roman"/>
-          <w:b/>
-        </w:rPr>
-      </w:pPr>
-    </w:p>
-    <w:p>
-      <w:pPr>
-        <w:tabs>
-          <w:tab w:val="left" w:pos="2400"/>
-        </w:tabs>
-        <w:rPr>
-          <w:rFonts w:ascii="Times New Roman" w:hAnsi="Times New Roman" w:cs="Times New Roman"/>
-          <w:b/>
-        </w:rPr>
-      </w:pPr>
-    </w:p>
-    <w:p>
-      <w:pPr>
-        <w:tabs>
-          <w:tab w:val="left" w:pos="2400"/>
-        </w:tabs>
-        <w:rPr>
-          <w:rFonts w:ascii="Times New Roman" w:hAnsi="Times New Roman" w:cs="Times New Roman"/>
-          <w:b/>
-        </w:rPr>
-      </w:pPr>
-    </w:p>
-    <w:p>
-      <w:pPr>
-        <w:tabs>
-          <w:tab w:val="left" w:pos="2400"/>
-        </w:tabs>
-        <w:rPr>
-          <w:rFonts w:ascii="Times New Roman" w:hAnsi="Times New Roman" w:cs="Times New Roman"/>
-          <w:b/>
-        </w:rPr>
-      </w:pPr>
-    </w:p>
-    <w:p>
-      <w:pPr>
-        <w:tabs>
-          <w:tab w:val="left" w:pos="2400"/>
-        </w:tabs>
-        <w:rPr>
-          <w:rFonts w:ascii="Times New Roman" w:hAnsi="Times New Roman" w:cs="Times New Roman"/>
-          <w:b/>
-        </w:rPr>
-      </w:pPr>
-    </w:p>
-    <w:p>
-      <w:pPr>
-        <w:tabs>
-          <w:tab w:val="left" w:pos="2400"/>
-        </w:tabs>
-        <w:rPr>
-          <w:rFonts w:ascii="Times New Roman" w:hAnsi="Times New Roman" w:cs="Times New Roman"/>
-          <w:b/>
-        </w:rPr>
-      </w:pPr>
-    </w:p>
-    <w:p>
-      <w:pPr>
-        <w:tabs>
-          <w:tab w:val="left" w:pos="2400"/>
-        </w:tabs>
-        <w:rPr>
-          <w:rFonts w:ascii="Times New Roman" w:hAnsi="Times New Roman" w:cs="Times New Roman"/>
-          <w:b/>
-        </w:rPr>
-      </w:pPr>
-    </w:p>
-    <w:p>
-      <w:pPr>
-        <w:tabs>
-          <w:tab w:val="left" w:pos="2400"/>
-        </w:tabs>
-        <w:rPr>
-          <w:rFonts w:ascii="Times New Roman" w:hAnsi="Times New Roman" w:cs="Times New Roman"/>
-          <w:b/>
-        </w:rPr>
-      </w:pPr>
-    </w:p>
-    <w:p>
-      <w:pPr>
-        <w:tabs>
-          <w:tab w:val="left" w:pos="2400"/>
-        </w:tabs>
-        <w:rPr>
-          <w:rFonts w:ascii="Times New Roman" w:hAnsi="Times New Roman" w:cs="Times New Roman"/>
-          <w:b/>
-        </w:rPr>
-      </w:pPr>
-    </w:p>
-    <w:p>
-      <w:pPr>
-        <w:tabs>
-          <w:tab w:val="left" w:pos="2400"/>
-        </w:tabs>
-        <w:rPr>
-          <w:rFonts w:ascii="Times New Roman" w:hAnsi="Times New Roman" w:cs="Times New Roman"/>
-          <w:b/>
-        </w:rPr>
-      </w:pPr>
-    </w:p>
-    <w:p>
-      <w:pPr>
-        <w:tabs>
-          <w:tab w:val="left" w:pos="2400"/>
-        </w:tabs>
-        <w:rPr>
-          <w:rFonts w:ascii="Times New Roman" w:hAnsi="Times New Roman" w:cs="Times New Roman"/>
-          <w:b/>
-        </w:rPr>
-      </w:pPr>
-    </w:p>
-    <w:p>
-      <w:pPr>
-        <w:tabs>
-          <w:tab w:val="left" w:pos="2400"/>
-        </w:tabs>
-        <w:rPr>
-          <w:rFonts w:ascii="Times New Roman" w:hAnsi="Times New Roman" w:cs="Times New Roman"/>
-          <w:b/>
-        </w:rPr>
-      </w:pPr>
-    </w:p>
-    <w:p>
-      <w:pPr>
-        <w:tabs>
-          <w:tab w:val="left" w:pos="2400"/>
-        </w:tabs>
-        <w:rPr>
-          <w:rFonts w:ascii="Times New Roman" w:hAnsi="Times New Roman" w:cs="Times New Roman"/>
-          <w:b/>
-        </w:rPr>
-      </w:pPr>
-    </w:p>
-    <w:p>
-      <w:pPr>
-        <w:tabs>
-          <w:tab w:val="left" w:pos="2400"/>
-        </w:tabs>
-        <w:rPr>
-          <w:rFonts w:ascii="Times New Roman" w:hAnsi="Times New Roman" w:cs="Times New Roman"/>
-          <w:b/>
-        </w:rPr>
-      </w:pPr>
-    </w:p>
-    <w:p>
-      <w:pPr>
-        <w:tabs>
-          <w:tab w:val="left" w:pos="2400"/>
-        </w:tabs>
-        <w:rPr>
-          <w:rFonts w:ascii="Times New Roman" w:hAnsi="Times New Roman" w:cs="Times New Roman"/>
-          <w:b/>
-        </w:rPr>
-      </w:pPr>
-    </w:p>
-    <w:p>
-      <w:pPr>
-        <w:tabs>
-          <w:tab w:val="left" w:pos="2400"/>
-        </w:tabs>
-        <w:spacing w:line="360" w:lineRule="auto"/>
-        <w:outlineLvl w:val="0"/>
-        <w:rPr>
-          <w:rFonts w:ascii="Times New Roman" w:hAnsi="Times New Roman" w:cs="Times New Roman"/>
-          <w:b/>
-        </w:rPr>
-      </w:pPr>
-    </w:p>
-    <w:p>
-      <w:pPr>
-        <w:tabs>
-          <w:tab w:val="left" w:pos="2400"/>
-        </w:tabs>
-        <w:spacing w:line="360" w:lineRule="auto"/>
-        <w:outlineLvl w:val="0"/>
-        <w:rPr>
-          <w:rFonts w:ascii="Times New Roman" w:hAnsi="Times New Roman" w:cs="Times New Roman"/>
-          <w:b/>
-          <w:sz w:val="24"/>
-          <w:szCs w:val="24"/>
-        </w:rPr>
-      </w:pPr>
-      <w:bookmarkStart w:id="7" w:name="_Toc205989574"/>
-      <w:r>
-        <w:rPr>
-          <w:rFonts w:ascii="Times New Roman" w:hAnsi="Times New Roman" w:cs="Times New Roman"/>
-          <w:b/>
-          <w:sz w:val="24"/>
-          <w:szCs w:val="24"/>
-        </w:rPr>
-        <w:t>5 APRESENTAÇÃO E ANALISE DOS RESULTADOS</w:t>
-      </w:r>
-      <w:bookmarkEnd w:id="7"/>
-    </w:p>
-    <w:p>
-      <w:pPr>
-        <w:tabs>
-          <w:tab w:val="left" w:pos="2400"/>
-        </w:tabs>
-        <w:spacing w:line="360" w:lineRule="auto"/>
-        <w:ind w:firstLine="709"/>
-        <w:jc w:val="both"/>
-        <w:rPr>
-          <w:rFonts w:ascii="Times New Roman" w:hAnsi="Times New Roman" w:cs="Times New Roman"/>
-          <w:b/>
-          <w:sz w:val="24"/>
-          <w:szCs w:val="24"/>
-        </w:rPr>
-      </w:pPr>
-      <w:r>
-        <w:rPr>
-          <w:rFonts w:ascii="Times New Roman" w:hAnsi="Times New Roman" w:cs="Times New Roman"/>
-          <w:b/>
-          <w:sz w:val="24"/>
-          <w:szCs w:val="24"/>
-        </w:rPr>
-        <w:t>Neste capítulo o autor deve apresentar os resultados obtidos com a execução</w:t>
-      </w:r>
-    </w:p>
-    <w:p>
-      <w:pPr>
-        <w:tabs>
-          <w:tab w:val="left" w:pos="2400"/>
-        </w:tabs>
-        <w:spacing w:line="360" w:lineRule="auto"/>
-        <w:ind w:firstLine="709"/>
-        <w:jc w:val="both"/>
-        <w:rPr>
-          <w:rFonts w:ascii="Times New Roman" w:hAnsi="Times New Roman" w:cs="Times New Roman"/>
-          <w:b/>
-          <w:sz w:val="24"/>
-          <w:szCs w:val="24"/>
-        </w:rPr>
-      </w:pPr>
-      <w:r>
-        <w:rPr>
-          <w:rFonts w:ascii="Times New Roman" w:hAnsi="Times New Roman" w:cs="Times New Roman"/>
-          <w:b/>
-          <w:sz w:val="24"/>
-          <w:szCs w:val="24"/>
-        </w:rPr>
-        <w:t>das propostas trabalhadas nos capítulos de desenvolvimento do trabalho. Em</w:t>
-      </w:r>
-    </w:p>
-    <w:p>
-      <w:pPr>
-        <w:tabs>
-          <w:tab w:val="left" w:pos="2400"/>
-        </w:tabs>
-        <w:spacing w:line="360" w:lineRule="auto"/>
-        <w:ind w:firstLine="709"/>
-        <w:jc w:val="both"/>
-        <w:rPr>
-          <w:rFonts w:ascii="Times New Roman" w:hAnsi="Times New Roman" w:cs="Times New Roman"/>
-          <w:b/>
-          <w:sz w:val="24"/>
-          <w:szCs w:val="24"/>
-        </w:rPr>
-      </w:pPr>
-      <w:r>
-        <w:rPr>
-          <w:rFonts w:ascii="Times New Roman" w:hAnsi="Times New Roman" w:cs="Times New Roman"/>
-          <w:b/>
-          <w:sz w:val="24"/>
-          <w:szCs w:val="24"/>
-        </w:rPr>
-        <w:t>algumas pesquisas este capítulo pode resultar em um capítulo posterior de Análise</w:t>
-      </w:r>
-    </w:p>
-    <w:p>
-      <w:pPr>
-        <w:tabs>
-          <w:tab w:val="left" w:pos="2400"/>
-        </w:tabs>
-        <w:spacing w:line="360" w:lineRule="auto"/>
-        <w:ind w:firstLine="709"/>
-        <w:jc w:val="both"/>
-        <w:rPr>
-          <w:rFonts w:ascii="Times New Roman" w:hAnsi="Times New Roman" w:cs="Times New Roman"/>
-          <w:b/>
-          <w:sz w:val="24"/>
-          <w:szCs w:val="24"/>
-        </w:rPr>
-      </w:pPr>
-      <w:r>
-        <w:rPr>
-          <w:rFonts w:ascii="Times New Roman" w:hAnsi="Times New Roman" w:cs="Times New Roman"/>
-          <w:b/>
-          <w:sz w:val="24"/>
-          <w:szCs w:val="24"/>
-        </w:rPr>
-        <w:t>e Discussão dos Dados.</w:t>
-      </w:r>
-    </w:p>
-    <w:p>
-      <w:pPr>
-        <w:tabs>
-          <w:tab w:val="left" w:pos="2400"/>
-        </w:tabs>
-        <w:spacing w:line="360" w:lineRule="auto"/>
-        <w:ind w:firstLine="709"/>
-        <w:jc w:val="both"/>
-        <w:rPr>
-          <w:rFonts w:ascii="Times New Roman" w:hAnsi="Times New Roman" w:cs="Times New Roman"/>
-          <w:b/>
-          <w:sz w:val="24"/>
-          <w:szCs w:val="24"/>
-        </w:rPr>
-      </w:pPr>
-      <w:r>
-        <w:rPr>
-          <w:rFonts w:ascii="Times New Roman" w:hAnsi="Times New Roman" w:cs="Times New Roman"/>
-          <w:b/>
-          <w:sz w:val="24"/>
-          <w:szCs w:val="24"/>
-        </w:rPr>
-        <w:t>A transcrição dos resultados deve ser feita de maneira fiel aquela obtida com</w:t>
-      </w:r>
-    </w:p>
-    <w:p>
-      <w:pPr>
-        <w:tabs>
-          <w:tab w:val="left" w:pos="2400"/>
-        </w:tabs>
-        <w:spacing w:line="360" w:lineRule="auto"/>
-        <w:ind w:firstLine="709"/>
-        <w:jc w:val="both"/>
-        <w:rPr>
-          <w:rFonts w:ascii="Times New Roman" w:hAnsi="Times New Roman" w:cs="Times New Roman"/>
-          <w:b/>
-          <w:sz w:val="24"/>
-          <w:szCs w:val="24"/>
-        </w:rPr>
-      </w:pPr>
-      <w:r>
-        <w:rPr>
-          <w:rFonts w:ascii="Times New Roman" w:hAnsi="Times New Roman" w:cs="Times New Roman"/>
-          <w:b/>
-          <w:sz w:val="24"/>
-          <w:szCs w:val="24"/>
-        </w:rPr>
-        <w:t>a execução das propostas e, apresentar a interpretação crítica dos dados,</w:t>
-      </w:r>
-    </w:p>
-    <w:p>
-      <w:pPr>
-        <w:tabs>
-          <w:tab w:val="left" w:pos="2400"/>
-        </w:tabs>
-        <w:spacing w:line="360" w:lineRule="auto"/>
-        <w:ind w:firstLine="709"/>
-        <w:jc w:val="both"/>
-        <w:rPr>
-          <w:rFonts w:ascii="Times New Roman" w:hAnsi="Times New Roman" w:cs="Times New Roman"/>
-          <w:b/>
-          <w:sz w:val="24"/>
-          <w:szCs w:val="24"/>
-        </w:rPr>
-      </w:pPr>
-      <w:r>
-        <w:rPr>
-          <w:rFonts w:ascii="Times New Roman" w:hAnsi="Times New Roman" w:cs="Times New Roman"/>
-          <w:b/>
-          <w:sz w:val="24"/>
-          <w:szCs w:val="24"/>
-        </w:rPr>
-        <w:t>verificando se os mesmos comprovam ou refutam as hipóteses.</w:t>
-      </w:r>
-    </w:p>
-    <w:p>
-      <w:pPr>
-        <w:tabs>
-          <w:tab w:val="left" w:pos="2400"/>
-        </w:tabs>
-        <w:rPr>
-          <w:rFonts w:ascii="Times New Roman" w:hAnsi="Times New Roman" w:cs="Times New Roman"/>
-          <w:b/>
-        </w:rPr>
-      </w:pPr>
-    </w:p>
-    <w:p>
-      <w:pPr>
-        <w:tabs>
-          <w:tab w:val="left" w:pos="2400"/>
-        </w:tabs>
-        <w:rPr>
-          <w:rFonts w:ascii="Times New Roman" w:hAnsi="Times New Roman" w:cs="Times New Roman"/>
-          <w:b/>
-        </w:rPr>
-      </w:pPr>
-    </w:p>
-    <w:p>
-      <w:pPr>
-        <w:tabs>
-          <w:tab w:val="left" w:pos="2400"/>
-        </w:tabs>
-        <w:rPr>
-          <w:rFonts w:ascii="Times New Roman" w:hAnsi="Times New Roman" w:cs="Times New Roman"/>
-          <w:b/>
-        </w:rPr>
-      </w:pPr>
-    </w:p>
-    <w:p>
-      <w:pPr>
-        <w:tabs>
-          <w:tab w:val="left" w:pos="2400"/>
-        </w:tabs>
-        <w:rPr>
-          <w:rFonts w:ascii="Times New Roman" w:hAnsi="Times New Roman" w:cs="Times New Roman"/>
-          <w:b/>
-        </w:rPr>
-      </w:pPr>
-    </w:p>
-    <w:p>
-      <w:pPr>
-        <w:tabs>
-          <w:tab w:val="left" w:pos="2400"/>
-        </w:tabs>
-        <w:rPr>
-          <w:rFonts w:ascii="Times New Roman" w:hAnsi="Times New Roman" w:cs="Times New Roman"/>
-          <w:b/>
-        </w:rPr>
-      </w:pPr>
-    </w:p>
-    <w:p>
-      <w:pPr>
-        <w:tabs>
-          <w:tab w:val="left" w:pos="2400"/>
-        </w:tabs>
-        <w:rPr>
-          <w:rFonts w:ascii="Times New Roman" w:hAnsi="Times New Roman" w:cs="Times New Roman"/>
-          <w:b/>
-        </w:rPr>
-      </w:pPr>
-    </w:p>
-    <w:p>
-      <w:pPr>
-        <w:tabs>
-          <w:tab w:val="left" w:pos="2400"/>
-        </w:tabs>
-        <w:rPr>
-          <w:rFonts w:ascii="Times New Roman" w:hAnsi="Times New Roman" w:cs="Times New Roman"/>
-          <w:b/>
-        </w:rPr>
-      </w:pPr>
-    </w:p>
-    <w:p>
-      <w:pPr>
-        <w:tabs>
-          <w:tab w:val="left" w:pos="2400"/>
-        </w:tabs>
-        <w:rPr>
-          <w:rFonts w:ascii="Times New Roman" w:hAnsi="Times New Roman" w:cs="Times New Roman"/>
-          <w:b/>
-        </w:rPr>
-      </w:pPr>
-    </w:p>
-    <w:p>
-      <w:pPr>
-        <w:tabs>
-          <w:tab w:val="left" w:pos="2400"/>
-        </w:tabs>
-        <w:rPr>
-          <w:rFonts w:ascii="Times New Roman" w:hAnsi="Times New Roman" w:cs="Times New Roman"/>
-          <w:b/>
-        </w:rPr>
-      </w:pPr>
-    </w:p>
-    <w:p>
-      <w:pPr>
-        <w:tabs>
-          <w:tab w:val="left" w:pos="2400"/>
-        </w:tabs>
-        <w:rPr>
-          <w:rFonts w:ascii="Times New Roman" w:hAnsi="Times New Roman" w:cs="Times New Roman"/>
-          <w:b/>
-        </w:rPr>
-      </w:pPr>
-    </w:p>
-    <w:p>
-      <w:pPr>
-        <w:tabs>
-          <w:tab w:val="left" w:pos="2400"/>
-        </w:tabs>
-        <w:rPr>
-          <w:rFonts w:ascii="Times New Roman" w:hAnsi="Times New Roman" w:cs="Times New Roman"/>
-          <w:b/>
-        </w:rPr>
-      </w:pPr>
-    </w:p>
-    <w:p>
-      <w:pPr>
-        <w:tabs>
-          <w:tab w:val="left" w:pos="2400"/>
-        </w:tabs>
-        <w:rPr>
-          <w:rFonts w:ascii="Times New Roman" w:hAnsi="Times New Roman" w:cs="Times New Roman"/>
-          <w:b/>
-        </w:rPr>
-      </w:pPr>
-    </w:p>
-    <w:p>
-      <w:pPr>
-        <w:tabs>
-          <w:tab w:val="left" w:pos="2400"/>
-        </w:tabs>
-        <w:rPr>
-          <w:rFonts w:ascii="Times New Roman" w:hAnsi="Times New Roman" w:cs="Times New Roman"/>
-          <w:b/>
-        </w:rPr>
-      </w:pPr>
-    </w:p>
-    <w:p>
-      <w:pPr>
-        <w:tabs>
-          <w:tab w:val="left" w:pos="2400"/>
-        </w:tabs>
-        <w:rPr>
-          <w:rFonts w:ascii="Times New Roman" w:hAnsi="Times New Roman" w:cs="Times New Roman"/>
-          <w:b/>
-        </w:rPr>
-      </w:pPr>
-    </w:p>
-    <w:p>
-      <w:pPr>
-        <w:tabs>
-          <w:tab w:val="left" w:pos="2400"/>
-        </w:tabs>
-        <w:rPr>
-          <w:rFonts w:ascii="Times New Roman" w:hAnsi="Times New Roman" w:cs="Times New Roman"/>
-          <w:b/>
-        </w:rPr>
-      </w:pPr>
-    </w:p>
-    <w:p>
-      <w:pPr>
-        <w:tabs>
-          <w:tab w:val="left" w:pos="2400"/>
-        </w:tabs>
-        <w:rPr>
-          <w:rFonts w:ascii="Times New Roman" w:hAnsi="Times New Roman" w:cs="Times New Roman"/>
-          <w:b/>
-        </w:rPr>
-      </w:pPr>
-    </w:p>
-    <w:p>
-      <w:pPr>
-        <w:tabs>
-          <w:tab w:val="left" w:pos="2400"/>
-        </w:tabs>
-        <w:rPr>
-          <w:rFonts w:ascii="Times New Roman" w:hAnsi="Times New Roman" w:cs="Times New Roman"/>
-          <w:b/>
-        </w:rPr>
-      </w:pPr>
-    </w:p>
-    <w:p>
-      <w:pPr>
-        <w:tabs>
-          <w:tab w:val="left" w:pos="2400"/>
-        </w:tabs>
-        <w:rPr>
-          <w:rFonts w:ascii="Times New Roman" w:hAnsi="Times New Roman" w:cs="Times New Roman"/>
-          <w:b/>
-        </w:rPr>
-      </w:pPr>
-    </w:p>
-    <w:p>
-      <w:pPr>
-        <w:tabs>
-          <w:tab w:val="left" w:pos="2400"/>
-        </w:tabs>
-        <w:rPr>
-          <w:rFonts w:ascii="Times New Roman" w:hAnsi="Times New Roman" w:cs="Times New Roman"/>
-          <w:b/>
-        </w:rPr>
-      </w:pPr>
-    </w:p>
-    <w:p>
-      <w:pPr>
-        <w:tabs>
-          <w:tab w:val="left" w:pos="2400"/>
-        </w:tabs>
-        <w:spacing w:line="360" w:lineRule="auto"/>
-        <w:ind w:left="709" w:hanging="709"/>
-        <w:outlineLvl w:val="0"/>
-        <w:rPr>
-          <w:rFonts w:ascii="Times New Roman" w:hAnsi="Times New Roman" w:cs="Times New Roman"/>
-          <w:b/>
-        </w:rPr>
-      </w:pPr>
-    </w:p>
-    <w:p>
-      <w:pPr>
-        <w:tabs>
-          <w:tab w:val="left" w:pos="2400"/>
-        </w:tabs>
-        <w:spacing w:line="360" w:lineRule="auto"/>
-        <w:ind w:left="709" w:hanging="709"/>
-        <w:outlineLvl w:val="0"/>
-        <w:rPr>
-          <w:rFonts w:ascii="Times New Roman" w:hAnsi="Times New Roman" w:cs="Times New Roman"/>
-          <w:b/>
-          <w:sz w:val="24"/>
-          <w:szCs w:val="24"/>
-        </w:rPr>
-      </w:pPr>
-      <w:bookmarkStart w:id="8" w:name="_Toc205989575"/>
-      <w:r>
-        <w:rPr>
-          <w:rFonts w:ascii="Times New Roman" w:hAnsi="Times New Roman" w:cs="Times New Roman"/>
-          <w:b/>
-          <w:sz w:val="24"/>
-          <w:szCs w:val="24"/>
-        </w:rPr>
-        <w:t>6 CONCLUSÃO</w:t>
-      </w:r>
-      <w:bookmarkEnd w:id="8"/>
-    </w:p>
-    <w:p>
-      <w:pPr>
-        <w:tabs>
-          <w:tab w:val="left" w:pos="2400"/>
-        </w:tabs>
-        <w:spacing w:after="0" w:line="360" w:lineRule="auto"/>
-        <w:ind w:firstLine="709"/>
-        <w:jc w:val="both"/>
-        <w:rPr>
-          <w:rFonts w:ascii="Times New Roman" w:hAnsi="Times New Roman" w:cs="Times New Roman"/>
-          <w:b/>
-        </w:rPr>
-      </w:pPr>
-      <w:r>
-        <w:rPr>
-          <w:rFonts w:ascii="Times New Roman" w:hAnsi="Times New Roman" w:cs="Times New Roman"/>
-          <w:b/>
-        </w:rPr>
-        <w:t>Parte final do texto, na qual se apresentam conclusões correspondentes aos</w:t>
-      </w:r>
-    </w:p>
-    <w:p>
-      <w:pPr>
-        <w:tabs>
-          <w:tab w:val="left" w:pos="2400"/>
-        </w:tabs>
-        <w:spacing w:after="0" w:line="360" w:lineRule="auto"/>
-        <w:ind w:firstLine="709"/>
-        <w:jc w:val="both"/>
-        <w:rPr>
-          <w:rFonts w:ascii="Times New Roman" w:hAnsi="Times New Roman" w:cs="Times New Roman"/>
-          <w:b/>
-        </w:rPr>
-      </w:pPr>
-      <w:r>
-        <w:rPr>
-          <w:rFonts w:ascii="Times New Roman" w:hAnsi="Times New Roman" w:cs="Times New Roman"/>
-          <w:b/>
-        </w:rPr>
-        <w:t>objetivos ou hipóteses.</w:t>
-      </w:r>
-    </w:p>
-    <w:p>
-      <w:pPr>
-        <w:tabs>
-          <w:tab w:val="left" w:pos="2400"/>
-        </w:tabs>
-        <w:spacing w:after="0" w:line="360" w:lineRule="auto"/>
-        <w:ind w:firstLine="709"/>
-        <w:jc w:val="both"/>
-        <w:rPr>
-          <w:rFonts w:ascii="Times New Roman" w:hAnsi="Times New Roman" w:cs="Times New Roman"/>
-          <w:b/>
-        </w:rPr>
-      </w:pPr>
-      <w:r>
-        <w:rPr>
-          <w:rFonts w:ascii="Times New Roman" w:hAnsi="Times New Roman" w:cs="Times New Roman"/>
-          <w:b/>
-        </w:rPr>
-        <w:t>A seção Conclusão é a última do texto e dessa forma deve tem a função de</w:t>
-      </w:r>
-    </w:p>
-    <w:p>
-      <w:pPr>
-        <w:tabs>
-          <w:tab w:val="left" w:pos="2400"/>
-        </w:tabs>
-        <w:spacing w:after="0" w:line="360" w:lineRule="auto"/>
-        <w:ind w:firstLine="709"/>
-        <w:jc w:val="both"/>
-        <w:rPr>
-          <w:rFonts w:ascii="Times New Roman" w:hAnsi="Times New Roman" w:cs="Times New Roman"/>
-          <w:b/>
-        </w:rPr>
-      </w:pPr>
-      <w:r>
-        <w:rPr>
-          <w:rFonts w:ascii="Times New Roman" w:hAnsi="Times New Roman" w:cs="Times New Roman"/>
-          <w:b/>
-        </w:rPr>
-        <w:t>finalizar o assunto. Durante a conclusão do trabalho, a discussão deve ser uma</w:t>
-      </w:r>
-    </w:p>
-    <w:p>
-      <w:pPr>
-        <w:tabs>
-          <w:tab w:val="left" w:pos="2400"/>
-        </w:tabs>
-        <w:spacing w:after="0" w:line="360" w:lineRule="auto"/>
-        <w:ind w:firstLine="709"/>
-        <w:jc w:val="both"/>
-        <w:rPr>
-          <w:rFonts w:ascii="Times New Roman" w:hAnsi="Times New Roman" w:cs="Times New Roman"/>
-          <w:b/>
-        </w:rPr>
-      </w:pPr>
-      <w:r>
-        <w:rPr>
-          <w:rFonts w:ascii="Times New Roman" w:hAnsi="Times New Roman" w:cs="Times New Roman"/>
-          <w:b/>
-        </w:rPr>
-        <w:t>consideração objetiva dos resultados apresentados na seção anterior e deve</w:t>
-      </w:r>
-    </w:p>
-    <w:p>
-      <w:pPr>
-        <w:tabs>
-          <w:tab w:val="left" w:pos="2400"/>
-        </w:tabs>
-        <w:spacing w:after="0" w:line="360" w:lineRule="auto"/>
-        <w:ind w:firstLine="709"/>
-        <w:jc w:val="both"/>
-        <w:rPr>
-          <w:rFonts w:ascii="Times New Roman" w:hAnsi="Times New Roman" w:cs="Times New Roman"/>
-          <w:b/>
-        </w:rPr>
-      </w:pPr>
-      <w:r>
-        <w:rPr>
-          <w:rFonts w:ascii="Times New Roman" w:hAnsi="Times New Roman" w:cs="Times New Roman"/>
-          <w:b/>
-        </w:rPr>
-        <w:t>conduzir com naturalidade às suas principais conclusões.</w:t>
-      </w:r>
-    </w:p>
-    <w:p>
-      <w:pPr>
-        <w:tabs>
-          <w:tab w:val="left" w:pos="2400"/>
-        </w:tabs>
-        <w:spacing w:after="0" w:line="360" w:lineRule="auto"/>
-        <w:ind w:firstLine="709"/>
-        <w:jc w:val="both"/>
-        <w:rPr>
-          <w:rFonts w:ascii="Times New Roman" w:hAnsi="Times New Roman" w:cs="Times New Roman"/>
-          <w:b/>
-        </w:rPr>
-      </w:pPr>
-      <w:r>
-        <w:rPr>
-          <w:rFonts w:ascii="Times New Roman" w:hAnsi="Times New Roman" w:cs="Times New Roman"/>
-          <w:b/>
-        </w:rPr>
-        <w:t>Deve-se fazer referência a qualquer esclarecimento adicional sobre os</w:t>
-      </w:r>
-    </w:p>
-    <w:p>
-      <w:pPr>
-        <w:tabs>
-          <w:tab w:val="left" w:pos="2400"/>
-        </w:tabs>
-        <w:spacing w:after="0" w:line="360" w:lineRule="auto"/>
-        <w:ind w:firstLine="709"/>
-        <w:jc w:val="both"/>
-        <w:rPr>
-          <w:rFonts w:ascii="Times New Roman" w:hAnsi="Times New Roman" w:cs="Times New Roman"/>
-          <w:b/>
-        </w:rPr>
-      </w:pPr>
-      <w:r>
-        <w:rPr>
-          <w:rFonts w:ascii="Times New Roman" w:hAnsi="Times New Roman" w:cs="Times New Roman"/>
-          <w:b/>
-        </w:rPr>
-        <w:t>problemas levantados na seção Introdução e dizer como o trabalho se enquadra no</w:t>
-      </w:r>
-    </w:p>
-    <w:p>
-      <w:pPr>
-        <w:tabs>
-          <w:tab w:val="left" w:pos="2400"/>
-        </w:tabs>
-        <w:spacing w:after="0" w:line="360" w:lineRule="auto"/>
-        <w:ind w:firstLine="709"/>
-        <w:jc w:val="both"/>
-        <w:rPr>
-          <w:rFonts w:ascii="Times New Roman" w:hAnsi="Times New Roman" w:cs="Times New Roman"/>
-          <w:b/>
-        </w:rPr>
-      </w:pPr>
-      <w:r>
-        <w:rPr>
-          <w:rFonts w:ascii="Times New Roman" w:hAnsi="Times New Roman" w:cs="Times New Roman"/>
-          <w:b/>
-        </w:rPr>
-        <w:t>conjunto das investigações precedentes.</w:t>
-      </w:r>
-    </w:p>
-    <w:p>
-      <w:pPr>
-        <w:tabs>
-          <w:tab w:val="left" w:pos="2400"/>
-        </w:tabs>
-        <w:spacing w:after="0" w:line="360" w:lineRule="auto"/>
-        <w:ind w:firstLine="709"/>
-        <w:jc w:val="both"/>
-        <w:rPr>
-          <w:rFonts w:ascii="Times New Roman" w:hAnsi="Times New Roman" w:cs="Times New Roman"/>
-          <w:b/>
-        </w:rPr>
-      </w:pPr>
-      <w:r>
-        <w:rPr>
-          <w:rFonts w:ascii="Times New Roman" w:hAnsi="Times New Roman" w:cs="Times New Roman"/>
-          <w:b/>
-        </w:rPr>
-        <w:t>Referências ao que foi feito devem ser escritas com o verbo no passado, para</w:t>
-      </w:r>
-    </w:p>
-    <w:p>
-      <w:pPr>
-        <w:tabs>
-          <w:tab w:val="left" w:pos="2400"/>
-        </w:tabs>
-        <w:spacing w:after="0" w:line="360" w:lineRule="auto"/>
-        <w:ind w:firstLine="709"/>
-        <w:jc w:val="both"/>
-        <w:rPr>
-          <w:rFonts w:ascii="Times New Roman" w:hAnsi="Times New Roman" w:cs="Times New Roman"/>
-          <w:b/>
-        </w:rPr>
-      </w:pPr>
-      <w:r>
-        <w:rPr>
-          <w:rFonts w:ascii="Times New Roman" w:hAnsi="Times New Roman" w:cs="Times New Roman"/>
-          <w:b/>
-        </w:rPr>
-        <w:t>sublinhar que se está comentando o trabalho relatado. Porém, quando se referir a</w:t>
-      </w:r>
-    </w:p>
-    <w:p>
-      <w:pPr>
-        <w:tabs>
-          <w:tab w:val="left" w:pos="2400"/>
-        </w:tabs>
-        <w:spacing w:after="0" w:line="360" w:lineRule="auto"/>
-        <w:ind w:firstLine="709"/>
-        <w:jc w:val="both"/>
-        <w:rPr>
-          <w:rFonts w:ascii="Times New Roman" w:hAnsi="Times New Roman" w:cs="Times New Roman"/>
-          <w:b/>
-        </w:rPr>
-      </w:pPr>
-      <w:r>
-        <w:rPr>
-          <w:rFonts w:ascii="Times New Roman" w:hAnsi="Times New Roman" w:cs="Times New Roman"/>
-          <w:b/>
-        </w:rPr>
-        <w:t>fatos, o texto deve ser escrito no presente.</w:t>
-      </w:r>
-    </w:p>
-    <w:p>
-      <w:pPr>
-        <w:tabs>
-          <w:tab w:val="left" w:pos="2400"/>
-        </w:tabs>
-        <w:spacing w:after="0" w:line="360" w:lineRule="auto"/>
-        <w:ind w:firstLine="709"/>
-        <w:jc w:val="both"/>
-        <w:rPr>
-          <w:rFonts w:ascii="Times New Roman" w:hAnsi="Times New Roman" w:cs="Times New Roman"/>
-          <w:b/>
-        </w:rPr>
-      </w:pPr>
-      <w:r>
-        <w:rPr>
-          <w:rFonts w:ascii="Times New Roman" w:hAnsi="Times New Roman" w:cs="Times New Roman"/>
-          <w:b/>
-        </w:rPr>
-        <w:t>A rigorosidade de o autor apresentar a discussão dentro de um ritual filosófico</w:t>
-      </w:r>
-    </w:p>
-    <w:p>
-      <w:pPr>
-        <w:tabs>
-          <w:tab w:val="left" w:pos="2400"/>
-        </w:tabs>
-        <w:spacing w:after="0" w:line="360" w:lineRule="auto"/>
-        <w:ind w:firstLine="709"/>
-        <w:jc w:val="both"/>
-        <w:rPr>
-          <w:rFonts w:ascii="Times New Roman" w:hAnsi="Times New Roman" w:cs="Times New Roman"/>
-          <w:b/>
-        </w:rPr>
-      </w:pPr>
-      <w:r>
-        <w:rPr>
-          <w:rFonts w:ascii="Times New Roman" w:hAnsi="Times New Roman" w:cs="Times New Roman"/>
-          <w:b/>
-        </w:rPr>
-        <w:t>inexiste, mas é imprescindível que comunique seu ponto de vista ou o seu achado</w:t>
-      </w:r>
-    </w:p>
-    <w:p>
-      <w:pPr>
-        <w:tabs>
-          <w:tab w:val="left" w:pos="2400"/>
-        </w:tabs>
-        <w:spacing w:after="0" w:line="360" w:lineRule="auto"/>
-        <w:ind w:firstLine="709"/>
-        <w:jc w:val="both"/>
-        <w:rPr>
-          <w:rFonts w:ascii="Times New Roman" w:hAnsi="Times New Roman" w:cs="Times New Roman"/>
-          <w:b/>
-        </w:rPr>
-      </w:pPr>
-      <w:r>
-        <w:rPr>
-          <w:rFonts w:ascii="Times New Roman" w:hAnsi="Times New Roman" w:cs="Times New Roman"/>
-          <w:b/>
-        </w:rPr>
-        <w:t>de maneira racional e assim tenha condições de demonstrar a tese que está</w:t>
-      </w:r>
-    </w:p>
-    <w:p>
-      <w:pPr>
-        <w:tabs>
-          <w:tab w:val="left" w:pos="2400"/>
-        </w:tabs>
-        <w:spacing w:after="0" w:line="360" w:lineRule="auto"/>
-        <w:ind w:firstLine="709"/>
-        <w:jc w:val="both"/>
-        <w:rPr>
-          <w:rFonts w:ascii="Times New Roman" w:hAnsi="Times New Roman" w:cs="Times New Roman"/>
-          <w:b/>
-        </w:rPr>
-      </w:pPr>
-      <w:r>
-        <w:rPr>
-          <w:rFonts w:ascii="Times New Roman" w:hAnsi="Times New Roman" w:cs="Times New Roman"/>
-          <w:b/>
-        </w:rPr>
-        <w:t>defendendo.</w:t>
-      </w:r>
-    </w:p>
-    <w:p>
-      <w:pPr>
-        <w:tabs>
-          <w:tab w:val="left" w:pos="2400"/>
-        </w:tabs>
-        <w:spacing w:after="0" w:line="360" w:lineRule="auto"/>
-        <w:ind w:firstLine="709"/>
-        <w:jc w:val="both"/>
-        <w:rPr>
-          <w:rFonts w:ascii="Times New Roman" w:hAnsi="Times New Roman" w:cs="Times New Roman"/>
-          <w:b/>
-        </w:rPr>
-      </w:pPr>
-      <w:r>
-        <w:rPr>
-          <w:rFonts w:ascii="Times New Roman" w:hAnsi="Times New Roman" w:cs="Times New Roman"/>
-          <w:b/>
-        </w:rPr>
-        <w:t>A conclusão deve proporcionar um resumo sintético, porém completo, da</w:t>
-      </w:r>
-    </w:p>
-    <w:p>
-      <w:pPr>
-        <w:tabs>
-          <w:tab w:val="left" w:pos="2400"/>
-        </w:tabs>
-        <w:spacing w:after="0" w:line="360" w:lineRule="auto"/>
-        <w:ind w:firstLine="709"/>
-        <w:jc w:val="both"/>
-        <w:rPr>
-          <w:rFonts w:ascii="Times New Roman" w:hAnsi="Times New Roman" w:cs="Times New Roman"/>
-          <w:b/>
-        </w:rPr>
-      </w:pPr>
-      <w:r>
-        <w:rPr>
-          <w:rFonts w:ascii="Times New Roman" w:hAnsi="Times New Roman" w:cs="Times New Roman"/>
-          <w:b/>
-        </w:rPr>
-        <w:t>argumentação, das provas e os exemplos abordados nas duas primeiras partes do</w:t>
-      </w:r>
-    </w:p>
-    <w:p>
-      <w:pPr>
-        <w:tabs>
-          <w:tab w:val="left" w:pos="2400"/>
-        </w:tabs>
-        <w:spacing w:after="0" w:line="360" w:lineRule="auto"/>
-        <w:ind w:firstLine="709"/>
-        <w:jc w:val="both"/>
-        <w:rPr>
-          <w:rFonts w:ascii="Times New Roman" w:hAnsi="Times New Roman" w:cs="Times New Roman"/>
-          <w:b/>
-        </w:rPr>
-      </w:pPr>
-      <w:r>
-        <w:rPr>
-          <w:rFonts w:ascii="Times New Roman" w:hAnsi="Times New Roman" w:cs="Times New Roman"/>
-          <w:b/>
-        </w:rPr>
-        <w:lastRenderedPageBreak/>
-        <w:t>trabalho (introdução e desenvolvimento). A conclusão deve relacionar, em primeiro</w:t>
-      </w:r>
-    </w:p>
-    <w:p>
-      <w:pPr>
-        <w:tabs>
-          <w:tab w:val="left" w:pos="2400"/>
-        </w:tabs>
-        <w:spacing w:after="0" w:line="360" w:lineRule="auto"/>
-        <w:ind w:firstLine="709"/>
-        <w:jc w:val="both"/>
-        <w:rPr>
-          <w:rFonts w:ascii="Times New Roman" w:hAnsi="Times New Roman" w:cs="Times New Roman"/>
-          <w:b/>
-        </w:rPr>
-      </w:pPr>
-      <w:r>
-        <w:rPr>
-          <w:rFonts w:ascii="Times New Roman" w:hAnsi="Times New Roman" w:cs="Times New Roman"/>
-          <w:b/>
-        </w:rPr>
-        <w:t>lugar, as diversas partes da argumentação, unir as ideias desenvolvidas. É por isso</w:t>
-      </w:r>
-    </w:p>
-    <w:p>
-      <w:pPr>
-        <w:tabs>
-          <w:tab w:val="left" w:pos="2400"/>
-        </w:tabs>
-        <w:spacing w:after="0" w:line="360" w:lineRule="auto"/>
-        <w:ind w:firstLine="709"/>
-        <w:jc w:val="both"/>
-        <w:rPr>
-          <w:rFonts w:ascii="Times New Roman" w:hAnsi="Times New Roman" w:cs="Times New Roman"/>
-          <w:b/>
-        </w:rPr>
-      </w:pPr>
-      <w:r>
-        <w:rPr>
-          <w:rFonts w:ascii="Times New Roman" w:hAnsi="Times New Roman" w:cs="Times New Roman"/>
-          <w:b/>
-        </w:rPr>
-        <w:t>que se diz que, em certo sentido, a conclusão é uma volta à introdução.</w:t>
-      </w:r>
-    </w:p>
-    <w:p>
-      <w:pPr>
-        <w:tabs>
-          <w:tab w:val="left" w:pos="2400"/>
-        </w:tabs>
-        <w:spacing w:after="0" w:line="360" w:lineRule="auto"/>
-        <w:ind w:firstLine="709"/>
-        <w:jc w:val="both"/>
-        <w:rPr>
-          <w:rFonts w:ascii="Times New Roman" w:hAnsi="Times New Roman" w:cs="Times New Roman"/>
-          <w:b/>
-        </w:rPr>
-      </w:pPr>
-      <w:r>
-        <w:rPr>
-          <w:rFonts w:ascii="Times New Roman" w:hAnsi="Times New Roman" w:cs="Times New Roman"/>
-          <w:b/>
-        </w:rPr>
-        <w:t>A informação que se inclui nessa seção depende em grande parte dos</w:t>
-      </w:r>
-    </w:p>
-    <w:p>
-      <w:pPr>
-        <w:tabs>
-          <w:tab w:val="left" w:pos="2400"/>
-        </w:tabs>
-        <w:spacing w:after="0" w:line="360" w:lineRule="auto"/>
-        <w:ind w:firstLine="709"/>
-        <w:jc w:val="both"/>
-        <w:rPr>
-          <w:rFonts w:ascii="Times New Roman" w:hAnsi="Times New Roman" w:cs="Times New Roman"/>
-          <w:b/>
-        </w:rPr>
-      </w:pPr>
-      <w:r>
-        <w:rPr>
-          <w:rFonts w:ascii="Times New Roman" w:hAnsi="Times New Roman" w:cs="Times New Roman"/>
-          <w:b/>
-        </w:rPr>
-        <w:t>resultados do estudo apresentado. Entretanto, o movimento específico-para-geral é</w:t>
-      </w:r>
-    </w:p>
-    <w:p>
-      <w:pPr>
-        <w:tabs>
-          <w:tab w:val="left" w:pos="2400"/>
-        </w:tabs>
-        <w:spacing w:after="0" w:line="360" w:lineRule="auto"/>
-        <w:ind w:firstLine="709"/>
-        <w:jc w:val="both"/>
-        <w:rPr>
-          <w:rFonts w:ascii="Times New Roman" w:hAnsi="Times New Roman" w:cs="Times New Roman"/>
-          <w:b/>
-        </w:rPr>
-      </w:pPr>
-      <w:r>
-        <w:rPr>
-          <w:rFonts w:ascii="Times New Roman" w:hAnsi="Times New Roman" w:cs="Times New Roman"/>
-          <w:b/>
-        </w:rPr>
-        <w:t>uma convenção que a maioria dos escritores segue. Os tipos de informação que se</w:t>
-      </w:r>
-    </w:p>
-    <w:p>
-      <w:pPr>
-        <w:tabs>
-          <w:tab w:val="left" w:pos="2400"/>
-        </w:tabs>
-        <w:spacing w:after="0" w:line="360" w:lineRule="auto"/>
-        <w:ind w:firstLine="709"/>
-        <w:jc w:val="both"/>
-        <w:rPr>
-          <w:rFonts w:ascii="Times New Roman" w:hAnsi="Times New Roman" w:cs="Times New Roman"/>
-          <w:b/>
-        </w:rPr>
-      </w:pPr>
-      <w:r>
-        <w:rPr>
-          <w:rFonts w:ascii="Times New Roman" w:hAnsi="Times New Roman" w:cs="Times New Roman"/>
-          <w:b/>
-        </w:rPr>
-        <w:t>pode incluir na seção Conclusão não são fixos, no entanto os primeiros elementos</w:t>
-      </w:r>
-    </w:p>
-    <w:p>
-      <w:pPr>
-        <w:tabs>
-          <w:tab w:val="left" w:pos="2400"/>
-        </w:tabs>
-        <w:spacing w:after="0" w:line="360" w:lineRule="auto"/>
-        <w:ind w:firstLine="709"/>
-        <w:jc w:val="both"/>
-        <w:rPr>
-          <w:rFonts w:ascii="Times New Roman" w:hAnsi="Times New Roman" w:cs="Times New Roman"/>
-          <w:b/>
-        </w:rPr>
-      </w:pPr>
-      <w:r>
-        <w:rPr>
-          <w:rFonts w:ascii="Times New Roman" w:hAnsi="Times New Roman" w:cs="Times New Roman"/>
-          <w:b/>
-        </w:rPr>
-        <w:t>são tipicamente aqueles que se referem mais diretamente ao estudo e aos</w:t>
-      </w:r>
-    </w:p>
-    <w:p>
-      <w:pPr>
-        <w:tabs>
-          <w:tab w:val="left" w:pos="2400"/>
-        </w:tabs>
-        <w:spacing w:after="0" w:line="360" w:lineRule="auto"/>
-        <w:ind w:firstLine="709"/>
-        <w:jc w:val="both"/>
-        <w:rPr>
-          <w:rFonts w:ascii="Times New Roman" w:hAnsi="Times New Roman" w:cs="Times New Roman"/>
-          <w:b/>
-        </w:rPr>
-      </w:pPr>
-      <w:r>
-        <w:rPr>
-          <w:rFonts w:ascii="Times New Roman" w:hAnsi="Times New Roman" w:cs="Times New Roman"/>
-          <w:b/>
-        </w:rPr>
-        <w:t>resultados.</w:t>
-      </w:r>
-    </w:p>
-    <w:p>
-      <w:pPr>
-        <w:tabs>
-          <w:tab w:val="left" w:pos="2400"/>
-        </w:tabs>
-        <w:spacing w:after="0" w:line="360" w:lineRule="auto"/>
-        <w:ind w:firstLine="709"/>
-        <w:jc w:val="both"/>
-        <w:rPr>
-          <w:rFonts w:ascii="Times New Roman" w:hAnsi="Times New Roman" w:cs="Times New Roman"/>
-          <w:b/>
-        </w:rPr>
-      </w:pPr>
-    </w:p>
-    <w:p>
-      <w:pPr>
-        <w:tabs>
-          <w:tab w:val="left" w:pos="2400"/>
-        </w:tabs>
-        <w:spacing w:after="0" w:line="360" w:lineRule="auto"/>
-        <w:ind w:firstLine="709"/>
-        <w:jc w:val="both"/>
-        <w:rPr>
-          <w:rFonts w:ascii="Times New Roman" w:hAnsi="Times New Roman" w:cs="Times New Roman"/>
-          <w:b/>
-        </w:rPr>
-      </w:pPr>
-    </w:p>
-    <w:p>
-      <w:pPr>
-        <w:tabs>
-          <w:tab w:val="left" w:pos="2400"/>
-        </w:tabs>
-        <w:spacing w:after="0" w:line="360" w:lineRule="auto"/>
-        <w:ind w:firstLine="709"/>
-        <w:jc w:val="both"/>
-        <w:rPr>
-          <w:rFonts w:ascii="Times New Roman" w:hAnsi="Times New Roman" w:cs="Times New Roman"/>
-          <w:b/>
-        </w:rPr>
-      </w:pPr>
-    </w:p>
-    <w:p>
-      <w:pPr>
-        <w:tabs>
-          <w:tab w:val="left" w:pos="2400"/>
-        </w:tabs>
-        <w:spacing w:after="0" w:line="360" w:lineRule="auto"/>
-        <w:ind w:firstLine="709"/>
-        <w:jc w:val="both"/>
-        <w:rPr>
-          <w:rFonts w:ascii="Times New Roman" w:hAnsi="Times New Roman" w:cs="Times New Roman"/>
-          <w:b/>
-        </w:rPr>
-      </w:pPr>
-    </w:p>
-    <w:p>
-      <w:pPr>
-        <w:tabs>
-          <w:tab w:val="left" w:pos="2400"/>
-        </w:tabs>
-        <w:spacing w:after="0" w:line="360" w:lineRule="auto"/>
-        <w:ind w:firstLine="709"/>
-        <w:jc w:val="both"/>
-        <w:rPr>
-          <w:rFonts w:ascii="Times New Roman" w:hAnsi="Times New Roman" w:cs="Times New Roman"/>
-          <w:b/>
-        </w:rPr>
-      </w:pPr>
-    </w:p>
-    <w:p>
-      <w:pPr>
-        <w:tabs>
-          <w:tab w:val="left" w:pos="2400"/>
-        </w:tabs>
-        <w:spacing w:after="0" w:line="360" w:lineRule="auto"/>
-        <w:ind w:firstLine="709"/>
-        <w:jc w:val="both"/>
-        <w:rPr>
-          <w:rFonts w:ascii="Times New Roman" w:hAnsi="Times New Roman" w:cs="Times New Roman"/>
-          <w:b/>
-        </w:rPr>
-      </w:pPr>
-    </w:p>
-    <w:p>
-      <w:pPr>
-        <w:tabs>
-          <w:tab w:val="left" w:pos="2400"/>
-        </w:tabs>
-        <w:spacing w:after="0" w:line="360" w:lineRule="auto"/>
-        <w:ind w:firstLine="709"/>
-        <w:jc w:val="both"/>
-        <w:rPr>
-          <w:rFonts w:ascii="Times New Roman" w:hAnsi="Times New Roman" w:cs="Times New Roman"/>
-          <w:b/>
-        </w:rPr>
-      </w:pPr>
-    </w:p>
-    <w:p>
-      <w:pPr>
-        <w:tabs>
-          <w:tab w:val="left" w:pos="2400"/>
-        </w:tabs>
-        <w:spacing w:after="0" w:line="360" w:lineRule="auto"/>
-        <w:ind w:left="709" w:hanging="709"/>
-        <w:outlineLvl w:val="0"/>
-        <w:rPr>
-          <w:rFonts w:ascii="Times New Roman" w:hAnsi="Times New Roman" w:cs="Times New Roman"/>
-          <w:b/>
-        </w:rPr>
-      </w:pPr>
-    </w:p>
-    <w:p>
-      <w:pPr>
-        <w:tabs>
-          <w:tab w:val="left" w:pos="2400"/>
-        </w:tabs>
-        <w:spacing w:after="0" w:line="360" w:lineRule="auto"/>
-        <w:ind w:left="709" w:hanging="709"/>
-        <w:outlineLvl w:val="0"/>
-        <w:rPr>
-          <w:rFonts w:ascii="Times New Roman" w:hAnsi="Times New Roman" w:cs="Times New Roman"/>
-          <w:b/>
-        </w:rPr>
-      </w:pPr>
-      <w:bookmarkStart w:id="9" w:name="_Toc205989576"/>
-      <w:r>
-        <w:rPr>
-          <w:rFonts w:ascii="Times New Roman" w:hAnsi="Times New Roman" w:cs="Times New Roman"/>
-          <w:b/>
-        </w:rPr>
-        <w:t>7 REFERÊNCIAS</w:t>
-      </w:r>
-      <w:bookmarkEnd w:id="9"/>
-    </w:p>
-    <w:p>
-      <w:pPr>
-        <w:tabs>
-          <w:tab w:val="left" w:pos="2400"/>
-        </w:tabs>
-        <w:spacing w:after="0" w:line="360" w:lineRule="auto"/>
-        <w:ind w:firstLine="709"/>
-        <w:jc w:val="both"/>
-        <w:rPr>
-          <w:rFonts w:ascii="Times New Roman" w:hAnsi="Times New Roman" w:cs="Times New Roman"/>
-          <w:b/>
-          <w:sz w:val="24"/>
-          <w:szCs w:val="24"/>
-        </w:rPr>
-      </w:pPr>
-      <w:r>
-        <w:rPr>
-          <w:rFonts w:ascii="Times New Roman" w:hAnsi="Times New Roman" w:cs="Times New Roman"/>
-          <w:b/>
-          <w:sz w:val="24"/>
-          <w:szCs w:val="24"/>
-        </w:rPr>
-        <w:t>Referências:</w:t>
-      </w:r>
-    </w:p>
-    <w:p>
-      <w:pPr>
-        <w:tabs>
-          <w:tab w:val="left" w:pos="2400"/>
-        </w:tabs>
-        <w:spacing w:after="0" w:line="360" w:lineRule="auto"/>
-        <w:ind w:firstLine="709"/>
-        <w:jc w:val="both"/>
-        <w:rPr>
-          <w:rFonts w:ascii="Times New Roman" w:hAnsi="Times New Roman" w:cs="Times New Roman"/>
-          <w:b/>
-          <w:sz w:val="24"/>
-          <w:szCs w:val="24"/>
-        </w:rPr>
-      </w:pPr>
-      <w:r>
-        <w:rPr>
-          <w:rFonts w:ascii="Times New Roman" w:hAnsi="Times New Roman" w:cs="Times New Roman"/>
-          <w:b/>
-          <w:sz w:val="24"/>
-          <w:szCs w:val="24"/>
-        </w:rPr>
-        <w:t>Na seguinte ordem:</w:t>
-      </w:r>
-    </w:p>
-    <w:p>
-      <w:pPr>
-        <w:tabs>
-          <w:tab w:val="left" w:pos="2400"/>
-        </w:tabs>
-        <w:spacing w:after="0" w:line="360" w:lineRule="auto"/>
-        <w:ind w:firstLine="709"/>
-        <w:jc w:val="both"/>
-        <w:rPr>
-          <w:rFonts w:ascii="Times New Roman" w:hAnsi="Times New Roman" w:cs="Times New Roman"/>
-          <w:b/>
-          <w:sz w:val="24"/>
-          <w:szCs w:val="24"/>
-        </w:rPr>
-      </w:pPr>
-      <w:r>
-        <w:rPr>
-          <w:rFonts w:ascii="Times New Roman" w:hAnsi="Times New Roman" w:cs="Times New Roman"/>
-          <w:b/>
-          <w:sz w:val="24"/>
-          <w:szCs w:val="24"/>
-        </w:rPr>
-        <w:t>autor (es). título. local: editora, data de publicação.</w:t>
-      </w:r>
-    </w:p>
-    <w:p>
-      <w:pPr>
-        <w:tabs>
-          <w:tab w:val="left" w:pos="2400"/>
-        </w:tabs>
-        <w:spacing w:after="0" w:line="360" w:lineRule="auto"/>
-        <w:ind w:firstLine="709"/>
-        <w:jc w:val="both"/>
-        <w:rPr>
-          <w:rFonts w:ascii="Times New Roman" w:hAnsi="Times New Roman" w:cs="Times New Roman"/>
-          <w:b/>
-          <w:sz w:val="24"/>
-          <w:szCs w:val="24"/>
-        </w:rPr>
-      </w:pPr>
-    </w:p>
-    <w:p>
-      <w:pPr>
-        <w:tabs>
-          <w:tab w:val="left" w:pos="2400"/>
-        </w:tabs>
-        <w:spacing w:after="0" w:line="360" w:lineRule="auto"/>
-        <w:ind w:firstLine="709"/>
-        <w:jc w:val="both"/>
-        <w:rPr>
-          <w:rFonts w:ascii="Times New Roman" w:hAnsi="Times New Roman" w:cs="Times New Roman"/>
-          <w:b/>
-          <w:sz w:val="24"/>
-          <w:szCs w:val="24"/>
-        </w:rPr>
-      </w:pPr>
-      <w:r>
-        <w:rPr>
-          <w:rFonts w:ascii="Times New Roman" w:hAnsi="Times New Roman" w:cs="Times New Roman"/>
-          <w:b/>
-          <w:sz w:val="24"/>
-          <w:szCs w:val="24"/>
-        </w:rPr>
-        <w:t>Deverão ser apresentadas em ordem alfabética, independente do suporte.</w:t>
-      </w:r>
-    </w:p>
-    <w:p>
-      <w:pPr>
-        <w:tabs>
-          <w:tab w:val="left" w:pos="2400"/>
-        </w:tabs>
-        <w:spacing w:after="0" w:line="360" w:lineRule="auto"/>
-        <w:ind w:firstLine="709"/>
-        <w:jc w:val="both"/>
-        <w:rPr>
-          <w:rFonts w:ascii="Times New Roman" w:hAnsi="Times New Roman" w:cs="Times New Roman"/>
-          <w:b/>
-          <w:sz w:val="24"/>
-          <w:szCs w:val="24"/>
-        </w:rPr>
-      </w:pPr>
-      <w:r>
-        <w:rPr>
-          <w:rFonts w:ascii="Times New Roman" w:hAnsi="Times New Roman" w:cs="Times New Roman"/>
-          <w:b/>
-          <w:sz w:val="24"/>
-          <w:szCs w:val="24"/>
-        </w:rPr>
-        <w:t>Devem ser alinhadas à margem esquerda, utilizando espaçamento simples e</w:t>
-      </w:r>
-    </w:p>
-    <w:p>
-      <w:pPr>
-        <w:tabs>
-          <w:tab w:val="left" w:pos="2400"/>
-        </w:tabs>
-        <w:spacing w:after="0" w:line="360" w:lineRule="auto"/>
-        <w:ind w:firstLine="709"/>
-        <w:jc w:val="both"/>
-        <w:rPr>
-          <w:rFonts w:ascii="Times New Roman" w:hAnsi="Times New Roman" w:cs="Times New Roman"/>
-          <w:b/>
-          <w:sz w:val="24"/>
-          <w:szCs w:val="24"/>
-        </w:rPr>
-      </w:pPr>
-      <w:r>
-        <w:rPr>
-          <w:rFonts w:ascii="Times New Roman" w:hAnsi="Times New Roman" w:cs="Times New Roman"/>
-          <w:b/>
-          <w:sz w:val="24"/>
-          <w:szCs w:val="24"/>
-        </w:rPr>
-        <w:t>separadas entre si por espaços simples.</w:t>
-      </w:r>
-    </w:p>
-    <w:p>
-      <w:pPr>
-        <w:tabs>
-          <w:tab w:val="left" w:pos="2400"/>
-        </w:tabs>
-        <w:spacing w:after="0" w:line="360" w:lineRule="auto"/>
-        <w:ind w:firstLine="709"/>
-        <w:jc w:val="both"/>
-        <w:rPr>
-          <w:rFonts w:ascii="Times New Roman" w:hAnsi="Times New Roman" w:cs="Times New Roman"/>
-          <w:b/>
-          <w:sz w:val="24"/>
-          <w:szCs w:val="24"/>
-        </w:rPr>
-      </w:pPr>
-      <w:r>
-        <w:rPr>
-          <w:rFonts w:ascii="Times New Roman" w:hAnsi="Times New Roman" w:cs="Times New Roman"/>
-          <w:b/>
-          <w:sz w:val="24"/>
-          <w:szCs w:val="24"/>
-        </w:rPr>
-        <w:t xml:space="preserve">Quando não for possível determinar o local, utiliza-se a expressão </w:t>
+        <w:t xml:space="preserve">Quando a editora não puder ser identificada, deve-se indicar a expressão </w:t>
       </w:r>
       <w:proofErr w:type="spellStart"/>
       <w:r>
@@ -5798,96 +6372,6 @@
         <w:t>sine</w:t>
       </w:r>
       <w:proofErr w:type="spellEnd"/>
-      <w:r>
-        <w:rPr>
-          <w:rFonts w:ascii="Times New Roman" w:hAnsi="Times New Roman" w:cs="Times New Roman"/>
-          <w:b/>
-          <w:sz w:val="24"/>
-          <w:szCs w:val="24"/>
-        </w:rPr>
-        <w:t xml:space="preserve"> loco,</w:t>
-      </w:r>
-    </w:p>
-    <w:p>
-      <w:pPr>
-        <w:tabs>
-          <w:tab w:val="left" w:pos="2400"/>
-        </w:tabs>
-        <w:spacing w:after="0" w:line="360" w:lineRule="auto"/>
-        <w:ind w:firstLine="709"/>
-        <w:jc w:val="both"/>
-        <w:rPr>
-          <w:rFonts w:ascii="Times New Roman" w:hAnsi="Times New Roman" w:cs="Times New Roman"/>
-          <w:b/>
-          <w:sz w:val="24"/>
-          <w:szCs w:val="24"/>
-        </w:rPr>
-      </w:pPr>
-      <w:r>
-        <w:rPr>
-          <w:rFonts w:ascii="Times New Roman" w:hAnsi="Times New Roman" w:cs="Times New Roman"/>
-          <w:b/>
-          <w:sz w:val="24"/>
-          <w:szCs w:val="24"/>
-        </w:rPr>
-        <w:t>abreviada, entre colchetes [</w:t>
-      </w:r>
-      <w:proofErr w:type="spellStart"/>
-      <w:r>
-        <w:rPr>
-          <w:rFonts w:ascii="Times New Roman" w:hAnsi="Times New Roman" w:cs="Times New Roman"/>
-          <w:b/>
-          <w:sz w:val="24"/>
-          <w:szCs w:val="24"/>
-        </w:rPr>
-        <w:t>S.l</w:t>
-      </w:r>
-      <w:proofErr w:type="spellEnd"/>
-      <w:r>
-        <w:rPr>
-          <w:rFonts w:ascii="Times New Roman" w:hAnsi="Times New Roman" w:cs="Times New Roman"/>
-          <w:b/>
-          <w:sz w:val="24"/>
-          <w:szCs w:val="24"/>
-        </w:rPr>
-        <w:t>.]</w:t>
-      </w:r>
-    </w:p>
-    <w:p>
-      <w:pPr>
-        <w:tabs>
-          <w:tab w:val="left" w:pos="2400"/>
-        </w:tabs>
-        <w:spacing w:after="0" w:line="360" w:lineRule="auto"/>
-        <w:ind w:firstLine="709"/>
-        <w:jc w:val="both"/>
-        <w:rPr>
-          <w:rFonts w:ascii="Times New Roman" w:hAnsi="Times New Roman" w:cs="Times New Roman"/>
-          <w:b/>
-          <w:sz w:val="24"/>
-          <w:szCs w:val="24"/>
-        </w:rPr>
-      </w:pPr>
-      <w:r>
-        <w:rPr>
-          <w:rFonts w:ascii="Times New Roman" w:hAnsi="Times New Roman" w:cs="Times New Roman"/>
-          <w:b/>
-          <w:sz w:val="24"/>
-          <w:szCs w:val="24"/>
-        </w:rPr>
-        <w:t xml:space="preserve">Quando a editora não puder ser identificada, deve-se indicar a expressão </w:t>
-      </w:r>
-      <w:proofErr w:type="spellStart"/>
-      <w:r>
-        <w:rPr>
-          <w:rFonts w:ascii="Times New Roman" w:hAnsi="Times New Roman" w:cs="Times New Roman"/>
-          <w:b/>
-          <w:sz w:val="24"/>
-          <w:szCs w:val="24"/>
-        </w:rPr>
-        <w:t>sine</w:t>
-      </w:r>
-      <w:proofErr w:type="spellEnd"/>
     </w:p>
     <w:p>
       <w:pPr>
@@ -5915,7 +6399,7 @@
       </w:r>
     </w:p>
     <w:sectPr>
-      <w:headerReference w:type="default" r:id="rId9"/>
+      <w:headerReference w:type="default" r:id="rId11"/>
       <w:pgSz w:w="11906" w:h="16838"/>
       <w:pgMar w:top="1417" w:right="1701" w:bottom="1417" w:left="1701" w:header="850" w:footer="850" w:gutter="0"/>
       <w:cols w:space="708"/>
@@ -6968,7 +7452,7 @@
 </file>
 
 <file path=customXml/itemProps1.xml><?xml version="1.0" encoding="utf-8"?>
-<ds:datastoreItem xmlns:ds="http://schemas.openxmlformats.org/officeDocument/2006/customXml" ds:itemID="{EBA4A2F8-32F1-4338-A449-38227844FCB1}">
+<ds:datastoreItem xmlns:ds="http://schemas.openxmlformats.org/officeDocument/2006/customXml" ds:itemID="{DBF3A1B2-3366-44CD-BD5E-69296B3CCF3E}">
   <ds:schemaRefs>
     <ds:schemaRef ds:uri="http://schemas.openxmlformats.org/officeDocument/2006/bibliography"/>
   </ds:schemaRefs>
